--- a/Tropy_ED_Quarto/_book/Gérer-un-corpus-d-images-avec-Tropy.docx
+++ b/Tropy_ED_Quarto/_book/Gérer-un-corpus-d-images-avec-Tropy.docx
@@ -7,37 +7,7 @@
         <w:pStyle w:val="Title"/>
       </w:pPr>
       <w:r>
-        <w:t xml:space="preserve">Gérer</w:t>
-      </w:r>
-      <w:r>
-        <w:t xml:space="preserve"> </w:t>
-      </w:r>
-      <w:r>
-        <w:t xml:space="preserve">un</w:t>
-      </w:r>
-      <w:r>
-        <w:t xml:space="preserve"> </w:t>
-      </w:r>
-      <w:r>
-        <w:t xml:space="preserve">corpus</w:t>
-      </w:r>
-      <w:r>
-        <w:t xml:space="preserve"> </w:t>
-      </w:r>
-      <w:r>
-        <w:t xml:space="preserve">d’images</w:t>
-      </w:r>
-      <w:r>
-        <w:t xml:space="preserve"> </w:t>
-      </w:r>
-      <w:r>
-        <w:t xml:space="preserve">avec</w:t>
-      </w:r>
-      <w:r>
-        <w:t xml:space="preserve"> </w:t>
-      </w:r>
-      <w:r>
-        <w:t xml:space="preserve">Tropy</w:t>
+        <w:t xml:space="preserve">Gérer un corpus d’images avec Tropy</w:t>
       </w:r>
     </w:p>
     <w:p>
@@ -45,67 +15,7 @@
         <w:pStyle w:val="Subtitle"/>
       </w:pPr>
       <w:r>
-        <w:t xml:space="preserve">UPPA</w:t>
-      </w:r>
-      <w:r>
-        <w:t xml:space="preserve"> </w:t>
-      </w:r>
-      <w:r>
-        <w:t xml:space="preserve">-</w:t>
-      </w:r>
-      <w:r>
-        <w:t xml:space="preserve"> </w:t>
-      </w:r>
-      <w:r>
-        <w:t xml:space="preserve">ED</w:t>
-      </w:r>
-      <w:r>
-        <w:t xml:space="preserve"> </w:t>
-      </w:r>
-      <w:r>
-        <w:t xml:space="preserve">481</w:t>
-      </w:r>
-      <w:r>
-        <w:t xml:space="preserve"> </w:t>
-      </w:r>
-      <w:r>
-        <w:t xml:space="preserve">SSH</w:t>
-      </w:r>
-      <w:r>
-        <w:t xml:space="preserve"> </w:t>
-      </w:r>
-      <w:r>
-        <w:t xml:space="preserve">/</w:t>
-      </w:r>
-      <w:r>
-        <w:t xml:space="preserve"> </w:t>
-      </w:r>
-      <w:r>
-        <w:t xml:space="preserve">Outils</w:t>
-      </w:r>
-      <w:r>
-        <w:t xml:space="preserve"> </w:t>
-      </w:r>
-      <w:r>
-        <w:t xml:space="preserve">pour</w:t>
-      </w:r>
-      <w:r>
-        <w:t xml:space="preserve"> </w:t>
-      </w:r>
-      <w:r>
-        <w:t xml:space="preserve">les</w:t>
-      </w:r>
-      <w:r>
-        <w:t xml:space="preserve"> </w:t>
-      </w:r>
-      <w:r>
-        <w:t xml:space="preserve">humanités</w:t>
-      </w:r>
-      <w:r>
-        <w:t xml:space="preserve"> </w:t>
-      </w:r>
-      <w:r>
-        <w:t xml:space="preserve">numériques</w:t>
+        <w:t xml:space="preserve">UPPA - ED 481 SSH / Outils pour les humanités numériques</w:t>
       </w:r>
     </w:p>
     <w:p>
@@ -113,13 +23,7 @@
         <w:pStyle w:val="Author"/>
       </w:pPr>
       <w:r>
-        <w:t xml:space="preserve">Julien</w:t>
-      </w:r>
-      <w:r>
-        <w:t xml:space="preserve"> </w:t>
-      </w:r>
-      <w:r>
-        <w:t xml:space="preserve">Rabaud</w:t>
+        <w:t xml:space="preserve">Julien Rabaud</w:t>
       </w:r>
     </w:p>
     <w:p>
@@ -143,19 +47,7 @@
             <w:pStyle w:val="TOCHeading"/>
           </w:pPr>
           <w:r>
-            <w:t xml:space="preserve">Table</w:t>
-          </w:r>
-          <w:r>
-            <w:t xml:space="preserve"> </w:t>
-          </w:r>
-          <w:r>
-            <w:t xml:space="preserve">des</w:t>
-          </w:r>
-          <w:r>
-            <w:t xml:space="preserve"> </w:t>
-          </w:r>
-          <w:r>
-            <w:t xml:space="preserve">matières</w:t>
+            <w:t xml:space="preserve">Table des matières</w:t>
           </w:r>
         </w:p>
         <w:p>
@@ -181,9 +73,8 @@
       <w:tblPr>
         <w:tblStyle w:val="Table"/>
         <w:tblW w:type="pct" w:w="4995"/>
+        <w:tblLayout w:type="fixed"/>
         <w:tblLook w:firstRow="0" w:lastRow="0" w:firstColumn="0" w:lastColumn="0" w:noHBand="0" w:noVBand="0" w:val="0000"/>
-        <w:jc w:val="start"/>
-        <w:tblLayout w:type="fixed"/>
       </w:tblPr>
       <w:tblGrid>
         <w:gridCol w:w="2637"/>
@@ -381,8 +272,8 @@
         <w:r>
           <w:rPr>
             <w:rStyle w:val="Hyperlink"/>
+            <w:b/>
             <w:bCs/>
-            <w:b/>
           </w:rPr>
           <w:t xml:space="preserve">Tropy</w:t>
         </w:r>
@@ -395,8 +286,8 @@
       </w:r>
       <w:r>
         <w:rPr>
+          <w:i/>
           <w:iCs/>
-          <w:i/>
         </w:rPr>
         <w:t xml:space="preserve">open source</w:t>
       </w:r>
@@ -473,52 +364,52 @@
       </w:r>
       <w:r>
         <w:rPr>
+          <w:b/>
           <w:bCs/>
+        </w:rPr>
+        <w:t xml:space="preserve">classer</w:t>
+      </w:r>
+      <w:r>
+        <w:t xml:space="preserve">,</w:t>
+      </w:r>
+      <w:r>
+        <w:t xml:space="preserve"> </w:t>
+      </w:r>
+      <w:r>
+        <w:rPr>
           <w:b/>
-        </w:rPr>
-        <w:t xml:space="preserve">classer</w:t>
-      </w:r>
-      <w:r>
-        <w:t xml:space="preserve">,</w:t>
-      </w:r>
-      <w:r>
-        <w:t xml:space="preserve"> </w:t>
-      </w:r>
-      <w:r>
-        <w:rPr>
           <w:bCs/>
+        </w:rPr>
+        <w:t xml:space="preserve">anoter</w:t>
+      </w:r>
+      <w:r>
+        <w:t xml:space="preserve">, et</w:t>
+      </w:r>
+      <w:r>
+        <w:t xml:space="preserve"> </w:t>
+      </w:r>
+      <w:r>
+        <w:rPr>
           <w:b/>
-        </w:rPr>
-        <w:t xml:space="preserve">anoter</w:t>
-      </w:r>
-      <w:r>
-        <w:t xml:space="preserve">, et</w:t>
-      </w:r>
-      <w:r>
-        <w:t xml:space="preserve"> </w:t>
-      </w:r>
-      <w:r>
-        <w:rPr>
           <w:bCs/>
+        </w:rPr>
+        <w:t xml:space="preserve">organiser</w:t>
+      </w:r>
+      <w:r>
+        <w:t xml:space="preserve"> </w:t>
+      </w:r>
+      <w:r>
+        <w:t xml:space="preserve">des photos et des documents numérisés, comme des archives ou des manuscrits, en vue de faciliter leur utilisation et leur éventuelle publication.</w:t>
+      </w:r>
+    </w:p>
+    <w:p>
+      <w:pPr>
+        <w:pStyle w:val="BodyText"/>
+      </w:pPr>
+      <w:r>
+        <w:rPr>
           <w:b/>
-        </w:rPr>
-        <w:t xml:space="preserve">organiser</w:t>
-      </w:r>
-      <w:r>
-        <w:t xml:space="preserve"> </w:t>
-      </w:r>
-      <w:r>
-        <w:t xml:space="preserve">des photos et des documents numérisés, comme des archives ou des manuscrits, en vue de faciliter leur utilisation et leur éventuelle publication.</w:t>
-      </w:r>
-    </w:p>
-    <w:p>
-      <w:pPr>
-        <w:pStyle w:val="BodyText"/>
-      </w:pPr>
-      <w:r>
-        <w:rPr>
           <w:bCs/>
-          <w:b/>
         </w:rPr>
         <w:t xml:space="preserve">Principales fonctionalités</w:t>
       </w:r>
@@ -531,136 +422,136 @@
     </w:p>
     <w:p>
       <w:pPr>
+        <w:pStyle w:val="Compact"/>
         <w:numPr>
           <w:ilvl w:val="0"/>
           <w:numId w:val="1001"/>
         </w:numPr>
+      </w:pPr>
+      <w:r>
+        <w:t xml:space="preserve">Création de</w:t>
+      </w:r>
+      <w:r>
+        <w:t xml:space="preserve"> </w:t>
+      </w:r>
+      <w:r>
+        <w:rPr>
+          <w:b/>
+          <w:bCs/>
+        </w:rPr>
+        <w:t xml:space="preserve">projets</w:t>
+      </w:r>
+      <w:r>
+        <w:t xml:space="preserve"> </w:t>
+      </w:r>
+      <w:r>
+        <w:t xml:space="preserve">pour organiser les images par</w:t>
+      </w:r>
+      <w:r>
+        <w:t xml:space="preserve"> </w:t>
+      </w:r>
+      <w:r>
+        <w:rPr>
+          <w:b/>
+          <w:bCs/>
+        </w:rPr>
+        <w:t xml:space="preserve">collections</w:t>
+      </w:r>
+      <w:r>
+        <w:t xml:space="preserve"> </w:t>
+      </w:r>
+      <w:r>
+        <w:t xml:space="preserve">et catégories (</w:t>
+      </w:r>
+      <w:r>
+        <w:rPr>
+          <w:b/>
+          <w:bCs/>
+        </w:rPr>
+        <w:t xml:space="preserve">tags</w:t>
+      </w:r>
+      <w:r>
+        <w:t xml:space="preserve">).</w:t>
+      </w:r>
+    </w:p>
+    <w:p>
+      <w:pPr>
         <w:pStyle w:val="Compact"/>
-      </w:pPr>
-      <w:r>
-        <w:t xml:space="preserve">Création de</w:t>
-      </w:r>
-      <w:r>
-        <w:t xml:space="preserve"> </w:t>
-      </w:r>
-      <w:r>
-        <w:rPr>
-          <w:bCs/>
-          <w:b/>
-        </w:rPr>
-        <w:t xml:space="preserve">projets</w:t>
-      </w:r>
-      <w:r>
-        <w:t xml:space="preserve"> </w:t>
-      </w:r>
-      <w:r>
-        <w:t xml:space="preserve">pour organiser les images par</w:t>
-      </w:r>
-      <w:r>
-        <w:t xml:space="preserve"> </w:t>
-      </w:r>
-      <w:r>
-        <w:rPr>
-          <w:bCs/>
-          <w:b/>
-        </w:rPr>
-        <w:t xml:space="preserve">collections</w:t>
-      </w:r>
-      <w:r>
-        <w:t xml:space="preserve"> </w:t>
-      </w:r>
-      <w:r>
-        <w:t xml:space="preserve">et catégories (</w:t>
-      </w:r>
-      <w:r>
-        <w:rPr>
-          <w:bCs/>
-          <w:b/>
-        </w:rPr>
-        <w:t xml:space="preserve">tags</w:t>
-      </w:r>
-      <w:r>
-        <w:t xml:space="preserve">).</w:t>
-      </w:r>
-    </w:p>
-    <w:p>
-      <w:pPr>
         <w:numPr>
           <w:ilvl w:val="0"/>
           <w:numId w:val="1001"/>
         </w:numPr>
+      </w:pPr>
+      <w:r>
+        <w:t xml:space="preserve">Ajout de</w:t>
+      </w:r>
+      <w:r>
+        <w:t xml:space="preserve"> </w:t>
+      </w:r>
+      <w:r>
+        <w:rPr>
+          <w:b/>
+          <w:bCs/>
+        </w:rPr>
+        <w:t xml:space="preserve">métadonnées</w:t>
+      </w:r>
+      <w:r>
+        <w:t xml:space="preserve"> </w:t>
+      </w:r>
+      <w:r>
+        <w:t xml:space="preserve">détaillées à chaque objet (</w:t>
+      </w:r>
+      <w:r>
+        <w:rPr>
+          <w:i/>
+          <w:iCs/>
+        </w:rPr>
+        <w:t xml:space="preserve">item</w:t>
+      </w:r>
+      <w:r>
+        <w:t xml:space="preserve">), image et zone d’image (sélection).</w:t>
+      </w:r>
+    </w:p>
+    <w:p>
+      <w:pPr>
         <w:pStyle w:val="Compact"/>
-      </w:pPr>
-      <w:r>
-        <w:t xml:space="preserve">Ajout de</w:t>
-      </w:r>
-      <w:r>
-        <w:t xml:space="preserve"> </w:t>
-      </w:r>
-      <w:r>
-        <w:rPr>
-          <w:bCs/>
-          <w:b/>
-        </w:rPr>
-        <w:t xml:space="preserve">métadonnées</w:t>
-      </w:r>
-      <w:r>
-        <w:t xml:space="preserve"> </w:t>
-      </w:r>
-      <w:r>
-        <w:t xml:space="preserve">détaillées à chaque objet (</w:t>
-      </w:r>
-      <w:r>
-        <w:rPr>
-          <w:iCs/>
-          <w:i/>
-        </w:rPr>
-        <w:t xml:space="preserve">item</w:t>
-      </w:r>
-      <w:r>
-        <w:t xml:space="preserve">), image et zone d’image (sélection).</w:t>
-      </w:r>
-    </w:p>
-    <w:p>
-      <w:pPr>
         <w:numPr>
           <w:ilvl w:val="0"/>
           <w:numId w:val="1001"/>
         </w:numPr>
+      </w:pPr>
+      <w:r>
+        <w:t xml:space="preserve">Possibilité d’associer des</w:t>
+      </w:r>
+      <w:r>
+        <w:t xml:space="preserve"> </w:t>
+      </w:r>
+      <w:r>
+        <w:rPr>
+          <w:b/>
+          <w:bCs/>
+        </w:rPr>
+        <w:t xml:space="preserve">annotations</w:t>
+      </w:r>
+      <w:r>
+        <w:t xml:space="preserve"> </w:t>
+      </w:r>
+      <w:r>
+        <w:t xml:space="preserve">aux images et aux sélections.</w:t>
+      </w:r>
+    </w:p>
+    <w:p>
+      <w:pPr>
         <w:pStyle w:val="Compact"/>
-      </w:pPr>
-      <w:r>
-        <w:t xml:space="preserve">Possibilité d’associer des</w:t>
-      </w:r>
-      <w:r>
-        <w:t xml:space="preserve"> </w:t>
-      </w:r>
-      <w:r>
-        <w:rPr>
-          <w:bCs/>
-          <w:b/>
-        </w:rPr>
-        <w:t xml:space="preserve">annotations</w:t>
-      </w:r>
-      <w:r>
-        <w:t xml:space="preserve"> </w:t>
-      </w:r>
-      <w:r>
-        <w:t xml:space="preserve">aux images et aux sélections.</w:t>
-      </w:r>
-    </w:p>
-    <w:p>
-      <w:pPr>
         <w:numPr>
           <w:ilvl w:val="0"/>
           <w:numId w:val="1001"/>
         </w:numPr>
-        <w:pStyle w:val="Compact"/>
-      </w:pPr>
-      <w:r>
-        <w:rPr>
+      </w:pPr>
+      <w:r>
+        <w:rPr>
+          <w:b/>
           <w:bCs/>
-          <w:b/>
         </w:rPr>
         <w:t xml:space="preserve">Exportation des données</w:t>
       </w:r>
@@ -690,24 +581,24 @@
       </w:r>
       <w:r>
         <w:rPr>
+          <w:i/>
           <w:iCs/>
+        </w:rPr>
+        <w:t xml:space="preserve">Zotero</w:t>
+      </w:r>
+      <w:r>
+        <w:t xml:space="preserve"> </w:t>
+      </w:r>
+      <w:r>
+        <w:t xml:space="preserve">ou</w:t>
+      </w:r>
+      <w:r>
+        <w:t xml:space="preserve"> </w:t>
+      </w:r>
+      <w:r>
+        <w:rPr>
           <w:i/>
-        </w:rPr>
-        <w:t xml:space="preserve">Zotero</w:t>
-      </w:r>
-      <w:r>
-        <w:t xml:space="preserve"> </w:t>
-      </w:r>
-      <w:r>
-        <w:t xml:space="preserve">ou</w:t>
-      </w:r>
-      <w:r>
-        <w:t xml:space="preserve"> </w:t>
-      </w:r>
-      <w:r>
-        <w:rPr>
           <w:iCs/>
-          <w:i/>
         </w:rPr>
         <w:t xml:space="preserve">OmekaS</w:t>
       </w:r>
@@ -785,37 +676,191 @@
       </w:r>
       <w:r>
         <w:rPr>
+          <w:b/>
           <w:bCs/>
+        </w:rPr>
+        <w:t xml:space="preserve">métadonnées</w:t>
+      </w:r>
+      <w:r>
+        <w:t xml:space="preserve"> </w:t>
+      </w:r>
+      <w:r>
+        <w:t xml:space="preserve">sont des</w:t>
+      </w:r>
+      <w:r>
+        <w:t xml:space="preserve"> </w:t>
+      </w:r>
+      <w:r>
+        <w:rPr>
           <w:b/>
-        </w:rPr>
-        <w:t xml:space="preserve">métadonnées</w:t>
-      </w:r>
-      <w:r>
-        <w:t xml:space="preserve"> </w:t>
-      </w:r>
-      <w:r>
-        <w:t xml:space="preserve">sont des</w:t>
-      </w:r>
-      <w:r>
-        <w:t xml:space="preserve"> </w:t>
-      </w:r>
-      <w:r>
-        <w:rPr>
           <w:bCs/>
+        </w:rPr>
+        <w:t xml:space="preserve">données qui décrivent d’autres données</w:t>
+      </w:r>
+      <w:r>
+        <w:t xml:space="preserve">. Elles fournissent des informations sur un fichier, un document, ou tout autre type de ressource numérique. Par exemple, pour une photo, les métadonnées peuvent inclure le</w:t>
+      </w:r>
+      <w:r>
+        <w:t xml:space="preserve"> </w:t>
+      </w:r>
+      <w:r>
+        <w:rPr>
           <w:b/>
-        </w:rPr>
-        <w:t xml:space="preserve">données qui décrivent d’autres données</w:t>
-      </w:r>
-      <w:r>
-        <w:t xml:space="preserve">. Elles fournissent des informations sur un fichier, un document, ou tout autre type de ressource numérique. Par exemple, pour une photo, les métadonnées peuvent inclure le</w:t>
-      </w:r>
-      <w:r>
-        <w:t xml:space="preserve"> </w:t>
-      </w:r>
-      <w:r>
-        <w:rPr>
           <w:bCs/>
+        </w:rPr>
+        <w:t xml:space="preserve">titre</w:t>
+      </w:r>
+      <w:r>
+        <w:t xml:space="preserve">, le</w:t>
+      </w:r>
+      <w:r>
+        <w:t xml:space="preserve"> </w:t>
+      </w:r>
+      <w:r>
+        <w:rPr>
           <w:b/>
+          <w:bCs/>
+        </w:rPr>
+        <w:t xml:space="preserve">nom du créateur</w:t>
+      </w:r>
+      <w:r>
+        <w:t xml:space="preserve">, la</w:t>
+      </w:r>
+      <w:r>
+        <w:t xml:space="preserve"> </w:t>
+      </w:r>
+      <w:r>
+        <w:rPr>
+          <w:b/>
+          <w:bCs/>
+        </w:rPr>
+        <w:t xml:space="preserve">date de création</w:t>
+      </w:r>
+      <w:r>
+        <w:t xml:space="preserve">, le</w:t>
+      </w:r>
+      <w:r>
+        <w:t xml:space="preserve"> </w:t>
+      </w:r>
+      <w:r>
+        <w:rPr>
+          <w:b/>
+          <w:bCs/>
+        </w:rPr>
+        <w:t xml:space="preserve">format</w:t>
+      </w:r>
+      <w:r>
+        <w:t xml:space="preserve">, et les</w:t>
+      </w:r>
+      <w:r>
+        <w:t xml:space="preserve"> </w:t>
+      </w:r>
+      <w:r>
+        <w:rPr>
+          <w:b/>
+          <w:bCs/>
+        </w:rPr>
+        <w:t xml:space="preserve">droits d’utilisation</w:t>
+      </w:r>
+      <w:r>
+        <w:t xml:space="preserve">.</w:t>
+      </w:r>
+    </w:p>
+    <w:p>
+      <w:pPr>
+        <w:pStyle w:val="BodyText"/>
+      </w:pPr>
+      <w:r>
+        <w:t xml:space="preserve">Les métadonnées aident à</w:t>
+      </w:r>
+      <w:r>
+        <w:t xml:space="preserve"> </w:t>
+      </w:r>
+      <w:r>
+        <w:rPr>
+          <w:b/>
+          <w:bCs/>
+        </w:rPr>
+        <w:t xml:space="preserve">organiser, identifier et trouver</w:t>
+      </w:r>
+      <w:r>
+        <w:t xml:space="preserve"> </w:t>
+      </w:r>
+      <w:r>
+        <w:t xml:space="preserve">facilement des informations en donnant des détails sur le contenu, la structure et le contexte des données (ici vos objets, images et sélections).</w:t>
+      </w:r>
+    </w:p>
+    <w:bookmarkStart w:id="38" w:name="quest-ce-quun-schémas-de-métadonnées"/>
+    <w:p>
+      <w:pPr>
+        <w:pStyle w:val="Heading3"/>
+      </w:pPr>
+      <w:r>
+        <w:t xml:space="preserve">Qu’est-ce qu’un schémas de métadonnées ?</w:t>
+      </w:r>
+    </w:p>
+    <w:p>
+      <w:pPr>
+        <w:pStyle w:val="FirstParagraph"/>
+      </w:pPr>
+      <w:r>
+        <w:t xml:space="preserve">Un</w:t>
+      </w:r>
+      <w:r>
+        <w:t xml:space="preserve"> </w:t>
+      </w:r>
+      <w:r>
+        <w:rPr>
+          <w:b/>
+          <w:bCs/>
+        </w:rPr>
+        <w:t xml:space="preserve">schéma de métadonnées</w:t>
+      </w:r>
+      <w:r>
+        <w:t xml:space="preserve"> </w:t>
+      </w:r>
+      <w:r>
+        <w:t xml:space="preserve">est un</w:t>
+      </w:r>
+      <w:r>
+        <w:t xml:space="preserve"> </w:t>
+      </w:r>
+      <w:r>
+        <w:rPr>
+          <w:b/>
+          <w:bCs/>
+        </w:rPr>
+        <w:t xml:space="preserve">ensemble structuré de règles et de propriétés</w:t>
+      </w:r>
+      <w:r>
+        <w:t xml:space="preserve"> </w:t>
+      </w:r>
+      <w:r>
+        <w:t xml:space="preserve">utilisées pour décrire de manière cohérente des données ou des ressources. Il définit</w:t>
+      </w:r>
+      <w:r>
+        <w:t xml:space="preserve"> </w:t>
+      </w:r>
+      <w:r>
+        <w:rPr>
+          <w:b/>
+          <w:bCs/>
+        </w:rPr>
+        <w:t xml:space="preserve">quelles informations</w:t>
+      </w:r>
+      <w:r>
+        <w:t xml:space="preserve"> </w:t>
+      </w:r>
+      <w:r>
+        <w:t xml:space="preserve">(ou métadonnées) doivent être collectées, comme le</w:t>
+      </w:r>
+      <w:r>
+        <w:t xml:space="preserve"> </w:t>
+      </w:r>
+      <w:r>
+        <w:rPr>
+          <w:b/>
+          <w:bCs/>
         </w:rPr>
         <w:t xml:space="preserve">titre</w:t>
       </w:r>
@@ -827,52 +872,82 @@
       </w:r>
       <w:r>
         <w:rPr>
+          <w:b/>
           <w:bCs/>
+        </w:rPr>
+        <w:t xml:space="preserve">créateur</w:t>
+      </w:r>
+      <w:r>
+        <w:t xml:space="preserve">, la</w:t>
+      </w:r>
+      <w:r>
+        <w:t xml:space="preserve"> </w:t>
+      </w:r>
+      <w:r>
+        <w:rPr>
           <w:b/>
-        </w:rPr>
-        <w:t xml:space="preserve">nom du créateur</w:t>
-      </w:r>
-      <w:r>
-        <w:t xml:space="preserve">, la</w:t>
-      </w:r>
-      <w:r>
-        <w:t xml:space="preserve"> </w:t>
-      </w:r>
-      <w:r>
-        <w:rPr>
           <w:bCs/>
+        </w:rPr>
+        <w:t xml:space="preserve">date</w:t>
+      </w:r>
+      <w:r>
+        <w:t xml:space="preserve">, ou le</w:t>
+      </w:r>
+      <w:r>
+        <w:t xml:space="preserve"> </w:t>
+      </w:r>
+      <w:r>
+        <w:rPr>
           <w:b/>
-        </w:rPr>
-        <w:t xml:space="preserve">date de création</w:t>
-      </w:r>
-      <w:r>
-        <w:t xml:space="preserve">, le</w:t>
-      </w:r>
-      <w:r>
-        <w:t xml:space="preserve"> </w:t>
-      </w:r>
-      <w:r>
-        <w:rPr>
           <w:bCs/>
+        </w:rPr>
+        <w:t xml:space="preserve">type</w:t>
+      </w:r>
+      <w:r>
+        <w:t xml:space="preserve"> </w:t>
+      </w:r>
+      <w:r>
+        <w:t xml:space="preserve">de ressource, ainsi que la manière de les organiser.</w:t>
+      </w:r>
+    </w:p>
+    <w:p>
+      <w:pPr>
+        <w:pStyle w:val="BodyText"/>
+      </w:pPr>
+      <w:r>
+        <w:t xml:space="preserve">Un schéma de métadonnées est une</w:t>
+      </w:r>
+      <w:r>
+        <w:t xml:space="preserve"> </w:t>
+      </w:r>
+      <w:r>
+        <w:rPr>
           <w:b/>
-        </w:rPr>
-        <w:t xml:space="preserve">format</w:t>
-      </w:r>
-      <w:r>
-        <w:t xml:space="preserve">, et les</w:t>
-      </w:r>
-      <w:r>
-        <w:t xml:space="preserve"> </w:t>
-      </w:r>
-      <w:r>
-        <w:rPr>
           <w:bCs/>
+        </w:rPr>
+        <w:t xml:space="preserve">structure standardisée</w:t>
+      </w:r>
+      <w:r>
+        <w:t xml:space="preserve"> </w:t>
+      </w:r>
+      <w:r>
+        <w:t xml:space="preserve">qui aide à</w:t>
+      </w:r>
+      <w:r>
+        <w:t xml:space="preserve"> </w:t>
+      </w:r>
+      <w:r>
+        <w:rPr>
           <w:b/>
-        </w:rPr>
-        <w:t xml:space="preserve">droits d’utilisation</w:t>
-      </w:r>
-      <w:r>
-        <w:t xml:space="preserve">.</w:t>
+          <w:bCs/>
+        </w:rPr>
+        <w:t xml:space="preserve">organiser et harmoniser</w:t>
+      </w:r>
+      <w:r>
+        <w:t xml:space="preserve"> </w:t>
+      </w:r>
+      <w:r>
+        <w:t xml:space="preserve">les informations descriptives sur des fichiers ou documents, facilitant ainsi leur recherche et leur gestion.</w:t>
       </w:r>
     </w:p>
     <w:p>
@@ -880,257 +955,73 @@
         <w:pStyle w:val="BodyText"/>
       </w:pPr>
       <w:r>
-        <w:t xml:space="preserve">Les métadonnées aident à</w:t>
-      </w:r>
-      <w:r>
-        <w:t xml:space="preserve"> </w:t>
-      </w:r>
-      <w:r>
-        <w:rPr>
+        <w:t xml:space="preserve">Dans Tropy, des schémas de métadonnées comme les</w:t>
+      </w:r>
+      <w:r>
+        <w:t xml:space="preserve"> </w:t>
+      </w:r>
+      <w:r>
+        <w:rPr>
+          <w:b/>
           <w:bCs/>
+        </w:rPr>
+        <w:t xml:space="preserve">Dublin Core</w:t>
+      </w:r>
+      <w:r>
+        <w:t xml:space="preserve">,</w:t>
+      </w:r>
+      <w:r>
+        <w:t xml:space="preserve"> </w:t>
+      </w:r>
+      <w:r>
+        <w:rPr>
           <w:b/>
-        </w:rPr>
-        <w:t xml:space="preserve">organiser, identifier et trouver</w:t>
-      </w:r>
-      <w:r>
-        <w:t xml:space="preserve"> </w:t>
-      </w:r>
-      <w:r>
-        <w:t xml:space="preserve">facilement des informations en donnant des détails sur le contenu, la structure et le contexte des données (ici vos objets, images et sélections).</w:t>
-      </w:r>
-    </w:p>
-    <w:bookmarkStart w:id="38" w:name="quest-ce-quun-schémas-de-métadonnées"/>
-    <w:p>
-      <w:pPr>
-        <w:pStyle w:val="Heading3"/>
-      </w:pPr>
-      <w:r>
-        <w:t xml:space="preserve">Qu’est-ce qu’un schémas de métadonnées ?</w:t>
-      </w:r>
-    </w:p>
-    <w:p>
-      <w:pPr>
-        <w:pStyle w:val="FirstParagraph"/>
-      </w:pPr>
-      <w:r>
-        <w:t xml:space="preserve">Un</w:t>
-      </w:r>
-      <w:r>
-        <w:t xml:space="preserve"> </w:t>
-      </w:r>
-      <w:r>
-        <w:rPr>
           <w:bCs/>
+        </w:rPr>
+        <w:t xml:space="preserve">Exif</w:t>
+      </w:r>
+      <w:r>
+        <w:t xml:space="preserve">, ou</w:t>
+      </w:r>
+      <w:r>
+        <w:t xml:space="preserve"> </w:t>
+      </w:r>
+      <w:r>
+        <w:rPr>
           <w:b/>
-        </w:rPr>
-        <w:t xml:space="preserve">schéma de métadonnées</w:t>
-      </w:r>
-      <w:r>
-        <w:t xml:space="preserve"> </w:t>
-      </w:r>
-      <w:r>
-        <w:t xml:space="preserve">est un</w:t>
-      </w:r>
-      <w:r>
-        <w:t xml:space="preserve"> </w:t>
-      </w:r>
-      <w:r>
-        <w:rPr>
           <w:bCs/>
+        </w:rPr>
+        <w:t xml:space="preserve">Europeana Data Model (EDM)</w:t>
+      </w:r>
+      <w:r>
+        <w:t xml:space="preserve"> </w:t>
+      </w:r>
+      <w:r>
+        <w:t xml:space="preserve">sont chargés par défaut. En fonction des besoins de votre projet et du type d’objets que vous décrivez, vous avez également la possibilité de</w:t>
+      </w:r>
+      <w:r>
+        <w:t xml:space="preserve"> </w:t>
+      </w:r>
+      <w:r>
+        <w:rPr>
           <w:b/>
-        </w:rPr>
-        <w:t xml:space="preserve">ensemble structuré de règles et de propriétés</w:t>
-      </w:r>
-      <w:r>
-        <w:t xml:space="preserve"> </w:t>
-      </w:r>
-      <w:r>
-        <w:t xml:space="preserve">utilisées pour décrire de manière cohérente des données ou des ressources. Il définit</w:t>
-      </w:r>
-      <w:r>
-        <w:t xml:space="preserve"> </w:t>
-      </w:r>
-      <w:r>
-        <w:rPr>
           <w:bCs/>
+        </w:rPr>
+        <w:t xml:space="preserve">personnaliser</w:t>
+      </w:r>
+      <w:r>
+        <w:t xml:space="preserve"> </w:t>
+      </w:r>
+      <w:r>
+        <w:t xml:space="preserve">ou</w:t>
+      </w:r>
+      <w:r>
+        <w:t xml:space="preserve"> </w:t>
+      </w:r>
+      <w:r>
+        <w:rPr>
           <w:b/>
-        </w:rPr>
-        <w:t xml:space="preserve">quelles informations</w:t>
-      </w:r>
-      <w:r>
-        <w:t xml:space="preserve"> </w:t>
-      </w:r>
-      <w:r>
-        <w:t xml:space="preserve">(ou métadonnées) doivent être collectées, comme le</w:t>
-      </w:r>
-      <w:r>
-        <w:t xml:space="preserve"> </w:t>
-      </w:r>
-      <w:r>
-        <w:rPr>
           <w:bCs/>
-          <w:b/>
-        </w:rPr>
-        <w:t xml:space="preserve">titre</w:t>
-      </w:r>
-      <w:r>
-        <w:t xml:space="preserve">, le</w:t>
-      </w:r>
-      <w:r>
-        <w:t xml:space="preserve"> </w:t>
-      </w:r>
-      <w:r>
-        <w:rPr>
-          <w:bCs/>
-          <w:b/>
-        </w:rPr>
-        <w:t xml:space="preserve">créateur</w:t>
-      </w:r>
-      <w:r>
-        <w:t xml:space="preserve">, la</w:t>
-      </w:r>
-      <w:r>
-        <w:t xml:space="preserve"> </w:t>
-      </w:r>
-      <w:r>
-        <w:rPr>
-          <w:bCs/>
-          <w:b/>
-        </w:rPr>
-        <w:t xml:space="preserve">date</w:t>
-      </w:r>
-      <w:r>
-        <w:t xml:space="preserve">, ou le</w:t>
-      </w:r>
-      <w:r>
-        <w:t xml:space="preserve"> </w:t>
-      </w:r>
-      <w:r>
-        <w:rPr>
-          <w:bCs/>
-          <w:b/>
-        </w:rPr>
-        <w:t xml:space="preserve">type</w:t>
-      </w:r>
-      <w:r>
-        <w:t xml:space="preserve"> </w:t>
-      </w:r>
-      <w:r>
-        <w:t xml:space="preserve">de ressource, ainsi que la manière de les organiser.</w:t>
-      </w:r>
-    </w:p>
-    <w:p>
-      <w:pPr>
-        <w:pStyle w:val="BodyText"/>
-      </w:pPr>
-      <w:r>
-        <w:t xml:space="preserve">Un schéma de métadonnées est une</w:t>
-      </w:r>
-      <w:r>
-        <w:t xml:space="preserve"> </w:t>
-      </w:r>
-      <w:r>
-        <w:rPr>
-          <w:bCs/>
-          <w:b/>
-        </w:rPr>
-        <w:t xml:space="preserve">structure standardisée</w:t>
-      </w:r>
-      <w:r>
-        <w:t xml:space="preserve"> </w:t>
-      </w:r>
-      <w:r>
-        <w:t xml:space="preserve">qui aide à</w:t>
-      </w:r>
-      <w:r>
-        <w:t xml:space="preserve"> </w:t>
-      </w:r>
-      <w:r>
-        <w:rPr>
-          <w:bCs/>
-          <w:b/>
-        </w:rPr>
-        <w:t xml:space="preserve">organiser et harmoniser</w:t>
-      </w:r>
-      <w:r>
-        <w:t xml:space="preserve"> </w:t>
-      </w:r>
-      <w:r>
-        <w:t xml:space="preserve">les informations descriptives sur des fichiers ou documents, facilitant ainsi leur recherche et leur gestion.</w:t>
-      </w:r>
-    </w:p>
-    <w:p>
-      <w:pPr>
-        <w:pStyle w:val="BodyText"/>
-      </w:pPr>
-      <w:r>
-        <w:t xml:space="preserve">Dans Tropy, des schémas de métadonnées comme les</w:t>
-      </w:r>
-      <w:r>
-        <w:t xml:space="preserve"> </w:t>
-      </w:r>
-      <w:r>
-        <w:rPr>
-          <w:bCs/>
-          <w:b/>
-        </w:rPr>
-        <w:t xml:space="preserve">Dublin Core</w:t>
-      </w:r>
-      <w:r>
-        <w:t xml:space="preserve">,</w:t>
-      </w:r>
-      <w:r>
-        <w:t xml:space="preserve"> </w:t>
-      </w:r>
-      <w:r>
-        <w:rPr>
-          <w:bCs/>
-          <w:b/>
-        </w:rPr>
-        <w:t xml:space="preserve">Exif</w:t>
-      </w:r>
-      <w:r>
-        <w:t xml:space="preserve">, ou</w:t>
-      </w:r>
-      <w:r>
-        <w:t xml:space="preserve"> </w:t>
-      </w:r>
-      <w:r>
-        <w:rPr>
-          <w:bCs/>
-          <w:b/>
-        </w:rPr>
-        <w:t xml:space="preserve">Europeana Data Model (EDM)</w:t>
-      </w:r>
-      <w:r>
-        <w:t xml:space="preserve"> </w:t>
-      </w:r>
-      <w:r>
-        <w:t xml:space="preserve">sont chargés par défaut. En fonction des besoins de votre projet et du type d’objets que vous décrivez, vous avez également la possibilité de</w:t>
-      </w:r>
-      <w:r>
-        <w:t xml:space="preserve"> </w:t>
-      </w:r>
-      <w:r>
-        <w:rPr>
-          <w:bCs/>
-          <w:b/>
-        </w:rPr>
-        <w:t xml:space="preserve">personnaliser</w:t>
-      </w:r>
-      <w:r>
-        <w:t xml:space="preserve"> </w:t>
-      </w:r>
-      <w:r>
-        <w:t xml:space="preserve">ou</w:t>
-      </w:r>
-      <w:r>
-        <w:t xml:space="preserve"> </w:t>
-      </w:r>
-      <w:r>
-        <w:rPr>
-          <w:bCs/>
-          <w:b/>
         </w:rPr>
         <w:t xml:space="preserve">importer</w:t>
       </w:r>
@@ -1184,8 +1075,8 @@
       </w:r>
       <w:r>
         <w:rPr>
+          <w:i/>
           <w:iCs/>
-          <w:i/>
         </w:rPr>
         <w:t xml:space="preserve">Dublin Core</w:t>
       </w:r>
@@ -1249,21 +1140,21 @@
       </w:r>
       <w:r>
         <w:rPr>
+          <w:i/>
           <w:iCs/>
+        </w:rPr>
+        <w:t xml:space="preserve">Dublin Core</w:t>
+      </w:r>
+      <w:r>
+        <w:t xml:space="preserve">, tous deux disponibles par défaut dans</w:t>
+      </w:r>
+      <w:r>
+        <w:t xml:space="preserve"> </w:t>
+      </w:r>
+      <w:r>
+        <w:rPr>
           <w:i/>
-        </w:rPr>
-        <w:t xml:space="preserve">Dublin Core</w:t>
-      </w:r>
-      <w:r>
-        <w:t xml:space="preserve">, tous deux disponibles par défaut dans</w:t>
-      </w:r>
-      <w:r>
-        <w:t xml:space="preserve"> </w:t>
-      </w:r>
-      <w:r>
-        <w:rPr>
           <w:iCs/>
-          <w:i/>
         </w:rPr>
         <w:t xml:space="preserve">Tropy</w:t>
       </w:r>
@@ -1317,88 +1208,88 @@
       </w:r>
       <w:r>
         <w:rPr>
+          <w:b/>
           <w:bCs/>
+        </w:rPr>
+        <w:t xml:space="preserve">Dublin Core Elements</w:t>
+      </w:r>
+      <w:r>
+        <w:t xml:space="preserve"> </w:t>
+      </w:r>
+      <w:r>
+        <w:t xml:space="preserve">et les</w:t>
+      </w:r>
+      <w:r>
+        <w:t xml:space="preserve"> </w:t>
+      </w:r>
+      <w:r>
+        <w:rPr>
           <w:b/>
+          <w:bCs/>
+        </w:rPr>
+        <w:t xml:space="preserve">Dublin Core Terms</w:t>
+      </w:r>
+      <w:r>
+        <w:t xml:space="preserve"> </w:t>
+      </w:r>
+      <w:r>
+        <w:t xml:space="preserve">réside principalement dans leur étendue, leur structure, et leur niveau de formalisation.</w:t>
+      </w:r>
+    </w:p>
+    <w:bookmarkEnd w:id="45"/>
+    <w:p>
+      <w:pPr>
+        <w:pStyle w:val="Heading2"/>
+      </w:pPr>
+      <w:r>
+        <w:rPr>
+          <w:b/>
+          <w:bCs/>
         </w:rPr>
         <w:t xml:space="preserve">Dublin Core Elements</w:t>
       </w:r>
-      <w:r>
-        <w:t xml:space="preserve"> </w:t>
-      </w:r>
-      <w:r>
-        <w:t xml:space="preserve">et les</w:t>
-      </w:r>
-      <w:r>
-        <w:t xml:space="preserve"> </w:t>
-      </w:r>
-      <w:r>
-        <w:rPr>
+    </w:p>
+    <w:p>
+      <w:pPr>
+        <w:pStyle w:val="FirstParagraph"/>
+      </w:pPr>
+      <w:r>
+        <w:t xml:space="preserve">Le</w:t>
+      </w:r>
+      <w:r>
+        <w:t xml:space="preserve"> </w:t>
+      </w:r>
+      <w:r>
+        <w:rPr>
+          <w:b/>
           <w:bCs/>
+        </w:rPr>
+        <w:t xml:space="preserve">Dublin Core Metadata Element Set</w:t>
+      </w:r>
+      <w:r>
+        <w:t xml:space="preserve"> </w:t>
+      </w:r>
+      <w:r>
+        <w:t xml:space="preserve">(</w:t>
+      </w:r>
+      <w:hyperlink r:id="rId43">
+        <w:r>
+          <w:rPr>
+            <w:rStyle w:val="Hyperlink"/>
+          </w:rPr>
+          <w:t xml:space="preserve">DCES</w:t>
+        </w:r>
+      </w:hyperlink>
+      <w:r>
+        <w:t xml:space="preserve">) est un</w:t>
+      </w:r>
+      <w:r>
+        <w:t xml:space="preserve"> </w:t>
+      </w:r>
+      <w:r>
+        <w:rPr>
           <w:b/>
-        </w:rPr>
-        <w:t xml:space="preserve">Dublin Core Terms</w:t>
-      </w:r>
-      <w:r>
-        <w:t xml:space="preserve"> </w:t>
-      </w:r>
-      <w:r>
-        <w:t xml:space="preserve">réside principalement dans leur étendue, leur structure, et leur niveau de formalisation.</w:t>
-      </w:r>
-    </w:p>
-    <w:bookmarkEnd w:id="45"/>
-    <w:p>
-      <w:pPr>
-        <w:pStyle w:val="Heading2"/>
-      </w:pPr>
-      <w:r>
-        <w:rPr>
           <w:bCs/>
-          <w:b/>
-        </w:rPr>
-        <w:t xml:space="preserve">Dublin Core Elements</w:t>
-      </w:r>
-    </w:p>
-    <w:p>
-      <w:pPr>
-        <w:pStyle w:val="FirstParagraph"/>
-      </w:pPr>
-      <w:r>
-        <w:t xml:space="preserve">Le</w:t>
-      </w:r>
-      <w:r>
-        <w:t xml:space="preserve"> </w:t>
-      </w:r>
-      <w:r>
-        <w:rPr>
-          <w:bCs/>
-          <w:b/>
-        </w:rPr>
-        <w:t xml:space="preserve">Dublin Core Metadata Element Set</w:t>
-      </w:r>
-      <w:r>
-        <w:t xml:space="preserve"> </w:t>
-      </w:r>
-      <w:r>
-        <w:t xml:space="preserve">(</w:t>
-      </w:r>
-      <w:hyperlink r:id="rId43">
-        <w:r>
-          <w:rPr>
-            <w:rStyle w:val="Hyperlink"/>
-          </w:rPr>
-          <w:t xml:space="preserve">DCES</w:t>
-        </w:r>
-      </w:hyperlink>
-      <w:r>
-        <w:t xml:space="preserve">) est un</w:t>
-      </w:r>
-      <w:r>
-        <w:t xml:space="preserve"> </w:t>
-      </w:r>
-      <w:r>
-        <w:rPr>
-          <w:bCs/>
-          <w:b/>
         </w:rPr>
         <w:t xml:space="preserve">ensemble de 15 éléments</w:t>
       </w:r>
@@ -1415,12 +1306,16 @@
         <w:tblLook w:firstRow="0" w:lastRow="0" w:firstColumn="0" w:lastColumn="0" w:noHBand="0" w:noVBand="0" w:val="0000"/>
         <w:tblBorders>
           <w:left w:val="single" w:sz="24" w:space="0" w:color="00A047"/>
+          <w:right w:val="single" w:sz="4" w:space="0" w:color="00A047"/>
+          <w:top w:val="single" w:sz="4" w:space="0" w:color="00A047"/>
+          <w:bottom w:val="single" w:sz="4" w:space="0" w:color="00A047"/>
         </w:tblBorders>
         <w:tblCellMar>
-          <w:left w:w="0" w:type="dxa"/>
-          <w:right w:w="0" w:type="dxa"/>
+          <w:left w:w="144" w:type="dxa"/>
+          <w:right w:w="144" w:type="dxa"/>
         </w:tblCellMar>
         <w:tblInd w:w="164" w:type="dxa"/>
+        <w:tblW w:type="pct" w:w="100%"/>
       </w:tblPr>
       <w:tr>
         <w:trPr>
@@ -1428,9 +1323,10 @@
         </w:trPr>
         <w:tc>
           <w:tcPr>
+            <w:shd w:color="auto" w:fill="ccf1e3" w:val="clear"/>
             <w:tcMar>
-              <w:left w:w="144" w:type="dxa"/>
-              <w:right w:w="144" w:type="dxa"/>
+              <w:top w:w="92" w:type="dxa"/>
+              <w:bottom w:w="92" w:type="dxa"/>
             </w:tcMar>
           </w:tcPr>
           <w:p>
@@ -1438,8 +1334,8 @@
               <w:pStyle w:val="BodyText"/>
             </w:pPr>
             <w:pPr>
-              <w:spacing w:before="0" w:after="8"/>
-              <w:jc w:val="center"/>
+              <w:spacing w:before="0" w:after="0"/>
+              <w:textAlignment w:val="center"/>
             </w:pPr>
             <w:r>
               <w:drawing>
@@ -1483,54 +1379,55 @@
                 </wp:inline>
               </w:drawing>
             </w:r>
+            <w:r>
+              <w:t xml:space="preserve"> </w:t>
+            </w:r>
+            <w:r>
+              <w:t xml:space="preserve"> </w:t>
+            </w:r>
+            <w:r>
+              <w:rPr>
+                <w:b/>
+                <w:bCs/>
+              </w:rPr>
+              <w:t xml:space="preserve">Les 15 éléments</w:t>
+            </w:r>
+            <w:r>
+              <w:t xml:space="preserve"> </w:t>
+            </w:r>
+            <w:r>
+              <w:rPr>
+                <w:i/>
+                <w:iCs/>
+              </w:rPr>
+              <w:t xml:space="preserve">Dublin Core Elements</w:t>
+            </w:r>
           </w:p>
         </w:tc>
+      </w:tr>
+      <w:tr>
+        <w:trPr>
+          <w:cantSplit/>
+        </w:trPr>
         <w:tc>
+          <w:tcPr>
+            <w:tcMar>
+              <w:top w:w="108" w:type="dxa"/>
+              <w:bottom w:w="108" w:type="dxa"/>
+            </w:tcMar>
+          </w:tcPr>
           <w:p>
             <w:pPr>
-              <w:pStyle w:val="BodyText"/>
-            </w:pPr>
-            <w:pPr>
-              <w:spacing w:before="16" w:after="64"/>
-            </w:pPr>
-            <w:r>
-              <w:rPr>
-                <w:bCs/>
-                <w:b/>
-                <w:bCs/>
-                <w:b/>
-              </w:rPr>
-              <w:t xml:space="preserve">Les 15 éléments</w:t>
-            </w:r>
-            <w:r>
-              <w:rPr>
-                <w:bCs/>
-                <w:b/>
-              </w:rPr>
-              <w:t xml:space="preserve"> </w:t>
-            </w:r>
-            <w:r>
-              <w:rPr>
-                <w:iCs/>
-                <w:i/>
-                <w:bCs/>
-                <w:b/>
-              </w:rPr>
-              <w:t xml:space="preserve">Dublin Core Elements</w:t>
-            </w:r>
-          </w:p>
-          <w:p>
-            <w:pPr>
+              <w:pStyle w:val="Compact"/>
               <w:numPr>
                 <w:ilvl w:val="0"/>
                 <w:numId w:val="1002"/>
               </w:numPr>
-              <w:pStyle w:val="Compact"/>
             </w:pPr>
             <w:r>
               <w:rPr>
+                <w:b/>
                 <w:bCs/>
-                <w:b/>
               </w:rPr>
               <w:t xml:space="preserve">Title</w:t>
             </w:r>
@@ -1543,16 +1440,16 @@
           </w:p>
           <w:p>
             <w:pPr>
+              <w:pStyle w:val="Compact"/>
               <w:numPr>
                 <w:ilvl w:val="0"/>
                 <w:numId w:val="1002"/>
               </w:numPr>
-              <w:pStyle w:val="Compact"/>
             </w:pPr>
             <w:r>
               <w:rPr>
+                <w:b/>
                 <w:bCs/>
-                <w:b/>
               </w:rPr>
               <w:t xml:space="preserve">Creator</w:t>
             </w:r>
@@ -1565,16 +1462,16 @@
           </w:p>
           <w:p>
             <w:pPr>
+              <w:pStyle w:val="Compact"/>
               <w:numPr>
                 <w:ilvl w:val="0"/>
                 <w:numId w:val="1002"/>
               </w:numPr>
-              <w:pStyle w:val="Compact"/>
             </w:pPr>
             <w:r>
               <w:rPr>
+                <w:b/>
                 <w:bCs/>
-                <w:b/>
               </w:rPr>
               <w:t xml:space="preserve">Subject</w:t>
             </w:r>
@@ -1587,32 +1484,32 @@
           </w:p>
           <w:p>
             <w:pPr>
+              <w:pStyle w:val="Compact"/>
               <w:numPr>
                 <w:ilvl w:val="0"/>
                 <w:numId w:val="1002"/>
               </w:numPr>
-              <w:pStyle w:val="Compact"/>
             </w:pPr>
             <w:r>
               <w:rPr>
+                <w:b/>
                 <w:bCs/>
-                <w:b/>
               </w:rPr>
               <w:t xml:space="preserve">Description</w:t>
             </w:r>
           </w:p>
           <w:p>
             <w:pPr>
+              <w:pStyle w:val="Compact"/>
               <w:numPr>
                 <w:ilvl w:val="0"/>
                 <w:numId w:val="1002"/>
               </w:numPr>
-              <w:pStyle w:val="Compact"/>
             </w:pPr>
             <w:r>
               <w:rPr>
+                <w:b/>
                 <w:bCs/>
-                <w:b/>
               </w:rPr>
               <w:t xml:space="preserve">Publisher</w:t>
             </w:r>
@@ -1625,16 +1522,16 @@
           </w:p>
           <w:p>
             <w:pPr>
+              <w:pStyle w:val="Compact"/>
               <w:numPr>
                 <w:ilvl w:val="0"/>
                 <w:numId w:val="1002"/>
               </w:numPr>
-              <w:pStyle w:val="Compact"/>
             </w:pPr>
             <w:r>
               <w:rPr>
+                <w:b/>
                 <w:bCs/>
-                <w:b/>
               </w:rPr>
               <w:t xml:space="preserve">Contributor</w:t>
             </w:r>
@@ -1647,64 +1544,64 @@
           </w:p>
           <w:p>
             <w:pPr>
+              <w:pStyle w:val="Compact"/>
               <w:numPr>
                 <w:ilvl w:val="0"/>
                 <w:numId w:val="1002"/>
               </w:numPr>
-              <w:pStyle w:val="Compact"/>
             </w:pPr>
             <w:r>
               <w:rPr>
+                <w:b/>
                 <w:bCs/>
-                <w:b/>
               </w:rPr>
               <w:t xml:space="preserve">Date</w:t>
             </w:r>
           </w:p>
           <w:p>
             <w:pPr>
+              <w:pStyle w:val="Compact"/>
               <w:numPr>
                 <w:ilvl w:val="0"/>
                 <w:numId w:val="1002"/>
               </w:numPr>
-              <w:pStyle w:val="Compact"/>
             </w:pPr>
             <w:r>
               <w:rPr>
+                <w:b/>
                 <w:bCs/>
-                <w:b/>
               </w:rPr>
               <w:t xml:space="preserve">Type</w:t>
             </w:r>
           </w:p>
           <w:p>
             <w:pPr>
+              <w:pStyle w:val="Compact"/>
               <w:numPr>
                 <w:ilvl w:val="0"/>
                 <w:numId w:val="1002"/>
               </w:numPr>
-              <w:pStyle w:val="Compact"/>
             </w:pPr>
             <w:r>
               <w:rPr>
+                <w:b/>
                 <w:bCs/>
-                <w:b/>
               </w:rPr>
               <w:t xml:space="preserve">Format</w:t>
             </w:r>
           </w:p>
           <w:p>
             <w:pPr>
+              <w:pStyle w:val="Compact"/>
               <w:numPr>
                 <w:ilvl w:val="0"/>
                 <w:numId w:val="1002"/>
               </w:numPr>
-              <w:pStyle w:val="Compact"/>
             </w:pPr>
             <w:r>
               <w:rPr>
+                <w:b/>
                 <w:bCs/>
-                <w:b/>
               </w:rPr>
               <w:t xml:space="preserve">Identifier</w:t>
             </w:r>
@@ -1717,32 +1614,32 @@
           </w:p>
           <w:p>
             <w:pPr>
+              <w:pStyle w:val="Compact"/>
               <w:numPr>
                 <w:ilvl w:val="0"/>
                 <w:numId w:val="1002"/>
               </w:numPr>
-              <w:pStyle w:val="Compact"/>
             </w:pPr>
             <w:r>
               <w:rPr>
+                <w:b/>
                 <w:bCs/>
-                <w:b/>
               </w:rPr>
               <w:t xml:space="preserve">Source</w:t>
             </w:r>
           </w:p>
           <w:p>
             <w:pPr>
+              <w:pStyle w:val="Compact"/>
               <w:numPr>
                 <w:ilvl w:val="0"/>
                 <w:numId w:val="1002"/>
               </w:numPr>
-              <w:pStyle w:val="Compact"/>
             </w:pPr>
             <w:r>
               <w:rPr>
+                <w:b/>
                 <w:bCs/>
-                <w:b/>
               </w:rPr>
               <w:t xml:space="preserve">Language</w:t>
             </w:r>
@@ -1755,16 +1652,16 @@
           </w:p>
           <w:p>
             <w:pPr>
+              <w:pStyle w:val="Compact"/>
               <w:numPr>
                 <w:ilvl w:val="0"/>
                 <w:numId w:val="1002"/>
               </w:numPr>
-              <w:pStyle w:val="Compact"/>
             </w:pPr>
             <w:r>
               <w:rPr>
+                <w:b/>
                 <w:bCs/>
-                <w:b/>
               </w:rPr>
               <w:t xml:space="preserve">Relation</w:t>
             </w:r>
@@ -1777,16 +1674,16 @@
           </w:p>
           <w:p>
             <w:pPr>
+              <w:pStyle w:val="Compact"/>
               <w:numPr>
                 <w:ilvl w:val="0"/>
                 <w:numId w:val="1002"/>
               </w:numPr>
-              <w:pStyle w:val="Compact"/>
             </w:pPr>
             <w:r>
               <w:rPr>
+                <w:b/>
                 <w:bCs/>
-                <w:b/>
               </w:rPr>
               <w:t xml:space="preserve">Coverage</w:t>
             </w:r>
@@ -1799,16 +1696,16 @@
           </w:p>
           <w:p>
             <w:pPr>
+              <w:pStyle w:val="Compact"/>
               <w:numPr>
                 <w:ilvl w:val="0"/>
                 <w:numId w:val="1002"/>
               </w:numPr>
-              <w:pStyle w:val="Compact"/>
             </w:pPr>
             <w:r>
               <w:rPr>
+                <w:b/>
                 <w:bCs/>
-                <w:b/>
               </w:rPr>
               <w:t xml:space="preserve">Rights</w:t>
             </w:r>
@@ -1858,8 +1755,8 @@
       </w:r>
       <w:r>
         <w:rPr>
+          <w:b/>
           <w:bCs/>
-          <w:b/>
         </w:rPr>
         <w:t xml:space="preserve">interopérabilité</w:t>
       </w:r>
@@ -1909,127 +1806,127 @@
       </w:r>
       <w:r>
         <w:rPr>
+          <w:b/>
           <w:bCs/>
+        </w:rPr>
+        <w:t xml:space="preserve">normes ISO</w:t>
+      </w:r>
+      <w:r>
+        <w:t xml:space="preserve"> </w:t>
+      </w:r>
+      <w:r>
+        <w:t xml:space="preserve">et sont compatibles avec les pratiques d’</w:t>
+      </w:r>
+      <w:r>
+        <w:rPr>
           <w:b/>
-        </w:rPr>
-        <w:t xml:space="preserve">normes ISO</w:t>
-      </w:r>
-      <w:r>
-        <w:t xml:space="preserve"> </w:t>
-      </w:r>
-      <w:r>
-        <w:t xml:space="preserve">et sont compatibles avec les pratiques d’</w:t>
-      </w:r>
-      <w:r>
-        <w:rPr>
           <w:bCs/>
+        </w:rPr>
+        <w:t xml:space="preserve">interopérabilité sémantique</w:t>
+      </w:r>
+      <w:r>
+        <w:t xml:space="preserve"> </w:t>
+      </w:r>
+      <w:r>
+        <w:t xml:space="preserve">sur le web.</w:t>
+      </w:r>
+    </w:p>
+    <w:bookmarkEnd w:id="51"/>
+    <w:p>
+      <w:pPr>
+        <w:pStyle w:val="Heading2"/>
+      </w:pPr>
+      <w:r>
+        <w:rPr>
           <w:b/>
-        </w:rPr>
-        <w:t xml:space="preserve">interopérabilité sémantique</w:t>
-      </w:r>
-      <w:r>
-        <w:t xml:space="preserve"> </w:t>
-      </w:r>
-      <w:r>
-        <w:t xml:space="preserve">sur le web.</w:t>
-      </w:r>
-    </w:p>
-    <w:bookmarkEnd w:id="51"/>
-    <w:p>
-      <w:pPr>
-        <w:pStyle w:val="Heading2"/>
-      </w:pPr>
-      <w:r>
-        <w:rPr>
           <w:bCs/>
+        </w:rPr>
+        <w:t xml:space="preserve">Dublin Core Terms</w:t>
+      </w:r>
+    </w:p>
+    <w:p>
+      <w:pPr>
+        <w:pStyle w:val="FirstParagraph"/>
+      </w:pPr>
+      <w:r>
+        <w:t xml:space="preserve">Les</w:t>
+      </w:r>
+      <w:r>
+        <w:t xml:space="preserve"> </w:t>
+      </w:r>
+      <w:r>
+        <w:rPr>
           <w:b/>
-        </w:rPr>
-        <w:t xml:space="preserve">Dublin Core Terms</w:t>
-      </w:r>
-    </w:p>
-    <w:p>
-      <w:pPr>
-        <w:pStyle w:val="FirstParagraph"/>
-      </w:pPr>
-      <w:r>
-        <w:t xml:space="preserve">Les</w:t>
-      </w:r>
-      <w:r>
-        <w:t xml:space="preserve"> </w:t>
-      </w:r>
-      <w:r>
-        <w:rPr>
           <w:bCs/>
+        </w:rPr>
+        <w:t xml:space="preserve">Dublin Core Metadata Terms</w:t>
+      </w:r>
+      <w:r>
+        <w:t xml:space="preserve"> </w:t>
+      </w:r>
+      <w:r>
+        <w:t xml:space="preserve">(</w:t>
+      </w:r>
+      <w:hyperlink r:id="rId44">
+        <w:r>
+          <w:rPr>
+            <w:rStyle w:val="Hyperlink"/>
+          </w:rPr>
+          <w:t xml:space="preserve">DCTerms</w:t>
+        </w:r>
+      </w:hyperlink>
+      <w:r>
+        <w:t xml:space="preserve">) est une</w:t>
+      </w:r>
+      <w:r>
+        <w:t xml:space="preserve"> </w:t>
+      </w:r>
+      <w:r>
+        <w:rPr>
           <w:b/>
-        </w:rPr>
-        <w:t xml:space="preserve">Dublin Core Metadata Terms</w:t>
-      </w:r>
-      <w:r>
-        <w:t xml:space="preserve"> </w:t>
-      </w:r>
-      <w:r>
-        <w:t xml:space="preserve">(</w:t>
-      </w:r>
-      <w:hyperlink r:id="rId44">
-        <w:r>
-          <w:rPr>
-            <w:rStyle w:val="Hyperlink"/>
-          </w:rPr>
-          <w:t xml:space="preserve">DCTerms</w:t>
-        </w:r>
-      </w:hyperlink>
-      <w:r>
-        <w:t xml:space="preserve">) est une</w:t>
-      </w:r>
-      <w:r>
-        <w:t xml:space="preserve"> </w:t>
-      </w:r>
-      <w:r>
-        <w:rPr>
           <w:bCs/>
+        </w:rPr>
+        <w:t xml:space="preserve">extension du Dublin Core Elements</w:t>
+      </w:r>
+      <w:r>
+        <w:t xml:space="preserve">. Il comprend non seulement les 15 éléments de base, mais aussi un ensemble beaucoup plus vaste de termes supplémentaires, incluant des</w:t>
+      </w:r>
+      <w:r>
+        <w:t xml:space="preserve"> </w:t>
+      </w:r>
+      <w:r>
+        <w:rPr>
           <w:b/>
-        </w:rPr>
-        <w:t xml:space="preserve">extension du Dublin Core Elements</w:t>
-      </w:r>
-      <w:r>
-        <w:t xml:space="preserve">. Il comprend non seulement les 15 éléments de base, mais aussi un ensemble beaucoup plus vaste de termes supplémentaires, incluant des</w:t>
-      </w:r>
-      <w:r>
-        <w:t xml:space="preserve"> </w:t>
-      </w:r>
-      <w:r>
-        <w:rPr>
           <w:bCs/>
+        </w:rPr>
+        <w:t xml:space="preserve">sous-éléments</w:t>
+      </w:r>
+      <w:r>
+        <w:t xml:space="preserve">, des</w:t>
+      </w:r>
+      <w:r>
+        <w:t xml:space="preserve"> </w:t>
+      </w:r>
+      <w:r>
+        <w:rPr>
           <w:b/>
-        </w:rPr>
-        <w:t xml:space="preserve">sous-éléments</w:t>
-      </w:r>
-      <w:r>
-        <w:t xml:space="preserve">, des</w:t>
-      </w:r>
-      <w:r>
-        <w:t xml:space="preserve"> </w:t>
-      </w:r>
-      <w:r>
-        <w:rPr>
           <w:bCs/>
+        </w:rPr>
+        <w:t xml:space="preserve">éléments de qualification</w:t>
+      </w:r>
+      <w:r>
+        <w:t xml:space="preserve"> </w:t>
+      </w:r>
+      <w:r>
+        <w:t xml:space="preserve">(qualifiers), et des</w:t>
+      </w:r>
+      <w:r>
+        <w:t xml:space="preserve"> </w:t>
+      </w:r>
+      <w:r>
+        <w:rPr>
           <w:b/>
-        </w:rPr>
-        <w:t xml:space="preserve">éléments de qualification</w:t>
-      </w:r>
-      <w:r>
-        <w:t xml:space="preserve"> </w:t>
-      </w:r>
-      <w:r>
-        <w:t xml:space="preserve">(qualifiers), et des</w:t>
-      </w:r>
-      <w:r>
-        <w:t xml:space="preserve"> </w:t>
-      </w:r>
-      <w:r>
-        <w:rPr>
           <w:bCs/>
-          <w:b/>
         </w:rPr>
         <w:t xml:space="preserve">concepts plus précis</w:t>
       </w:r>
@@ -2046,12 +1943,16 @@
         <w:tblLook w:firstRow="0" w:lastRow="0" w:firstColumn="0" w:lastColumn="0" w:noHBand="0" w:noVBand="0" w:val="0000"/>
         <w:tblBorders>
           <w:left w:val="single" w:sz="24" w:space="0" w:color="00A047"/>
+          <w:right w:val="single" w:sz="4" w:space="0" w:color="00A047"/>
+          <w:top w:val="single" w:sz="4" w:space="0" w:color="00A047"/>
+          <w:bottom w:val="single" w:sz="4" w:space="0" w:color="00A047"/>
         </w:tblBorders>
         <w:tblCellMar>
-          <w:left w:w="0" w:type="dxa"/>
-          <w:right w:w="0" w:type="dxa"/>
+          <w:left w:w="144" w:type="dxa"/>
+          <w:right w:w="144" w:type="dxa"/>
         </w:tblCellMar>
         <w:tblInd w:w="164" w:type="dxa"/>
+        <w:tblW w:type="pct" w:w="100%"/>
       </w:tblPr>
       <w:tr>
         <w:trPr>
@@ -2059,9 +1960,10 @@
         </w:trPr>
         <w:tc>
           <w:tcPr>
+            <w:shd w:color="auto" w:fill="ccf1e3" w:val="clear"/>
             <w:tcMar>
-              <w:left w:w="144" w:type="dxa"/>
-              <w:right w:w="144" w:type="dxa"/>
+              <w:top w:w="92" w:type="dxa"/>
+              <w:bottom w:w="92" w:type="dxa"/>
             </w:tcMar>
           </w:tcPr>
           <w:p>
@@ -2069,8 +1971,8 @@
               <w:pStyle w:val="BodyText"/>
             </w:pPr>
             <w:pPr>
-              <w:spacing w:before="0" w:after="8"/>
-              <w:jc w:val="center"/>
+              <w:spacing w:before="0" w:after="0"/>
+              <w:textAlignment w:val="center"/>
             </w:pPr>
             <w:r>
               <w:drawing>
@@ -2114,56 +2016,49 @@
                 </wp:inline>
               </w:drawing>
             </w:r>
+            <w:r>
+              <w:t xml:space="preserve"> </w:t>
+            </w:r>
+            <w:r>
+              <w:t xml:space="preserve"> </w:t>
+            </w:r>
+            <w:r>
+              <w:rPr>
+                <w:b/>
+                <w:bCs/>
+              </w:rPr>
+              <w:t xml:space="preserve">Structure étendue</w:t>
+            </w:r>
+            <w:r>
+              <w:t xml:space="preserve"> </w:t>
+            </w:r>
+            <w:r>
+              <w:t xml:space="preserve">des</w:t>
+            </w:r>
+            <w:r>
+              <w:t xml:space="preserve"> </w:t>
+            </w:r>
+            <w:r>
+              <w:rPr>
+                <w:i/>
+                <w:iCs/>
+              </w:rPr>
+              <w:t xml:space="preserve">DCMT</w:t>
+            </w:r>
           </w:p>
         </w:tc>
+      </w:tr>
+      <w:tr>
+        <w:trPr>
+          <w:cantSplit/>
+        </w:trPr>
         <w:tc>
-          <w:p>
-            <w:pPr>
-              <w:pStyle w:val="BodyText"/>
-            </w:pPr>
-            <w:pPr>
-              <w:spacing w:before="16" w:after="64"/>
-            </w:pPr>
-            <w:r>
-              <w:rPr>
-                <w:bCs/>
-                <w:b/>
-                <w:bCs/>
-                <w:b/>
-              </w:rPr>
-              <w:t xml:space="preserve">Structure étendue</w:t>
-            </w:r>
-            <w:r>
-              <w:rPr>
-                <w:bCs/>
-                <w:b/>
-              </w:rPr>
-              <w:t xml:space="preserve"> </w:t>
-            </w:r>
-            <w:r>
-              <w:rPr>
-                <w:bCs/>
-                <w:b/>
-              </w:rPr>
-              <w:t xml:space="preserve">des</w:t>
-            </w:r>
-            <w:r>
-              <w:rPr>
-                <w:bCs/>
-                <w:b/>
-              </w:rPr>
-              <w:t xml:space="preserve"> </w:t>
-            </w:r>
-            <w:r>
-              <w:rPr>
-                <w:iCs/>
-                <w:i/>
-                <w:bCs/>
-                <w:b/>
-              </w:rPr>
-              <w:t xml:space="preserve">DCMT</w:t>
-            </w:r>
-          </w:p>
+          <w:tcPr>
+            <w:tcMar>
+              <w:top w:w="108" w:type="dxa"/>
+              <w:bottom w:w="108" w:type="dxa"/>
+            </w:tcMar>
+          </w:tcPr>
           <w:p>
             <w:pPr>
               <w:pStyle w:val="BodyText"/>
@@ -2179,8 +2074,8 @@
             </w:r>
             <w:r>
               <w:rPr>
+                <w:b/>
                 <w:bCs/>
-                <w:b/>
               </w:rPr>
               <w:t xml:space="preserve">Dublin Core Terms</w:t>
             </w:r>
@@ -2193,11 +2088,11 @@
           </w:p>
           <w:p>
             <w:pPr>
+              <w:pStyle w:val="Compact"/>
               <w:numPr>
                 <w:ilvl w:val="0"/>
                 <w:numId w:val="1003"/>
               </w:numPr>
-              <w:pStyle w:val="Compact"/>
             </w:pPr>
             <w:r>
               <w:t xml:space="preserve">Les 15 éléments de base (mais sous des formes plus formalisées).</w:t>
@@ -2205,11 +2100,11 @@
           </w:p>
           <w:p>
             <w:pPr>
+              <w:pStyle w:val="Compact"/>
               <w:numPr>
                 <w:ilvl w:val="0"/>
                 <w:numId w:val="1003"/>
               </w:numPr>
-              <w:pStyle w:val="Compact"/>
             </w:pPr>
             <w:r>
               <w:t xml:space="preserve">Des</w:t>
@@ -2219,8 +2114,8 @@
             </w:r>
             <w:r>
               <w:rPr>
+                <w:b/>
                 <w:bCs/>
-                <w:b/>
               </w:rPr>
               <w:t xml:space="preserve">éléments supplémentaires</w:t>
             </w:r>
@@ -2235,8 +2130,8 @@
             </w:r>
             <w:r>
               <w:rPr>
+                <w:b/>
                 <w:bCs/>
-                <w:b/>
               </w:rPr>
               <w:t xml:space="preserve">Audience</w:t>
             </w:r>
@@ -2251,8 +2146,8 @@
             </w:r>
             <w:r>
               <w:rPr>
+                <w:b/>
                 <w:bCs/>
-                <w:b/>
               </w:rPr>
               <w:t xml:space="preserve">Provenance</w:t>
             </w:r>
@@ -2267,8 +2162,8 @@
             </w:r>
             <w:r>
               <w:rPr>
+                <w:b/>
                 <w:bCs/>
-                <w:b/>
               </w:rPr>
               <w:t xml:space="preserve">Accrual Method</w:t>
             </w:r>
@@ -2281,11 +2176,11 @@
           </w:p>
           <w:p>
             <w:pPr>
+              <w:pStyle w:val="Compact"/>
               <w:numPr>
                 <w:ilvl w:val="0"/>
                 <w:numId w:val="1003"/>
               </w:numPr>
-              <w:pStyle w:val="Compact"/>
             </w:pPr>
             <w:r>
               <w:t xml:space="preserve">Des</w:t>
@@ -2295,8 +2190,8 @@
             </w:r>
             <w:r>
               <w:rPr>
+                <w:b/>
                 <w:bCs/>
-                <w:b/>
               </w:rPr>
               <w:t xml:space="preserve">qualificateurs</w:t>
             </w:r>
@@ -2311,8 +2206,8 @@
             </w:r>
             <w:r>
               <w:rPr>
+                <w:b/>
                 <w:bCs/>
-                <w:b/>
               </w:rPr>
               <w:t xml:space="preserve">date</w:t>
             </w:r>
@@ -2327,8 +2222,8 @@
             </w:r>
             <w:r>
               <w:rPr>
+                <w:b/>
                 <w:bCs/>
-                <w:b/>
               </w:rPr>
               <w:t xml:space="preserve">Date.Created</w:t>
             </w:r>
@@ -2343,8 +2238,8 @@
             </w:r>
             <w:r>
               <w:rPr>
+                <w:b/>
                 <w:bCs/>
-                <w:b/>
               </w:rPr>
               <w:t xml:space="preserve">Date.Modified</w:t>
             </w:r>
@@ -2393,24 +2288,24 @@
       </w:r>
       <w:r>
         <w:rPr>
+          <w:b/>
           <w:bCs/>
+        </w:rPr>
+        <w:t xml:space="preserve">étendre la description des métadonnées</w:t>
+      </w:r>
+      <w:r>
+        <w:t xml:space="preserve"> </w:t>
+      </w:r>
+      <w:r>
+        <w:t xml:space="preserve">au-delà des 15 éléments de base. Cela permet d’adapter les métadonnées à des</w:t>
+      </w:r>
+      <w:r>
+        <w:t xml:space="preserve"> </w:t>
+      </w:r>
+      <w:r>
+        <w:rPr>
           <w:b/>
-        </w:rPr>
-        <w:t xml:space="preserve">étendre la description des métadonnées</w:t>
-      </w:r>
-      <w:r>
-        <w:t xml:space="preserve"> </w:t>
-      </w:r>
-      <w:r>
-        <w:t xml:space="preserve">au-delà des 15 éléments de base. Cela permet d’adapter les métadonnées à des</w:t>
-      </w:r>
-      <w:r>
-        <w:t xml:space="preserve"> </w:t>
-      </w:r>
-      <w:r>
-        <w:rPr>
           <w:bCs/>
-          <w:b/>
         </w:rPr>
         <w:t xml:space="preserve">besoins spécifiques</w:t>
       </w:r>
@@ -2440,8 +2335,8 @@
       </w:r>
       <w:r>
         <w:rPr>
+          <w:b/>
           <w:bCs/>
-          <w:b/>
         </w:rPr>
         <w:t xml:space="preserve">structure plus flexible et plus riche</w:t>
       </w:r>
@@ -2491,125 +2386,125 @@
       </w:r>
       <w:r>
         <w:rPr>
+          <w:b/>
           <w:bCs/>
+        </w:rPr>
+        <w:t xml:space="preserve">RDF</w:t>
+      </w:r>
+      <w:r>
+        <w:t xml:space="preserve"> </w:t>
+      </w:r>
+      <w:r>
+        <w:t xml:space="preserve">(Resource Description Framework) pour une meilleure compatibilité avec le</w:t>
+      </w:r>
+      <w:r>
+        <w:t xml:space="preserve"> </w:t>
+      </w:r>
+      <w:r>
+        <w:rPr>
           <w:b/>
-        </w:rPr>
-        <w:t xml:space="preserve">RDF</w:t>
-      </w:r>
-      <w:r>
-        <w:t xml:space="preserve"> </w:t>
-      </w:r>
-      <w:r>
-        <w:t xml:space="preserve">(Resource Description Framework) pour une meilleure compatibilité avec le</w:t>
-      </w:r>
-      <w:r>
-        <w:t xml:space="preserve"> </w:t>
-      </w:r>
-      <w:r>
-        <w:rPr>
           <w:bCs/>
+        </w:rPr>
+        <w:t xml:space="preserve">web sémantique</w:t>
+      </w:r>
+      <w:r>
+        <w:t xml:space="preserve">.</w:t>
+      </w:r>
+    </w:p>
+    <w:bookmarkEnd w:id="56"/>
+    <w:p>
+      <w:pPr>
+        <w:pStyle w:val="BodyText"/>
+      </w:pPr>
+      <w:r>
+        <w:rPr>
           <w:b/>
-        </w:rPr>
-        <w:t xml:space="preserve">web sémantique</w:t>
-      </w:r>
-      <w:r>
-        <w:t xml:space="preserve">.</w:t>
-      </w:r>
-    </w:p>
-    <w:bookmarkEnd w:id="56"/>
-    <w:p>
-      <w:pPr>
-        <w:pStyle w:val="BodyText"/>
-      </w:pPr>
-      <w:r>
-        <w:rPr>
           <w:bCs/>
+        </w:rPr>
+        <w:t xml:space="preserve">Principales différences entre</w:t>
+      </w:r>
+      <w:r>
+        <w:rPr>
           <w:b/>
-        </w:rPr>
-        <w:t xml:space="preserve">Principales différences entre</w:t>
-      </w:r>
-      <w:r>
-        <w:rPr>
           <w:bCs/>
+        </w:rPr>
+        <w:t xml:space="preserve"> </w:t>
+      </w:r>
+      <w:r>
+        <w:rPr>
           <w:b/>
-        </w:rPr>
-        <w:t xml:space="preserve"> </w:t>
-      </w:r>
-      <w:r>
-        <w:rPr>
+          <w:bCs/>
+          <w:i/>
           <w:iCs/>
+        </w:rPr>
+        <w:t xml:space="preserve">Dublin Core Elements</w:t>
+      </w:r>
+      <w:r>
+        <w:rPr>
+          <w:b/>
+          <w:bCs/>
+        </w:rPr>
+        <w:t xml:space="preserve"> </w:t>
+      </w:r>
+      <w:r>
+        <w:rPr>
+          <w:b/>
+          <w:bCs/>
+        </w:rPr>
+        <w:t xml:space="preserve">et</w:t>
+      </w:r>
+      <w:r>
+        <w:rPr>
+          <w:b/>
+          <w:bCs/>
+        </w:rPr>
+        <w:t xml:space="preserve"> </w:t>
+      </w:r>
+      <w:r>
+        <w:rPr>
+          <w:b/>
+          <w:bCs/>
           <w:i/>
-          <w:bCs/>
-          <w:b/>
-        </w:rPr>
-        <w:t xml:space="preserve">Dublin Core Elements</w:t>
-      </w:r>
-      <w:r>
-        <w:rPr>
-          <w:bCs/>
-          <w:b/>
-        </w:rPr>
-        <w:t xml:space="preserve"> </w:t>
-      </w:r>
-      <w:r>
-        <w:rPr>
-          <w:bCs/>
-          <w:b/>
-        </w:rPr>
+          <w:iCs/>
+        </w:rPr>
+        <w:t xml:space="preserve">Dublin Core Terms</w:t>
+      </w:r>
+    </w:p>
+    <w:p>
+      <w:pPr>
+        <w:pStyle w:val="TableCaption"/>
+      </w:pPr>
+      <w:r>
+        <w:t xml:space="preserve">Comparaison</w:t>
+      </w:r>
+      <w:r>
+        <w:t xml:space="preserve"> </w:t>
+      </w:r>
+      <w:hyperlink r:id="rId43">
+        <w:r>
+          <w:rPr>
+            <w:rStyle w:val="Hyperlink"/>
+            <w:i/>
+            <w:iCs/>
+          </w:rPr>
+          <w:t xml:space="preserve">DCES</w:t>
+        </w:r>
+      </w:hyperlink>
+      <w:r>
+        <w:t xml:space="preserve"> </w:t>
+      </w:r>
+      <w:r>
         <w:t xml:space="preserve">et</w:t>
       </w:r>
       <w:r>
-        <w:rPr>
-          <w:bCs/>
-          <w:b/>
-        </w:rPr>
-        <w:t xml:space="preserve"> </w:t>
-      </w:r>
-      <w:r>
-        <w:rPr>
-          <w:iCs/>
-          <w:i/>
-          <w:bCs/>
-          <w:b/>
-        </w:rPr>
-        <w:t xml:space="preserve">Dublin Core Terms</w:t>
-      </w:r>
-    </w:p>
-    <w:p>
-      <w:pPr>
-        <w:pStyle w:val="TableCaption"/>
-      </w:pPr>
-      <w:r>
-        <w:t xml:space="preserve">Comparaison</w:t>
-      </w:r>
-      <w:r>
-        <w:t xml:space="preserve"> </w:t>
-      </w:r>
-      <w:hyperlink r:id="rId43">
-        <w:r>
-          <w:rPr>
-            <w:rStyle w:val="Hyperlink"/>
+        <w:t xml:space="preserve"> </w:t>
+      </w:r>
+      <w:hyperlink r:id="rId44">
+        <w:r>
+          <w:rPr>
+            <w:rStyle w:val="Hyperlink"/>
+            <w:i/>
             <w:iCs/>
-            <w:i/>
-          </w:rPr>
-          <w:t xml:space="preserve">DCES</w:t>
-        </w:r>
-      </w:hyperlink>
-      <w:r>
-        <w:t xml:space="preserve"> </w:t>
-      </w:r>
-      <w:r>
-        <w:t xml:space="preserve">et</w:t>
-      </w:r>
-      <w:r>
-        <w:t xml:space="preserve"> </w:t>
-      </w:r>
-      <w:hyperlink r:id="rId44">
-        <w:r>
-          <w:rPr>
-            <w:rStyle w:val="Hyperlink"/>
-            <w:iCs/>
-            <w:i/>
           </w:rPr>
           <w:t xml:space="preserve">DCTerms</w:t>
         </w:r>
@@ -2619,9 +2514,8 @@
       <w:tblPr>
         <w:tblStyle w:val="Table"/>
         <w:tblW w:type="pct" w:w="5000"/>
+        <w:tblLayout w:type="fixed"/>
         <w:tblLook w:firstRow="1" w:lastRow="0" w:firstColumn="0" w:lastColumn="0" w:noHBand="0" w:noVBand="0" w:val="0020"/>
-        <w:jc w:val="start"/>
-        <w:tblLayout w:type="fixed"/>
         <w:tblCaption w:val="Comparaison DCES et DCTerms"/>
       </w:tblPr>
       <w:tblGrid>
@@ -2631,19 +2525,18 @@
       </w:tblGrid>
       <w:tr>
         <w:trPr>
-          <w:tblHeader w:val="true"/>
+          <w:tblHeader w:val="on"/>
         </w:trPr>
         <w:tc>
           <w:tcPr/>
           <w:p>
             <w:pPr>
               <w:pStyle w:val="Compact"/>
-              <w:jc w:val="left"/>
             </w:pPr>
             <w:r>
               <w:rPr>
+                <w:b/>
                 <w:bCs/>
-                <w:b/>
               </w:rPr>
               <w:t xml:space="preserve">Critères</w:t>
             </w:r>
@@ -2654,12 +2547,11 @@
           <w:p>
             <w:pPr>
               <w:pStyle w:val="Compact"/>
-              <w:jc w:val="left"/>
             </w:pPr>
             <w:r>
               <w:rPr>
+                <w:b/>
                 <w:bCs/>
-                <w:b/>
               </w:rPr>
               <w:t xml:space="preserve">Dublin Core Elements</w:t>
             </w:r>
@@ -2687,12 +2579,11 @@
           <w:p>
             <w:pPr>
               <w:pStyle w:val="Compact"/>
-              <w:jc w:val="left"/>
             </w:pPr>
             <w:r>
               <w:rPr>
+                <w:b/>
                 <w:bCs/>
-                <w:b/>
               </w:rPr>
               <w:t xml:space="preserve">Dublin Core Terms</w:t>
             </w:r>
@@ -2722,12 +2613,11 @@
           <w:p>
             <w:pPr>
               <w:pStyle w:val="Compact"/>
-              <w:jc w:val="left"/>
             </w:pPr>
             <w:r>
               <w:rPr>
+                <w:b/>
                 <w:bCs/>
-                <w:b/>
               </w:rPr>
               <w:t xml:space="preserve">Nombre d’éléments</w:t>
             </w:r>
@@ -2738,7 +2628,6 @@
           <w:p>
             <w:pPr>
               <w:pStyle w:val="Compact"/>
-              <w:jc w:val="left"/>
             </w:pPr>
             <w:r>
               <w:t xml:space="preserve">15 éléments de base</w:t>
@@ -2750,7 +2639,6 @@
           <w:p>
             <w:pPr>
               <w:pStyle w:val="Compact"/>
-              <w:jc w:val="left"/>
             </w:pPr>
             <w:r>
               <w:t xml:space="preserve">Comprend les 15 éléments + des termes étendus et qualificateurs</w:t>
@@ -2764,12 +2652,11 @@
           <w:p>
             <w:pPr>
               <w:pStyle w:val="Compact"/>
-              <w:jc w:val="left"/>
             </w:pPr>
             <w:r>
               <w:rPr>
+                <w:b/>
                 <w:bCs/>
-                <w:b/>
               </w:rPr>
               <w:t xml:space="preserve">Simplicité</w:t>
             </w:r>
@@ -2780,7 +2667,6 @@
           <w:p>
             <w:pPr>
               <w:pStyle w:val="Compact"/>
-              <w:jc w:val="left"/>
             </w:pPr>
             <w:r>
               <w:t xml:space="preserve">Simple, général</w:t>
@@ -2792,7 +2678,6 @@
           <w:p>
             <w:pPr>
               <w:pStyle w:val="Compact"/>
-              <w:jc w:val="left"/>
             </w:pPr>
             <w:r>
               <w:t xml:space="preserve">Plus complexe, flexible et spécifique</w:t>
@@ -2806,12 +2691,11 @@
           <w:p>
             <w:pPr>
               <w:pStyle w:val="Compact"/>
-              <w:jc w:val="left"/>
             </w:pPr>
             <w:r>
               <w:rPr>
+                <w:b/>
                 <w:bCs/>
-                <w:b/>
               </w:rPr>
               <w:t xml:space="preserve">Utilisation</w:t>
             </w:r>
@@ -2822,7 +2706,6 @@
           <w:p>
             <w:pPr>
               <w:pStyle w:val="Compact"/>
-              <w:jc w:val="left"/>
             </w:pPr>
             <w:r>
               <w:t xml:space="preserve">Projets de description de ressources de base</w:t>
@@ -2834,7 +2717,6 @@
           <w:p>
             <w:pPr>
               <w:pStyle w:val="Compact"/>
-              <w:jc w:val="left"/>
             </w:pPr>
             <w:r>
               <w:t xml:space="preserve">Projets nécessitant des métadonnées plus riches et complexes</w:t>
@@ -2848,12 +2730,11 @@
           <w:p>
             <w:pPr>
               <w:pStyle w:val="Compact"/>
-              <w:jc w:val="left"/>
             </w:pPr>
             <w:r>
               <w:rPr>
+                <w:b/>
                 <w:bCs/>
-                <w:b/>
               </w:rPr>
               <w:t xml:space="preserve">Interopérabilité</w:t>
             </w:r>
@@ -2864,7 +2745,6 @@
           <w:p>
             <w:pPr>
               <w:pStyle w:val="Compact"/>
-              <w:jc w:val="left"/>
             </w:pPr>
             <w:r>
               <w:t xml:space="preserve">Conçu pour des utilisations larges et génériques</w:t>
@@ -2876,7 +2756,6 @@
           <w:p>
             <w:pPr>
               <w:pStyle w:val="Compact"/>
-              <w:jc w:val="left"/>
             </w:pPr>
             <w:r>
               <w:t xml:space="preserve">Plus détaillé, mais compatible avec des systèmes plus complexes</w:t>
@@ -2890,12 +2769,11 @@
           <w:p>
             <w:pPr>
               <w:pStyle w:val="Compact"/>
-              <w:jc w:val="left"/>
             </w:pPr>
             <w:r>
               <w:rPr>
+                <w:b/>
                 <w:bCs/>
-                <w:b/>
               </w:rPr>
               <w:t xml:space="preserve">Qualification des éléments</w:t>
             </w:r>
@@ -2906,7 +2784,6 @@
           <w:p>
             <w:pPr>
               <w:pStyle w:val="Compact"/>
-              <w:jc w:val="left"/>
             </w:pPr>
             <w:r>
               <w:t xml:space="preserve">Pas de qualificateurs</w:t>
@@ -2918,7 +2795,6 @@
           <w:p>
             <w:pPr>
               <w:pStyle w:val="Compact"/>
-              <w:jc w:val="left"/>
             </w:pPr>
             <w:r>
               <w:t xml:space="preserve">Supporte des qualificateurs pour une meilleure précision</w:t>
@@ -2932,12 +2808,11 @@
           <w:p>
             <w:pPr>
               <w:pStyle w:val="Compact"/>
-              <w:jc w:val="left"/>
             </w:pPr>
             <w:r>
               <w:rPr>
+                <w:b/>
                 <w:bCs/>
-                <w:b/>
               </w:rPr>
               <w:t xml:space="preserve">Exemples d’utilisation</w:t>
             </w:r>
@@ -2948,7 +2823,6 @@
           <w:p>
             <w:pPr>
               <w:pStyle w:val="Compact"/>
-              <w:jc w:val="left"/>
             </w:pPr>
             <w:r>
               <w:t xml:space="preserve">Bibliothèques, archives numériques simples</w:t>
@@ -2960,7 +2834,6 @@
           <w:p>
             <w:pPr>
               <w:pStyle w:val="Compact"/>
-              <w:jc w:val="left"/>
             </w:pPr>
             <w:r>
               <w:t xml:space="preserve">Bibliothèques numériques avancées, projets sémantiques, bases de données spécialisées</w:t>
@@ -2983,12 +2856,16 @@
         <w:tblLook w:firstRow="0" w:lastRow="0" w:firstColumn="0" w:lastColumn="0" w:noHBand="0" w:noVBand="0" w:val="0000"/>
         <w:tblBorders>
           <w:left w:val="single" w:sz="24" w:space="0" w:color="0758E5"/>
+          <w:right w:val="single" w:sz="4" w:space="0" w:color="0758E5"/>
+          <w:top w:val="single" w:sz="4" w:space="0" w:color="0758E5"/>
+          <w:bottom w:val="single" w:sz="4" w:space="0" w:color="0758E5"/>
         </w:tblBorders>
         <w:tblCellMar>
-          <w:left w:w="0" w:type="dxa"/>
-          <w:right w:w="0" w:type="dxa"/>
+          <w:left w:w="144" w:type="dxa"/>
+          <w:right w:w="144" w:type="dxa"/>
         </w:tblCellMar>
         <w:tblInd w:w="164" w:type="dxa"/>
+        <w:tblW w:type="pct" w:w="100%"/>
       </w:tblPr>
       <w:tr>
         <w:trPr>
@@ -2996,9 +2873,10 @@
         </w:trPr>
         <w:tc>
           <w:tcPr>
+            <w:shd w:color="auto" w:fill="dae6fb" w:val="clear"/>
             <w:tcMar>
-              <w:left w:w="144" w:type="dxa"/>
-              <w:right w:w="144" w:type="dxa"/>
+              <w:top w:w="92" w:type="dxa"/>
+              <w:bottom w:w="92" w:type="dxa"/>
             </w:tcMar>
           </w:tcPr>
           <w:p>
@@ -3006,8 +2884,8 @@
               <w:pStyle w:val="BodyText"/>
             </w:pPr>
             <w:pPr>
-              <w:spacing w:before="0" w:after="8"/>
-              <w:jc w:val="center"/>
+              <w:spacing w:before="0" w:after="0"/>
+              <w:textAlignment w:val="center"/>
             </w:pPr>
             <w:r>
               <w:drawing>
@@ -3051,52 +2929,51 @@
                 </wp:inline>
               </w:drawing>
             </w:r>
+            <w:r>
+              <w:t xml:space="preserve"> </w:t>
+            </w:r>
+            <w:r>
+              <w:t xml:space="preserve"> </w:t>
+            </w:r>
+            <w:r>
+              <w:t xml:space="preserve">Synthèse</w:t>
+            </w:r>
+            <w:r>
+              <w:t xml:space="preserve"> </w:t>
+            </w:r>
+            <w:r>
+              <w:rPr>
+                <w:i/>
+                <w:iCs/>
+              </w:rPr>
+              <w:t xml:space="preserve">Dublin Core</w:t>
+            </w:r>
           </w:p>
         </w:tc>
+      </w:tr>
+      <w:tr>
+        <w:trPr>
+          <w:cantSplit/>
+        </w:trPr>
         <w:tc>
+          <w:tcPr>
+            <w:tcMar>
+              <w:top w:w="108" w:type="dxa"/>
+              <w:bottom w:w="108" w:type="dxa"/>
+            </w:tcMar>
+          </w:tcPr>
           <w:p>
             <w:pPr>
-              <w:pStyle w:val="BodyText"/>
-            </w:pPr>
-            <w:pPr>
-              <w:spacing w:before="16" w:after="64"/>
-            </w:pPr>
-            <w:r>
-              <w:rPr>
-                <w:bCs/>
-                <w:b/>
-              </w:rPr>
-              <w:t xml:space="preserve">Synthèse</w:t>
-            </w:r>
-            <w:r>
-              <w:rPr>
-                <w:bCs/>
-                <w:b/>
-              </w:rPr>
-              <w:t xml:space="preserve"> </w:t>
-            </w:r>
-            <w:r>
-              <w:rPr>
-                <w:iCs/>
-                <w:i/>
-                <w:bCs/>
-                <w:b/>
-              </w:rPr>
-              <w:t xml:space="preserve">Dublin Core</w:t>
-            </w:r>
-          </w:p>
-          <w:p>
-            <w:pPr>
+              <w:pStyle w:val="Compact"/>
               <w:numPr>
                 <w:ilvl w:val="0"/>
                 <w:numId w:val="1004"/>
               </w:numPr>
-              <w:pStyle w:val="Compact"/>
             </w:pPr>
             <w:r>
               <w:rPr>
+                <w:b/>
                 <w:bCs/>
-                <w:b/>
               </w:rPr>
               <w:t xml:space="preserve">Dublin Core Elements</w:t>
             </w:r>
@@ -3111,8 +2988,8 @@
             </w:r>
             <w:r>
               <w:rPr>
+                <w:b/>
                 <w:bCs/>
-                <w:b/>
               </w:rPr>
               <w:t xml:space="preserve">description simple</w:t>
             </w:r>
@@ -3127,8 +3004,8 @@
             </w:r>
             <w:r>
               <w:rPr>
+                <w:b/>
                 <w:bCs/>
-                <w:b/>
               </w:rPr>
               <w:t xml:space="preserve">universelle</w:t>
             </w:r>
@@ -3141,16 +3018,16 @@
           </w:p>
           <w:p>
             <w:pPr>
+              <w:pStyle w:val="Compact"/>
               <w:numPr>
                 <w:ilvl w:val="0"/>
                 <w:numId w:val="1004"/>
               </w:numPr>
-              <w:pStyle w:val="Compact"/>
             </w:pPr>
             <w:r>
               <w:rPr>
+                <w:b/>
                 <w:bCs/>
-                <w:b/>
               </w:rPr>
               <w:t xml:space="preserve">Dublin Core Terms</w:t>
             </w:r>
@@ -3165,8 +3042,8 @@
             </w:r>
             <w:r>
               <w:rPr>
+                <w:b/>
                 <w:bCs/>
-                <w:b/>
               </w:rPr>
               <w:t xml:space="preserve">cadre plus élaboré</w:t>
             </w:r>
@@ -3178,8 +3055,8 @@
             </w:r>
             <w:r>
               <w:rPr>
+                <w:b/>
                 <w:bCs/>
-                <w:b/>
               </w:rPr>
               <w:t xml:space="preserve">plus fine</w:t>
             </w:r>
@@ -3194,8 +3071,8 @@
             </w:r>
             <w:r>
               <w:rPr>
+                <w:b/>
                 <w:bCs/>
-                <w:b/>
               </w:rPr>
               <w:t xml:space="preserve">spécialisée</w:t>
             </w:r>
@@ -3207,8 +3084,8 @@
             </w:r>
             <w:r>
               <w:rPr>
+                <w:b/>
                 <w:bCs/>
-                <w:b/>
               </w:rPr>
               <w:t xml:space="preserve">web sémantique</w:t>
             </w:r>
@@ -3232,8 +3109,8 @@
       </w:r>
       <w:r>
         <w:rPr>
+          <w:i/>
           <w:iCs/>
-          <w:i/>
         </w:rPr>
         <w:t xml:space="preserve">Europeana Data Model</w:t>
       </w:r>
@@ -3250,8 +3127,8 @@
       </w:pPr>
       <w:r>
         <w:rPr>
+          <w:b/>
           <w:bCs/>
-          <w:b/>
         </w:rPr>
         <w:t xml:space="preserve">Europeana Data Model</w:t>
       </w:r>
@@ -3306,8 +3183,8 @@
       </w:pPr>
       <w:r>
         <w:rPr>
+          <w:b/>
           <w:bCs/>
-          <w:b/>
         </w:rPr>
         <w:t xml:space="preserve">Modèle RDF</w:t>
       </w:r>
@@ -3322,52 +3199,52 @@
       </w:r>
       <w:r>
         <w:rPr>
+          <w:i/>
           <w:iCs/>
+        </w:rPr>
+        <w:t xml:space="preserve">Resource Description Framework</w:t>
+      </w:r>
+      <w:r>
+        <w:t xml:space="preserve"> </w:t>
+      </w:r>
+      <w:r>
+        <w:t xml:space="preserve">(</w:t>
+      </w:r>
+      <w:hyperlink r:id="rId63">
+        <w:r>
+          <w:rPr>
+            <w:rStyle w:val="Hyperlink"/>
+          </w:rPr>
+          <w:t xml:space="preserve">RDF</w:t>
+        </w:r>
+      </w:hyperlink>
+      <w:r>
+        <w:t xml:space="preserve">), un standard du</w:t>
+      </w:r>
+      <w:r>
+        <w:t xml:space="preserve"> </w:t>
+      </w:r>
+      <w:hyperlink r:id="rId64">
+        <w:r>
+          <w:rPr>
+            <w:rStyle w:val="Hyperlink"/>
+          </w:rPr>
+          <w:t xml:space="preserve">W3C</w:t>
+        </w:r>
+      </w:hyperlink>
+      <w:r>
+        <w:t xml:space="preserve"> </w:t>
+      </w:r>
+      <w:r>
+        <w:t xml:space="preserve">utilisé pour représenter des informations sur des ressources dans le web sémantique. Cela permet de relier des objets à d’autres ressources, qu’elles soient internes ou externes à</w:t>
+      </w:r>
+      <w:r>
+        <w:t xml:space="preserve"> </w:t>
+      </w:r>
+      <w:r>
+        <w:rPr>
           <w:i/>
-        </w:rPr>
-        <w:t xml:space="preserve">Resource Description Framework</w:t>
-      </w:r>
-      <w:r>
-        <w:t xml:space="preserve"> </w:t>
-      </w:r>
-      <w:r>
-        <w:t xml:space="preserve">(</w:t>
-      </w:r>
-      <w:hyperlink r:id="rId63">
-        <w:r>
-          <w:rPr>
-            <w:rStyle w:val="Hyperlink"/>
-          </w:rPr>
-          <w:t xml:space="preserve">RDF</w:t>
-        </w:r>
-      </w:hyperlink>
-      <w:r>
-        <w:t xml:space="preserve">), un standard du</w:t>
-      </w:r>
-      <w:r>
-        <w:t xml:space="preserve"> </w:t>
-      </w:r>
-      <w:hyperlink r:id="rId64">
-        <w:r>
-          <w:rPr>
-            <w:rStyle w:val="Hyperlink"/>
-          </w:rPr>
-          <w:t xml:space="preserve">W3C</w:t>
-        </w:r>
-      </w:hyperlink>
-      <w:r>
-        <w:t xml:space="preserve"> </w:t>
-      </w:r>
-      <w:r>
-        <w:t xml:space="preserve">utilisé pour représenter des informations sur des ressources dans le web sémantique. Cela permet de relier des objets à d’autres ressources, qu’elles soient internes ou externes à</w:t>
-      </w:r>
-      <w:r>
-        <w:t xml:space="preserve"> </w:t>
-      </w:r>
-      <w:r>
-        <w:rPr>
           <w:iCs/>
-          <w:i/>
         </w:rPr>
         <w:t xml:space="preserve">Europeana</w:t>
       </w:r>
@@ -3384,8 +3261,8 @@
       </w:pPr>
       <w:r>
         <w:rPr>
+          <w:b/>
           <w:bCs/>
-          <w:b/>
         </w:rPr>
         <w:t xml:space="preserve">Séparation des différentes entités</w:t>
       </w:r>
@@ -3398,95 +3275,95 @@
     </w:p>
     <w:p>
       <w:pPr>
+        <w:pStyle w:val="Compact"/>
         <w:numPr>
           <w:ilvl w:val="1"/>
           <w:numId w:val="1006"/>
         </w:numPr>
+      </w:pPr>
+      <w:r>
+        <w:rPr>
+          <w:rStyle w:val="VerbatimChar"/>
+        </w:rPr>
+        <w:t xml:space="preserve">ProvidedCHO</w:t>
+      </w:r>
+      <w:r>
+        <w:t xml:space="preserve"> </w:t>
+      </w:r>
+      <w:r>
+        <w:t xml:space="preserve">(Cultural Heritage Object) : représente l’objet culturel lui-même (par exemple, une peinture, un manuscrit).</w:t>
+      </w:r>
+    </w:p>
+    <w:p>
+      <w:pPr>
         <w:pStyle w:val="Compact"/>
-      </w:pPr>
-      <w:r>
-        <w:rPr>
-          <w:rStyle w:val="VerbatimChar"/>
-        </w:rPr>
-        <w:t xml:space="preserve">ProvidedCHO</w:t>
-      </w:r>
-      <w:r>
-        <w:t xml:space="preserve"> </w:t>
-      </w:r>
-      <w:r>
-        <w:t xml:space="preserve">(Cultural Heritage Object) : représente l’objet culturel lui-même (par exemple, une peinture, un manuscrit).</w:t>
-      </w:r>
-    </w:p>
-    <w:p>
-      <w:pPr>
         <w:numPr>
           <w:ilvl w:val="1"/>
           <w:numId w:val="1006"/>
         </w:numPr>
+      </w:pPr>
+      <w:r>
+        <w:rPr>
+          <w:rStyle w:val="VerbatimChar"/>
+        </w:rPr>
+        <w:t xml:space="preserve">WebResource</w:t>
+      </w:r>
+      <w:r>
+        <w:t xml:space="preserve"> </w:t>
+      </w:r>
+      <w:r>
+        <w:t xml:space="preserve">: fait référence aux versions numériques de l’objet, telles que les fichiers d’image, vidéo ou son.</w:t>
+      </w:r>
+    </w:p>
+    <w:p>
+      <w:pPr>
         <w:pStyle w:val="Compact"/>
-      </w:pPr>
-      <w:r>
-        <w:rPr>
-          <w:rStyle w:val="VerbatimChar"/>
-        </w:rPr>
-        <w:t xml:space="preserve">WebResource</w:t>
-      </w:r>
-      <w:r>
-        <w:t xml:space="preserve"> </w:t>
-      </w:r>
-      <w:r>
-        <w:t xml:space="preserve">: fait référence aux versions numériques de l’objet, telles que les fichiers d’image, vidéo ou son.</w:t>
-      </w:r>
-    </w:p>
-    <w:p>
-      <w:pPr>
         <w:numPr>
           <w:ilvl w:val="1"/>
           <w:numId w:val="1006"/>
         </w:numPr>
+      </w:pPr>
+      <w:r>
+        <w:rPr>
+          <w:rStyle w:val="VerbatimChar"/>
+        </w:rPr>
+        <w:t xml:space="preserve">Aggregation</w:t>
+      </w:r>
+      <w:r>
+        <w:t xml:space="preserve"> </w:t>
+      </w:r>
+      <w:r>
+        <w:t xml:space="preserve">: permet de regrouper les données sur un objet, notamment les métadonnées des différentes sources.</w:t>
+      </w:r>
+    </w:p>
+    <w:p>
+      <w:pPr>
         <w:pStyle w:val="Compact"/>
-      </w:pPr>
-      <w:r>
-        <w:rPr>
-          <w:rStyle w:val="VerbatimChar"/>
-        </w:rPr>
-        <w:t xml:space="preserve">Aggregation</w:t>
-      </w:r>
-      <w:r>
-        <w:t xml:space="preserve"> </w:t>
-      </w:r>
-      <w:r>
-        <w:t xml:space="preserve">: permet de regrouper les données sur un objet, notamment les métadonnées des différentes sources.</w:t>
-      </w:r>
-    </w:p>
-    <w:p>
-      <w:pPr>
         <w:numPr>
           <w:ilvl w:val="1"/>
           <w:numId w:val="1006"/>
         </w:numPr>
+      </w:pPr>
+      <w:r>
+        <w:rPr>
+          <w:rStyle w:val="VerbatimChar"/>
+        </w:rPr>
+        <w:t xml:space="preserve">Agent</w:t>
+      </w:r>
+      <w:r>
+        <w:t xml:space="preserve"> </w:t>
+      </w:r>
+      <w:r>
+        <w:t xml:space="preserve">: représente les entités ayant une influence sur l’objet (par exemple, un auteur, un artiste, un contributeur).</w:t>
+      </w:r>
+    </w:p>
+    <w:p>
+      <w:pPr>
         <w:pStyle w:val="Compact"/>
-      </w:pPr>
-      <w:r>
-        <w:rPr>
-          <w:rStyle w:val="VerbatimChar"/>
-        </w:rPr>
-        <w:t xml:space="preserve">Agent</w:t>
-      </w:r>
-      <w:r>
-        <w:t xml:space="preserve"> </w:t>
-      </w:r>
-      <w:r>
-        <w:t xml:space="preserve">: représente les entités ayant une influence sur l’objet (par exemple, un auteur, un artiste, un contributeur).</w:t>
-      </w:r>
-    </w:p>
-    <w:p>
-      <w:pPr>
         <w:numPr>
           <w:ilvl w:val="1"/>
           <w:numId w:val="1006"/>
         </w:numPr>
-        <w:pStyle w:val="Compact"/>
       </w:pPr>
       <w:r>
         <w:rPr>
@@ -3525,8 +3402,8 @@
       </w:pPr>
       <w:r>
         <w:rPr>
+          <w:b/>
           <w:bCs/>
-          <w:b/>
         </w:rPr>
         <w:t xml:space="preserve">Multi-représentation</w:t>
       </w:r>
@@ -3546,69 +3423,69 @@
       </w:pPr>
       <w:r>
         <w:rPr>
+          <w:b/>
           <w:bCs/>
+        </w:rPr>
+        <w:t xml:space="preserve">Alignement avec d’autres standards</w:t>
+      </w:r>
+      <w:r>
+        <w:t xml:space="preserve"> </w:t>
+      </w:r>
+      <w:r>
+        <w:t xml:space="preserve">: EDM est conçu pour être interopérable avec d’autres schémas de métadonnées, notamment</w:t>
+      </w:r>
+      <w:r>
+        <w:t xml:space="preserve"> </w:t>
+      </w:r>
+      <w:r>
+        <w:rPr>
           <w:b/>
-        </w:rPr>
-        <w:t xml:space="preserve">Alignement avec d’autres standards</w:t>
-      </w:r>
-      <w:r>
-        <w:t xml:space="preserve"> </w:t>
-      </w:r>
-      <w:r>
-        <w:t xml:space="preserve">: EDM est conçu pour être interopérable avec d’autres schémas de métadonnées, notamment</w:t>
-      </w:r>
-      <w:r>
-        <w:t xml:space="preserve"> </w:t>
-      </w:r>
-      <w:r>
-        <w:rPr>
           <w:bCs/>
+        </w:rPr>
+        <w:t xml:space="preserve">Dublin Core</w:t>
+      </w:r>
+      <w:r>
+        <w:t xml:space="preserve">,</w:t>
+      </w:r>
+      <w:r>
+        <w:t xml:space="preserve"> </w:t>
+      </w:r>
+      <w:r>
+        <w:rPr>
           <w:b/>
-        </w:rPr>
-        <w:t xml:space="preserve">Dublin Core</w:t>
-      </w:r>
-      <w:r>
-        <w:t xml:space="preserve">,</w:t>
-      </w:r>
-      <w:r>
-        <w:t xml:space="preserve"> </w:t>
-      </w:r>
-      <w:r>
-        <w:rPr>
           <w:bCs/>
+        </w:rPr>
+        <w:t xml:space="preserve">LIDO</w:t>
+      </w:r>
+      <w:r>
+        <w:t xml:space="preserve"> </w:t>
+      </w:r>
+      <w:r>
+        <w:t xml:space="preserve">(utilisé dans les musées),</w:t>
+      </w:r>
+      <w:r>
+        <w:t xml:space="preserve"> </w:t>
+      </w:r>
+      <w:r>
+        <w:rPr>
           <w:b/>
-        </w:rPr>
-        <w:t xml:space="preserve">LIDO</w:t>
-      </w:r>
-      <w:r>
-        <w:t xml:space="preserve"> </w:t>
-      </w:r>
-      <w:r>
-        <w:t xml:space="preserve">(utilisé dans les musées),</w:t>
-      </w:r>
-      <w:r>
-        <w:t xml:space="preserve"> </w:t>
-      </w:r>
-      <w:r>
-        <w:rPr>
           <w:bCs/>
+        </w:rPr>
+        <w:t xml:space="preserve">EAD</w:t>
+      </w:r>
+      <w:r>
+        <w:t xml:space="preserve"> </w:t>
+      </w:r>
+      <w:r>
+        <w:t xml:space="preserve">(Description archivistique encodée), et</w:t>
+      </w:r>
+      <w:r>
+        <w:t xml:space="preserve"> </w:t>
+      </w:r>
+      <w:r>
+        <w:rPr>
           <w:b/>
-        </w:rPr>
-        <w:t xml:space="preserve">EAD</w:t>
-      </w:r>
-      <w:r>
-        <w:t xml:space="preserve"> </w:t>
-      </w:r>
-      <w:r>
-        <w:t xml:space="preserve">(Description archivistique encodée), et</w:t>
-      </w:r>
-      <w:r>
-        <w:t xml:space="preserve"> </w:t>
-      </w:r>
-      <w:r>
-        <w:rPr>
           <w:bCs/>
-          <w:b/>
         </w:rPr>
         <w:t xml:space="preserve">OAI-PMH</w:t>
       </w:r>
@@ -3634,198 +3511,198 @@
       </w:r>
       <w:r>
         <w:rPr>
+          <w:i/>
           <w:iCs/>
+        </w:rPr>
+        <w:t xml:space="preserve">Exchangeable Image File Format</w:t>
+      </w:r>
+      <w:r>
+        <w:t xml:space="preserve"> </w:t>
+      </w:r>
+      <w:r>
+        <w:t xml:space="preserve">(EXIF)</w:t>
+      </w:r>
+    </w:p>
+    <w:p>
+      <w:pPr>
+        <w:pStyle w:val="FirstParagraph"/>
+      </w:pPr>
+      <w:r>
+        <w:rPr>
+          <w:b/>
+          <w:bCs/>
+        </w:rPr>
+        <w:t xml:space="preserve">EXIF</w:t>
+      </w:r>
+      <w:r>
+        <w:t xml:space="preserve"> </w:t>
+      </w:r>
+      <w:r>
+        <w:t xml:space="preserve">est un ensemble de propriétés</w:t>
+      </w:r>
+      <w:r>
+        <w:t xml:space="preserve"> </w:t>
+      </w:r>
+      <w:r>
+        <w:rPr>
+          <w:b/>
+          <w:bCs/>
+        </w:rPr>
+        <w:t xml:space="preserve">techniques</w:t>
+      </w:r>
+      <w:r>
+        <w:t xml:space="preserve"> </w:t>
+      </w:r>
+      <w:r>
+        <w:t xml:space="preserve">centré sur les conditions de création des fichiers visuels. Contrairement au</w:t>
+      </w:r>
+      <w:r>
+        <w:t xml:space="preserve"> </w:t>
+      </w:r>
+      <w:r>
+        <w:rPr>
           <w:i/>
-        </w:rPr>
-        <w:t xml:space="preserve">Exchangeable Image File Format</w:t>
-      </w:r>
-      <w:r>
-        <w:t xml:space="preserve"> </w:t>
-      </w:r>
-      <w:r>
-        <w:t xml:space="preserve">(EXIF)</w:t>
-      </w:r>
-    </w:p>
-    <w:p>
-      <w:pPr>
-        <w:pStyle w:val="FirstParagraph"/>
-      </w:pPr>
-      <w:r>
-        <w:rPr>
+          <w:iCs/>
+        </w:rPr>
+        <w:t xml:space="preserve">Dublin Core</w:t>
+      </w:r>
+      <w:r>
+        <w:t xml:space="preserve">, il ne vise pas à fournir une description sémantique mais plutôt une description technique du fichier lui-même.</w:t>
+      </w:r>
+    </w:p>
+    <w:p>
+      <w:pPr>
+        <w:pStyle w:val="BodyText"/>
+      </w:pPr>
+      <w:r>
+        <w:t xml:space="preserve">EXIF est un standard de métadonnées techniques utilisé principalement dans les fichiers d’image (JPEG, TIFF) et les fichiers vidéo pour enregistrer des informations relatives aux conditions dans lesquelles l’image ou la vidéo a été capturée. Cela inclut des données techniques comme les</w:t>
+      </w:r>
+      <w:r>
+        <w:t xml:space="preserve"> </w:t>
+      </w:r>
+      <w:r>
+        <w:rPr>
+          <w:b/>
           <w:bCs/>
+        </w:rPr>
+        <w:t xml:space="preserve">paramètres de l’appareil photo</w:t>
+      </w:r>
+      <w:r>
+        <w:t xml:space="preserve"> </w:t>
+      </w:r>
+      <w:r>
+        <w:t xml:space="preserve">(modèle, vitesse d’obturation, ouverture, ISO, orientation),</w:t>
+      </w:r>
+      <w:r>
+        <w:t xml:space="preserve"> </w:t>
+      </w:r>
+      <w:r>
+        <w:rPr>
           <w:b/>
-        </w:rPr>
-        <w:t xml:space="preserve">EXIF</w:t>
-      </w:r>
-      <w:r>
-        <w:t xml:space="preserve"> </w:t>
-      </w:r>
-      <w:r>
-        <w:t xml:space="preserve">est un ensemble de propriétés</w:t>
-      </w:r>
-      <w:r>
-        <w:t xml:space="preserve"> </w:t>
-      </w:r>
-      <w:r>
-        <w:rPr>
           <w:bCs/>
+        </w:rPr>
+        <w:t xml:space="preserve">la date et l’heure</w:t>
+      </w:r>
+      <w:r>
+        <w:t xml:space="preserve">, des informations géographiques (si le GPS est activé) ainsi que des informations sur le fichier (taille, résolution).</w:t>
+      </w:r>
+    </w:p>
+    <w:p>
+      <w:pPr>
+        <w:pStyle w:val="BodyText"/>
+      </w:pPr>
+      <w:r>
+        <w:t xml:space="preserve">La page</w:t>
+      </w:r>
+      <w:r>
+        <w:t xml:space="preserve"> </w:t>
+      </w:r>
+      <w:r>
+        <w:rPr>
+          <w:i/>
+          <w:iCs/>
+        </w:rPr>
+        <w:t xml:space="preserve">Wikipedia</w:t>
+      </w:r>
+      <w:r>
+        <w:t xml:space="preserve"> </w:t>
+      </w:r>
+      <w:hyperlink r:id="rId67">
+        <w:r>
+          <w:rPr>
+            <w:rStyle w:val="Hyperlink"/>
+          </w:rPr>
+          <w:t xml:space="preserve">Exchangeable image file format</w:t>
+        </w:r>
+      </w:hyperlink>
+      <w:r>
+        <w:t xml:space="preserve"> </w:t>
+      </w:r>
+      <w:r>
+        <w:t xml:space="preserve">donne un</w:t>
+      </w:r>
+      <w:r>
+        <w:t xml:space="preserve"> </w:t>
+      </w:r>
+      <w:hyperlink r:id="rId68">
+        <w:r>
+          <w:rPr>
+            <w:rStyle w:val="Hyperlink"/>
+          </w:rPr>
+          <w:t xml:space="preserve">exemple</w:t>
+        </w:r>
+      </w:hyperlink>
+      <w:r>
+        <w:t xml:space="preserve"> </w:t>
+      </w:r>
+      <w:r>
+        <w:t xml:space="preserve">concret et la</w:t>
+      </w:r>
+      <w:r>
+        <w:t xml:space="preserve"> </w:t>
+      </w:r>
+      <w:hyperlink r:id="rId69">
+        <w:r>
+          <w:rPr>
+            <w:rStyle w:val="Hyperlink"/>
+          </w:rPr>
+          <w:t xml:space="preserve">liste des principales métadonnées EXIF</w:t>
+        </w:r>
+      </w:hyperlink>
+      <w:r>
+        <w:t xml:space="preserve">.</w:t>
+      </w:r>
+    </w:p>
+    <w:p>
+      <w:pPr>
+        <w:pStyle w:val="BodyText"/>
+      </w:pPr>
+      <w:r>
+        <w:t xml:space="preserve">Ces propriétés sont enregistrées</w:t>
+      </w:r>
+      <w:r>
+        <w:t xml:space="preserve"> </w:t>
+      </w:r>
+      <w:r>
+        <w:rPr>
           <w:b/>
-        </w:rPr>
-        <w:t xml:space="preserve">techniques</w:t>
-      </w:r>
-      <w:r>
-        <w:t xml:space="preserve"> </w:t>
-      </w:r>
-      <w:r>
-        <w:t xml:space="preserve">centré sur les conditions de création des fichiers visuels. Contrairement au</w:t>
-      </w:r>
-      <w:r>
-        <w:t xml:space="preserve"> </w:t>
-      </w:r>
-      <w:r>
-        <w:rPr>
-          <w:iCs/>
-          <w:i/>
-        </w:rPr>
-        <w:t xml:space="preserve">Dublin Core</w:t>
-      </w:r>
-      <w:r>
-        <w:t xml:space="preserve">, il ne vise pas à fournir une description sémantique mais plutôt une description technique du fichier lui-même.</w:t>
-      </w:r>
-    </w:p>
-    <w:p>
-      <w:pPr>
-        <w:pStyle w:val="BodyText"/>
-      </w:pPr>
-      <w:r>
-        <w:t xml:space="preserve">EXIF est un standard de métadonnées techniques utilisé principalement dans les fichiers d’image (JPEG, TIFF) et les fichiers vidéo pour enregistrer des informations relatives aux conditions dans lesquelles l’image ou la vidéo a été capturée. Cela inclut des données techniques comme les</w:t>
-      </w:r>
-      <w:r>
-        <w:t xml:space="preserve"> </w:t>
-      </w:r>
-      <w:r>
-        <w:rPr>
           <w:bCs/>
+        </w:rPr>
+        <w:t xml:space="preserve">dans</w:t>
+      </w:r>
+      <w:r>
+        <w:t xml:space="preserve"> </w:t>
+      </w:r>
+      <w:r>
+        <w:t xml:space="preserve">le fichier numérique lui-même. Dans</w:t>
+      </w:r>
+      <w:r>
+        <w:t xml:space="preserve"> </w:t>
+      </w:r>
+      <w:r>
+        <w:rPr>
           <w:b/>
-        </w:rPr>
-        <w:t xml:space="preserve">paramètres de l’appareil photo</w:t>
-      </w:r>
-      <w:r>
-        <w:t xml:space="preserve"> </w:t>
-      </w:r>
-      <w:r>
-        <w:t xml:space="preserve">(modèle, vitesse d’obturation, ouverture, ISO, orientation),</w:t>
-      </w:r>
-      <w:r>
-        <w:t xml:space="preserve"> </w:t>
-      </w:r>
-      <w:r>
-        <w:rPr>
           <w:bCs/>
-          <w:b/>
-        </w:rPr>
-        <w:t xml:space="preserve">la date et l’heure</w:t>
-      </w:r>
-      <w:r>
-        <w:t xml:space="preserve">, des informations géographiques (si le GPS est activé) ainsi que des informations sur le fichier (taille, résolution).</w:t>
-      </w:r>
-    </w:p>
-    <w:p>
-      <w:pPr>
-        <w:pStyle w:val="BodyText"/>
-      </w:pPr>
-      <w:r>
-        <w:t xml:space="preserve">La page</w:t>
-      </w:r>
-      <w:r>
-        <w:t xml:space="preserve"> </w:t>
-      </w:r>
-      <w:r>
-        <w:rPr>
-          <w:iCs/>
-          <w:i/>
-        </w:rPr>
-        <w:t xml:space="preserve">Wikipedia</w:t>
-      </w:r>
-      <w:r>
-        <w:t xml:space="preserve"> </w:t>
-      </w:r>
-      <w:hyperlink r:id="rId67">
-        <w:r>
-          <w:rPr>
-            <w:rStyle w:val="Hyperlink"/>
-          </w:rPr>
-          <w:t xml:space="preserve">Exchangeable image file format</w:t>
-        </w:r>
-      </w:hyperlink>
-      <w:r>
-        <w:t xml:space="preserve"> </w:t>
-      </w:r>
-      <w:r>
-        <w:t xml:space="preserve">donne un</w:t>
-      </w:r>
-      <w:r>
-        <w:t xml:space="preserve"> </w:t>
-      </w:r>
-      <w:hyperlink r:id="rId68">
-        <w:r>
-          <w:rPr>
-            <w:rStyle w:val="Hyperlink"/>
-          </w:rPr>
-          <w:t xml:space="preserve">exemple</w:t>
-        </w:r>
-      </w:hyperlink>
-      <w:r>
-        <w:t xml:space="preserve"> </w:t>
-      </w:r>
-      <w:r>
-        <w:t xml:space="preserve">concret et la</w:t>
-      </w:r>
-      <w:r>
-        <w:t xml:space="preserve"> </w:t>
-      </w:r>
-      <w:hyperlink r:id="rId69">
-        <w:r>
-          <w:rPr>
-            <w:rStyle w:val="Hyperlink"/>
-          </w:rPr>
-          <w:t xml:space="preserve">liste des principales métadonnées EXIF</w:t>
-        </w:r>
-      </w:hyperlink>
-      <w:r>
-        <w:t xml:space="preserve">.</w:t>
-      </w:r>
-    </w:p>
-    <w:p>
-      <w:pPr>
-        <w:pStyle w:val="BodyText"/>
-      </w:pPr>
-      <w:r>
-        <w:t xml:space="preserve">Ces propriétés sont enregistrées</w:t>
-      </w:r>
-      <w:r>
-        <w:t xml:space="preserve"> </w:t>
-      </w:r>
-      <w:r>
-        <w:rPr>
-          <w:bCs/>
-          <w:b/>
-        </w:rPr>
-        <w:t xml:space="preserve">dans</w:t>
-      </w:r>
-      <w:r>
-        <w:t xml:space="preserve"> </w:t>
-      </w:r>
-      <w:r>
-        <w:t xml:space="preserve">le fichier numérique lui-même. Dans</w:t>
-      </w:r>
-      <w:r>
-        <w:t xml:space="preserve"> </w:t>
-      </w:r>
-      <w:r>
-        <w:rPr>
-          <w:bCs/>
-          <w:b/>
         </w:rPr>
         <w:t xml:space="preserve">Tropy</w:t>
       </w:r>
@@ -3836,13 +3713,7 @@
         <w:t xml:space="preserve"> </w:t>
       </w:r>
       <w:r>
-        <w:t xml:space="preserve">“</w:t>
-      </w:r>
-      <w:r>
-        <w:t xml:space="preserve">sortir</w:t>
-      </w:r>
-      <w:r>
-        <w:t xml:space="preserve">”</w:t>
+        <w:t xml:space="preserve">“sortir”</w:t>
       </w:r>
       <w:r>
         <w:t xml:space="preserve"> </w:t>
@@ -3904,8 +3775,8 @@
       </w:r>
       <w:r>
         <w:rPr>
+          <w:i/>
           <w:iCs/>
-          <w:i/>
         </w:rPr>
         <w:t xml:space="preserve">bytes</w:t>
       </w:r>
@@ -3988,8 +3859,8 @@
         <w:r>
           <w:rPr>
             <w:rStyle w:val="Hyperlink"/>
+            <w:i/>
             <w:iCs/>
-            <w:i/>
           </w:rPr>
           <w:t xml:space="preserve">Guide pour décrire ses données dans Nakala</w:t>
         </w:r>
@@ -4193,38 +4064,38 @@
     </w:p>
     <w:p>
       <w:pPr>
+        <w:pStyle w:val="Compact"/>
         <w:numPr>
           <w:ilvl w:val="1"/>
           <w:numId w:val="1009"/>
         </w:numPr>
+      </w:pPr>
+      <w:r>
+        <w:rPr>
+          <w:i/>
+          <w:iCs/>
+        </w:rPr>
+        <w:t xml:space="preserve">Standard</w:t>
+      </w:r>
+      <w:r>
+        <w:t xml:space="preserve"> </w:t>
+      </w:r>
+      <w:r>
+        <w:t xml:space="preserve">: Copie les photos dans le dossier du projet à l’import</w:t>
+      </w:r>
+    </w:p>
+    <w:p>
+      <w:pPr>
         <w:pStyle w:val="Compact"/>
-      </w:pPr>
-      <w:r>
-        <w:rPr>
-          <w:iCs/>
-          <w:i/>
-        </w:rPr>
-        <w:t xml:space="preserve">Standard</w:t>
-      </w:r>
-      <w:r>
-        <w:t xml:space="preserve"> </w:t>
-      </w:r>
-      <w:r>
-        <w:t xml:space="preserve">: Copie les photos dans le dossier du projet à l’import</w:t>
-      </w:r>
-    </w:p>
-    <w:p>
-      <w:pPr>
         <w:numPr>
           <w:ilvl w:val="1"/>
           <w:numId w:val="1009"/>
         </w:numPr>
-        <w:pStyle w:val="Compact"/>
-      </w:pPr>
-      <w:r>
-        <w:rPr>
+      </w:pPr>
+      <w:r>
+        <w:rPr>
+          <w:i/>
           <w:iCs/>
-          <w:i/>
         </w:rPr>
         <w:t xml:space="preserve">Advanced</w:t>
       </w:r>
@@ -4252,12 +4123,16 @@
         <w:tblLook w:firstRow="0" w:lastRow="0" w:firstColumn="0" w:lastColumn="0" w:noHBand="0" w:noVBand="0" w:val="0000"/>
         <w:tblBorders>
           <w:left w:val="single" w:sz="24" w:space="0" w:color="00A047"/>
+          <w:right w:val="single" w:sz="4" w:space="0" w:color="00A047"/>
+          <w:top w:val="single" w:sz="4" w:space="0" w:color="00A047"/>
+          <w:bottom w:val="single" w:sz="4" w:space="0" w:color="00A047"/>
         </w:tblBorders>
         <w:tblCellMar>
-          <w:left w:w="0" w:type="dxa"/>
-          <w:right w:w="0" w:type="dxa"/>
+          <w:left w:w="144" w:type="dxa"/>
+          <w:right w:w="144" w:type="dxa"/>
         </w:tblCellMar>
         <w:tblInd w:w="164" w:type="dxa"/>
+        <w:tblW w:type="pct" w:w="100%"/>
       </w:tblPr>
       <w:tr>
         <w:trPr>
@@ -4265,9 +4140,10 @@
         </w:trPr>
         <w:tc>
           <w:tcPr>
+            <w:shd w:color="auto" w:fill="ccf1e3" w:val="clear"/>
             <w:tcMar>
-              <w:left w:w="144" w:type="dxa"/>
-              <w:right w:w="144" w:type="dxa"/>
+              <w:top w:w="92" w:type="dxa"/>
+              <w:bottom w:w="92" w:type="dxa"/>
             </w:tcMar>
           </w:tcPr>
           <w:p>
@@ -4278,8 +4154,8 @@
               </w:numPr>
             </w:pPr>
             <w:pPr>
-              <w:spacing w:before="0" w:after="8"/>
-              <w:jc w:val="center"/>
+              <w:spacing w:before="0" w:after="0"/>
+              <w:textAlignment w:val="center"/>
             </w:pPr>
             <w:r>
               <w:drawing>
@@ -4323,27 +4199,29 @@
                 </wp:inline>
               </w:drawing>
             </w:r>
+            <w:r>
+              <w:t xml:space="preserve"> </w:t>
+            </w:r>
+            <w:r>
+              <w:t xml:space="preserve"> </w:t>
+            </w:r>
+            <w:r>
+              <w:t xml:space="preserve">Suggestion</w:t>
+            </w:r>
           </w:p>
         </w:tc>
+      </w:tr>
+      <w:tr>
+        <w:trPr>
+          <w:cantSplit/>
+        </w:trPr>
         <w:tc>
-          <w:p>
-            <w:pPr>
-              <w:numPr>
-                <w:ilvl w:val="0"/>
-                <w:numId w:val="1000"/>
-              </w:numPr>
-            </w:pPr>
-            <w:pPr>
-              <w:spacing w:before="16" w:after="64"/>
-            </w:pPr>
-            <w:r>
-              <w:rPr>
-                <w:bCs/>
-                <w:b/>
-              </w:rPr>
-              <w:t xml:space="preserve">Suggestion</w:t>
-            </w:r>
-          </w:p>
+          <w:tcPr>
+            <w:tcMar>
+              <w:top w:w="108" w:type="dxa"/>
+              <w:bottom w:w="108" w:type="dxa"/>
+            </w:tcMar>
+          </w:tcPr>
           <w:p>
             <w:pPr>
               <w:numPr>
@@ -4362,8 +4240,8 @@
             </w:r>
             <w:r>
               <w:rPr>
+                <w:i/>
                 <w:iCs/>
-                <w:i/>
               </w:rPr>
               <w:t xml:space="preserve">Images</w:t>
             </w:r>
@@ -4378,8 +4256,8 @@
             </w:r>
             <w:r>
               <w:rPr>
+                <w:i/>
                 <w:iCs/>
-                <w:i/>
               </w:rPr>
               <w:t xml:space="preserve">Tropy</w:t>
             </w:r>
@@ -4474,90 +4352,90 @@
     </w:p>
     <w:p>
       <w:pPr>
+        <w:pStyle w:val="Compact"/>
         <w:numPr>
           <w:ilvl w:val="0"/>
           <w:numId w:val="1010"/>
         </w:numPr>
+      </w:pPr>
+      <w:r>
+        <w:rPr>
+          <w:b/>
+          <w:bCs/>
+        </w:rPr>
+        <w:t xml:space="preserve">Objet</w:t>
+      </w:r>
+      <w:r>
+        <w:t xml:space="preserve"> </w:t>
+      </w:r>
+      <w:r>
+        <w:t xml:space="preserve">(</w:t>
+      </w:r>
+      <w:r>
+        <w:rPr>
+          <w:i/>
+          <w:iCs/>
+        </w:rPr>
+        <w:t xml:space="preserve">Item</w:t>
+      </w:r>
+      <w:r>
+        <w:t xml:space="preserve">) contient une ou plusieurs</w:t>
+      </w:r>
+      <w:r>
+        <w:t xml:space="preserve"> </w:t>
+      </w:r>
+      <w:r>
+        <w:rPr>
+          <w:b/>
+          <w:bCs/>
+        </w:rPr>
+        <w:t xml:space="preserve">Photos</w:t>
+      </w:r>
+    </w:p>
+    <w:p>
+      <w:pPr>
         <w:pStyle w:val="Compact"/>
-      </w:pPr>
-      <w:r>
-        <w:rPr>
-          <w:bCs/>
-          <w:b/>
-        </w:rPr>
-        <w:t xml:space="preserve">Objet</w:t>
-      </w:r>
-      <w:r>
-        <w:t xml:space="preserve"> </w:t>
-      </w:r>
-      <w:r>
-        <w:t xml:space="preserve">(</w:t>
-      </w:r>
-      <w:r>
-        <w:rPr>
-          <w:iCs/>
-          <w:i/>
-        </w:rPr>
-        <w:t xml:space="preserve">Item</w:t>
-      </w:r>
-      <w:r>
-        <w:t xml:space="preserve">) contient une ou plusieurs</w:t>
-      </w:r>
-      <w:r>
-        <w:t xml:space="preserve"> </w:t>
-      </w:r>
-      <w:r>
-        <w:rPr>
-          <w:bCs/>
-          <w:b/>
-        </w:rPr>
-        <w:t xml:space="preserve">Photos</w:t>
-      </w:r>
-    </w:p>
-    <w:p>
-      <w:pPr>
         <w:numPr>
           <w:ilvl w:val="0"/>
           <w:numId w:val="1010"/>
         </w:numPr>
+      </w:pPr>
+      <w:r>
+        <w:rPr>
+          <w:b/>
+          <w:bCs/>
+        </w:rPr>
+        <w:t xml:space="preserve">Photo</w:t>
+      </w:r>
+      <w:r>
+        <w:t xml:space="preserve"> </w:t>
+      </w:r>
+      <w:r>
+        <w:t xml:space="preserve">Contient zero, une ou plusieurs</w:t>
+      </w:r>
+      <w:r>
+        <w:t xml:space="preserve"> </w:t>
+      </w:r>
+      <w:r>
+        <w:rPr>
+          <w:b/>
+          <w:bCs/>
+        </w:rPr>
+        <w:t xml:space="preserve">Sélections</w:t>
+      </w:r>
+    </w:p>
+    <w:p>
+      <w:pPr>
         <w:pStyle w:val="Compact"/>
-      </w:pPr>
-      <w:r>
-        <w:rPr>
-          <w:bCs/>
-          <w:b/>
-        </w:rPr>
-        <w:t xml:space="preserve">Photo</w:t>
-      </w:r>
-      <w:r>
-        <w:t xml:space="preserve"> </w:t>
-      </w:r>
-      <w:r>
-        <w:t xml:space="preserve">Contient zero, une ou plusieurs</w:t>
-      </w:r>
-      <w:r>
-        <w:t xml:space="preserve"> </w:t>
-      </w:r>
-      <w:r>
-        <w:rPr>
-          <w:bCs/>
-          <w:b/>
-        </w:rPr>
-        <w:t xml:space="preserve">Sélections</w:t>
-      </w:r>
-    </w:p>
-    <w:p>
-      <w:pPr>
         <w:numPr>
           <w:ilvl w:val="0"/>
           <w:numId w:val="1010"/>
         </w:numPr>
-        <w:pStyle w:val="Compact"/>
-      </w:pPr>
-      <w:r>
-        <w:rPr>
+      </w:pPr>
+      <w:r>
+        <w:rPr>
+          <w:b/>
           <w:bCs/>
-          <w:b/>
         </w:rPr>
         <w:t xml:space="preserve">Sélection</w:t>
       </w:r>
@@ -4574,11 +4452,11 @@
     </w:p>
     <w:p>
       <w:pPr>
+        <w:pStyle w:val="Compact"/>
         <w:numPr>
           <w:ilvl w:val="0"/>
           <w:numId w:val="1011"/>
         </w:numPr>
-        <w:pStyle w:val="Compact"/>
       </w:pPr>
       <w:hyperlink r:id="rId91">
         <w:r>
@@ -4601,84 +4479,84 @@
     </w:p>
     <w:p>
       <w:pPr>
+        <w:pStyle w:val="Compact"/>
         <w:numPr>
           <w:ilvl w:val="0"/>
           <w:numId w:val="1012"/>
         </w:numPr>
+      </w:pPr>
+      <w:r>
+        <w:t xml:space="preserve">Niveau item :</w:t>
+      </w:r>
+      <w:r>
+        <w:t xml:space="preserve"> </w:t>
+      </w:r>
+      <w:r>
+        <w:rPr>
+          <w:i/>
+          <w:iCs/>
+        </w:rPr>
+        <w:t xml:space="preserve">Tropy Generic</w:t>
+      </w:r>
+      <w:r>
+        <w:t xml:space="preserve">,</w:t>
+      </w:r>
+      <w:r>
+        <w:t xml:space="preserve"> </w:t>
+      </w:r>
+      <w:r>
+        <w:rPr>
+          <w:i/>
+          <w:iCs/>
+        </w:rPr>
+        <w:t xml:space="preserve">Tropy Correspondance</w:t>
+      </w:r>
+      <w:r>
+        <w:t xml:space="preserve"> </w:t>
+      </w:r>
+      <w:r>
+        <w:t xml:space="preserve">et</w:t>
+      </w:r>
+      <w:r>
+        <w:t xml:space="preserve"> </w:t>
+      </w:r>
+      <w:r>
+        <w:rPr>
+          <w:i/>
+          <w:iCs/>
+        </w:rPr>
+        <w:t xml:space="preserve">Dublin Core</w:t>
+      </w:r>
+    </w:p>
+    <w:p>
+      <w:pPr>
         <w:pStyle w:val="Compact"/>
-      </w:pPr>
-      <w:r>
-        <w:t xml:space="preserve">Niveau item :</w:t>
-      </w:r>
-      <w:r>
-        <w:t xml:space="preserve"> </w:t>
-      </w:r>
-      <w:r>
-        <w:rPr>
-          <w:iCs/>
-          <w:i/>
-        </w:rPr>
-        <w:t xml:space="preserve">Tropy Generic</w:t>
-      </w:r>
-      <w:r>
-        <w:t xml:space="preserve">,</w:t>
-      </w:r>
-      <w:r>
-        <w:t xml:space="preserve"> </w:t>
-      </w:r>
-      <w:r>
-        <w:rPr>
-          <w:iCs/>
-          <w:i/>
-        </w:rPr>
-        <w:t xml:space="preserve">Tropy Correspondance</w:t>
-      </w:r>
-      <w:r>
-        <w:t xml:space="preserve"> </w:t>
-      </w:r>
-      <w:r>
-        <w:t xml:space="preserve">et</w:t>
-      </w:r>
-      <w:r>
-        <w:t xml:space="preserve"> </w:t>
-      </w:r>
-      <w:r>
-        <w:rPr>
-          <w:iCs/>
-          <w:i/>
-        </w:rPr>
-        <w:t xml:space="preserve">Dublin Core</w:t>
-      </w:r>
-    </w:p>
-    <w:p>
-      <w:pPr>
         <w:numPr>
           <w:ilvl w:val="0"/>
           <w:numId w:val="1012"/>
         </w:numPr>
+      </w:pPr>
+      <w:r>
+        <w:t xml:space="preserve">Niveau photo :</w:t>
+      </w:r>
+      <w:r>
+        <w:t xml:space="preserve"> </w:t>
+      </w:r>
+      <w:r>
+        <w:rPr>
+          <w:i/>
+          <w:iCs/>
+        </w:rPr>
+        <w:t xml:space="preserve">Tropy Photo</w:t>
+      </w:r>
+    </w:p>
+    <w:p>
+      <w:pPr>
         <w:pStyle w:val="Compact"/>
-      </w:pPr>
-      <w:r>
-        <w:t xml:space="preserve">Niveau photo :</w:t>
-      </w:r>
-      <w:r>
-        <w:t xml:space="preserve"> </w:t>
-      </w:r>
-      <w:r>
-        <w:rPr>
-          <w:iCs/>
-          <w:i/>
-        </w:rPr>
-        <w:t xml:space="preserve">Tropy Photo</w:t>
-      </w:r>
-    </w:p>
-    <w:p>
-      <w:pPr>
         <w:numPr>
           <w:ilvl w:val="0"/>
           <w:numId w:val="1012"/>
         </w:numPr>
-        <w:pStyle w:val="Compact"/>
       </w:pPr>
       <w:r>
         <w:t xml:space="preserve">Niveau selection :</w:t>
@@ -4688,8 +4566,8 @@
       </w:r>
       <w:r>
         <w:rPr>
+          <w:i/>
           <w:iCs/>
-          <w:i/>
         </w:rPr>
         <w:t xml:space="preserve">Tropy Selection</w:t>
       </w:r>
@@ -4731,139 +4609,139 @@
     </w:p>
     <w:p>
       <w:pPr>
+        <w:pStyle w:val="Compact"/>
         <w:numPr>
           <w:ilvl w:val="0"/>
           <w:numId w:val="1013"/>
         </w:numPr>
+      </w:pPr>
+      <w:r>
+        <w:t xml:space="preserve">Vider le champ</w:t>
+      </w:r>
+      <w:r>
+        <w:t xml:space="preserve"> </w:t>
+      </w:r>
+      <w:r>
+        <w:rPr>
+          <w:i/>
+          <w:iCs/>
+        </w:rPr>
+        <w:t xml:space="preserve">Modèle de saisie</w:t>
+      </w:r>
+    </w:p>
+    <w:p>
+      <w:pPr>
         <w:pStyle w:val="Compact"/>
-      </w:pPr>
-      <w:r>
-        <w:t xml:space="preserve">Vider le champ</w:t>
-      </w:r>
-      <w:r>
-        <w:t xml:space="preserve"> </w:t>
-      </w:r>
-      <w:r>
-        <w:rPr>
-          <w:iCs/>
-          <w:i/>
-        </w:rPr>
-        <w:t xml:space="preserve">Modèle de saisie</w:t>
-      </w:r>
-    </w:p>
-    <w:p>
-      <w:pPr>
         <w:numPr>
           <w:ilvl w:val="0"/>
           <w:numId w:val="1013"/>
         </w:numPr>
+      </w:pPr>
+      <w:r>
+        <w:t xml:space="preserve">Entrer un</w:t>
+      </w:r>
+      <w:r>
+        <w:t xml:space="preserve"> </w:t>
+      </w:r>
+      <w:r>
+        <w:rPr>
+          <w:i/>
+          <w:iCs/>
+        </w:rPr>
+        <w:t xml:space="preserve">Nom</w:t>
+      </w:r>
+      <w:r>
+        <w:t xml:space="preserve"> </w:t>
+      </w:r>
+      <w:r>
+        <w:t xml:space="preserve">(au choix)</w:t>
+      </w:r>
+    </w:p>
+    <w:p>
+      <w:pPr>
         <w:pStyle w:val="Compact"/>
-      </w:pPr>
-      <w:r>
-        <w:t xml:space="preserve">Entrer un</w:t>
-      </w:r>
-      <w:r>
-        <w:t xml:space="preserve"> </w:t>
-      </w:r>
-      <w:r>
-        <w:rPr>
-          <w:iCs/>
-          <w:i/>
-        </w:rPr>
-        <w:t xml:space="preserve">Nom</w:t>
-      </w:r>
-      <w:r>
-        <w:t xml:space="preserve"> </w:t>
-      </w:r>
-      <w:r>
-        <w:t xml:space="preserve">(au choix)</w:t>
-      </w:r>
-    </w:p>
-    <w:p>
-      <w:pPr>
         <w:numPr>
           <w:ilvl w:val="0"/>
           <w:numId w:val="1013"/>
         </w:numPr>
+      </w:pPr>
+      <w:r>
+        <w:t xml:space="preserve">Choisir le</w:t>
+      </w:r>
+      <w:r>
+        <w:t xml:space="preserve"> </w:t>
+      </w:r>
+      <w:r>
+        <w:rPr>
+          <w:i/>
+          <w:iCs/>
+        </w:rPr>
+        <w:t xml:space="preserve">Type</w:t>
+      </w:r>
+      <w:r>
+        <w:t xml:space="preserve"> </w:t>
+      </w:r>
+      <w:r>
+        <w:t xml:space="preserve">(Objet, Photo ou Sélection)</w:t>
+      </w:r>
+    </w:p>
+    <w:p>
+      <w:pPr>
         <w:pStyle w:val="Compact"/>
-      </w:pPr>
-      <w:r>
-        <w:t xml:space="preserve">Choisir le</w:t>
-      </w:r>
-      <w:r>
-        <w:t xml:space="preserve"> </w:t>
-      </w:r>
-      <w:r>
-        <w:rPr>
-          <w:iCs/>
-          <w:i/>
-        </w:rPr>
-        <w:t xml:space="preserve">Type</w:t>
-      </w:r>
-      <w:r>
-        <w:t xml:space="preserve"> </w:t>
-      </w:r>
-      <w:r>
-        <w:t xml:space="preserve">(Objet, Photo ou Sélection)</w:t>
-      </w:r>
-    </w:p>
-    <w:p>
-      <w:pPr>
         <w:numPr>
           <w:ilvl w:val="0"/>
           <w:numId w:val="1013"/>
         </w:numPr>
+      </w:pPr>
+      <w:r>
+        <w:t xml:space="preserve">Renseigner le</w:t>
+      </w:r>
+      <w:r>
+        <w:t xml:space="preserve"> </w:t>
+      </w:r>
+      <w:r>
+        <w:rPr>
+          <w:i/>
+          <w:iCs/>
+        </w:rPr>
+        <w:t xml:space="preserve">Créateur</w:t>
+      </w:r>
+      <w:r>
+        <w:t xml:space="preserve"> </w:t>
+      </w:r>
+      <w:r>
+        <w:t xml:space="preserve">(Vous)</w:t>
+      </w:r>
+    </w:p>
+    <w:p>
+      <w:pPr>
         <w:pStyle w:val="Compact"/>
-      </w:pPr>
-      <w:r>
-        <w:t xml:space="preserve">Renseigner le</w:t>
-      </w:r>
-      <w:r>
-        <w:t xml:space="preserve"> </w:t>
-      </w:r>
-      <w:r>
-        <w:rPr>
-          <w:iCs/>
-          <w:i/>
-        </w:rPr>
-        <w:t xml:space="preserve">Créateur</w:t>
-      </w:r>
-      <w:r>
-        <w:t xml:space="preserve"> </w:t>
-      </w:r>
-      <w:r>
-        <w:t xml:space="preserve">(Vous)</w:t>
-      </w:r>
-    </w:p>
-    <w:p>
-      <w:pPr>
         <w:numPr>
           <w:ilvl w:val="0"/>
           <w:numId w:val="1013"/>
         </w:numPr>
+      </w:pPr>
+      <w:r>
+        <w:t xml:space="preserve">Ajouter une petite</w:t>
+      </w:r>
+      <w:r>
+        <w:t xml:space="preserve"> </w:t>
+      </w:r>
+      <w:r>
+        <w:rPr>
+          <w:i/>
+          <w:iCs/>
+        </w:rPr>
+        <w:t xml:space="preserve">Description</w:t>
+      </w:r>
+    </w:p>
+    <w:p>
+      <w:pPr>
         <w:pStyle w:val="Compact"/>
-      </w:pPr>
-      <w:r>
-        <w:t xml:space="preserve">Ajouter une petite</w:t>
-      </w:r>
-      <w:r>
-        <w:t xml:space="preserve"> </w:t>
-      </w:r>
-      <w:r>
-        <w:rPr>
-          <w:iCs/>
-          <w:i/>
-        </w:rPr>
-        <w:t xml:space="preserve">Description</w:t>
-      </w:r>
-    </w:p>
-    <w:p>
-      <w:pPr>
         <w:numPr>
           <w:ilvl w:val="0"/>
           <w:numId w:val="1013"/>
         </w:numPr>
-        <w:pStyle w:val="Compact"/>
       </w:pPr>
       <w:r>
         <w:t xml:space="preserve">Cliquer sur</w:t>
@@ -4873,8 +4751,8 @@
       </w:r>
       <w:r>
         <w:rPr>
+          <w:b/>
           <w:bCs/>
-          <w:b/>
         </w:rPr>
         <w:t xml:space="preserve">Créer</w:t>
       </w:r>
@@ -5022,11 +4900,11 @@
     </w:p>
     <w:p>
       <w:pPr>
+        <w:pStyle w:val="CaptionedFigure"/>
         <w:numPr>
           <w:ilvl w:val="0"/>
           <w:numId w:val="1000"/>
         </w:numPr>
-        <w:pStyle w:val="CaptionedFigure"/>
       </w:pPr>
       <w:r>
         <w:drawing>
@@ -5073,11 +4951,11 @@
     </w:p>
     <w:p>
       <w:pPr>
+        <w:pStyle w:val="ImageCaption"/>
         <w:numPr>
           <w:ilvl w:val="0"/>
           <w:numId w:val="1000"/>
         </w:numPr>
-        <w:pStyle w:val="ImageCaption"/>
       </w:pPr>
       <w:r>
         <w:t xml:space="preserve">Dupliquer</w:t>
@@ -5107,49 +4985,49 @@
     </w:p>
     <w:p>
       <w:pPr>
+        <w:pStyle w:val="Compact"/>
         <w:numPr>
           <w:ilvl w:val="0"/>
           <w:numId w:val="1015"/>
         </w:numPr>
+      </w:pPr>
+      <w:r>
+        <w:t xml:space="preserve">Template</w:t>
+      </w:r>
+      <w:r>
+        <w:t xml:space="preserve"> </w:t>
+      </w:r>
+      <w:r>
+        <w:rPr>
+          <w:rStyle w:val="VerbatimChar"/>
+        </w:rPr>
+        <w:t xml:space="preserve">BlotPhotosV2.ttp</w:t>
+      </w:r>
+      <w:r>
+        <w:t xml:space="preserve"> </w:t>
+      </w:r>
+      <w:r>
+        <w:t xml:space="preserve">:</w:t>
+      </w:r>
+      <w:r>
+        <w:t xml:space="preserve"> </w:t>
+      </w:r>
+      <w:hyperlink r:id="rId107">
+        <w:r>
+          <w:rPr>
+            <w:rStyle w:val="Hyperlink"/>
+          </w:rPr>
+          <w:t xml:space="preserve">Télécharger</w:t>
+        </w:r>
+      </w:hyperlink>
+    </w:p>
+    <w:p>
+      <w:pPr>
         <w:pStyle w:val="Compact"/>
-      </w:pPr>
-      <w:r>
-        <w:t xml:space="preserve">Template</w:t>
-      </w:r>
-      <w:r>
-        <w:t xml:space="preserve"> </w:t>
-      </w:r>
-      <w:r>
-        <w:rPr>
-          <w:rStyle w:val="VerbatimChar"/>
-        </w:rPr>
-        <w:t xml:space="preserve">BlotPhotosV2.ttp</w:t>
-      </w:r>
-      <w:r>
-        <w:t xml:space="preserve"> </w:t>
-      </w:r>
-      <w:r>
-        <w:t xml:space="preserve">:</w:t>
-      </w:r>
-      <w:r>
-        <w:t xml:space="preserve"> </w:t>
-      </w:r>
-      <w:hyperlink r:id="rId107">
-        <w:r>
-          <w:rPr>
-            <w:rStyle w:val="Hyperlink"/>
-          </w:rPr>
-          <w:t xml:space="preserve">Télécharger</w:t>
-        </w:r>
-      </w:hyperlink>
-    </w:p>
-    <w:p>
-      <w:pPr>
         <w:numPr>
           <w:ilvl w:val="0"/>
           <w:numId w:val="1015"/>
         </w:numPr>
-        <w:pStyle w:val="Compact"/>
       </w:pPr>
       <w:hyperlink r:id="rId108">
         <w:r>
@@ -5172,8 +5050,8 @@
       </w:r>
       <w:r>
         <w:rPr>
+          <w:i/>
           <w:iCs/>
-          <w:i/>
         </w:rPr>
         <w:t xml:space="preserve">Plugins</w:t>
       </w:r>
@@ -5248,9 +5126,8 @@
       <w:tblPr>
         <w:tblStyle w:val="Table"/>
         <w:tblW w:type="pct" w:w="5000"/>
+        <w:tblLayout w:type="fixed"/>
         <w:tblLook w:firstRow="1" w:lastRow="0" w:firstColumn="0" w:lastColumn="0" w:noHBand="0" w:noVBand="0" w:val="0020"/>
-        <w:jc w:val="start"/>
-        <w:tblLayout w:type="fixed"/>
         <w:tblCaption w:val="Table des extensions"/>
       </w:tblPr>
       <w:tblGrid>
@@ -5259,14 +5136,13 @@
       </w:tblGrid>
       <w:tr>
         <w:trPr>
-          <w:tblHeader w:val="true"/>
+          <w:tblHeader w:val="on"/>
         </w:trPr>
         <w:tc>
           <w:tcPr/>
           <w:p>
             <w:pPr>
               <w:pStyle w:val="Compact"/>
-              <w:jc w:val="left"/>
             </w:pPr>
             <w:r>
               <w:t xml:space="preserve">Nom (et lien)</w:t>
@@ -5278,7 +5154,6 @@
           <w:p>
             <w:pPr>
               <w:pStyle w:val="Compact"/>
-              <w:jc w:val="left"/>
             </w:pPr>
             <w:r>
               <w:t xml:space="preserve">Description</w:t>
@@ -5292,7 +5167,6 @@
           <w:p>
             <w:pPr>
               <w:pStyle w:val="Compact"/>
-              <w:jc w:val="left"/>
             </w:pPr>
             <w:hyperlink r:id="rId114">
               <w:r>
@@ -5309,7 +5183,6 @@
           <w:p>
             <w:pPr>
               <w:pStyle w:val="Compact"/>
-              <w:jc w:val="left"/>
             </w:pPr>
             <w:r>
               <w:t xml:space="preserve">Tropy plugin to export</w:t>
@@ -5319,8 +5192,8 @@
             </w:r>
             <w:r>
               <w:rPr>
+                <w:i/>
                 <w:iCs/>
-                <w:i/>
               </w:rPr>
               <w:t xml:space="preserve">your</w:t>
             </w:r>
@@ -5339,7 +5212,6 @@
           <w:p>
             <w:pPr>
               <w:pStyle w:val="Compact"/>
-              <w:jc w:val="left"/>
             </w:pPr>
             <w:hyperlink r:id="rId115">
               <w:r>
@@ -5356,7 +5228,6 @@
           <w:p>
             <w:pPr>
               <w:pStyle w:val="Compact"/>
-              <w:jc w:val="left"/>
             </w:pPr>
             <w:r>
               <w:t xml:space="preserve">This plugin can export selected items into an</w:t>
@@ -5387,7 +5258,6 @@
           <w:p>
             <w:pPr>
               <w:pStyle w:val="Compact"/>
-              <w:jc w:val="left"/>
             </w:pPr>
             <w:hyperlink r:id="rId117">
               <w:r>
@@ -5404,7 +5274,6 @@
           <w:p>
             <w:pPr>
               <w:pStyle w:val="Compact"/>
-              <w:jc w:val="left"/>
             </w:pPr>
             <w:r>
               <w:t xml:space="preserve">Tropy plugin for exporting items into a single zip archive. This includes all the metadata, as well as the photo files.</w:t>
@@ -5418,7 +5287,6 @@
           <w:p>
             <w:pPr>
               <w:pStyle w:val="Compact"/>
-              <w:jc w:val="left"/>
             </w:pPr>
             <w:hyperlink r:id="rId118">
               <w:r>
@@ -5435,7 +5303,6 @@
           <w:p>
             <w:pPr>
               <w:pStyle w:val="Compact"/>
-              <w:jc w:val="left"/>
             </w:pPr>
             <w:r>
               <w:t xml:space="preserve">Tropy plugin to import items from a CSV file, and export your items to CSV.</w:t>
@@ -5449,7 +5316,6 @@
           <w:p>
             <w:pPr>
               <w:pStyle w:val="Compact"/>
-              <w:jc w:val="left"/>
             </w:pPr>
             <w:hyperlink r:id="rId119">
               <w:r>
@@ -5466,15 +5332,14 @@
           <w:p>
             <w:pPr>
               <w:pStyle w:val="Compact"/>
-              <w:jc w:val="left"/>
             </w:pPr>
             <w:r>
               <w:t xml:space="preserve">Download a IIIF manifest and select </w:t>
             </w:r>
             <w:r>
               <w:rPr>
+                <w:i/>
                 <w:iCs/>
-                <w:i/>
               </w:rPr>
               <w:t xml:space="preserve">File &gt; Import &gt; tropy-plugin-iiif</w:t>
             </w:r>
@@ -5506,123 +5371,123 @@
     </w:p>
     <w:p>
       <w:pPr>
+        <w:pStyle w:val="Compact"/>
         <w:numPr>
           <w:ilvl w:val="0"/>
           <w:numId w:val="1016"/>
         </w:numPr>
+      </w:pPr>
+      <w:r>
+        <w:t xml:space="preserve">JPG/JPEG</w:t>
+      </w:r>
+    </w:p>
+    <w:p>
+      <w:pPr>
         <w:pStyle w:val="Compact"/>
-      </w:pPr>
-      <w:r>
-        <w:t xml:space="preserve">JPG/JPEG</w:t>
-      </w:r>
-    </w:p>
-    <w:p>
-      <w:pPr>
         <w:numPr>
           <w:ilvl w:val="0"/>
           <w:numId w:val="1016"/>
         </w:numPr>
+      </w:pPr>
+      <w:r>
+        <w:t xml:space="preserve">PNG</w:t>
+      </w:r>
+    </w:p>
+    <w:p>
+      <w:pPr>
         <w:pStyle w:val="Compact"/>
-      </w:pPr>
-      <w:r>
-        <w:t xml:space="preserve">PNG</w:t>
-      </w:r>
-    </w:p>
-    <w:p>
-      <w:pPr>
         <w:numPr>
           <w:ilvl w:val="0"/>
           <w:numId w:val="1016"/>
         </w:numPr>
+      </w:pPr>
+      <w:r>
+        <w:t xml:space="preserve">SVG</w:t>
+      </w:r>
+    </w:p>
+    <w:p>
+      <w:pPr>
         <w:pStyle w:val="Compact"/>
-      </w:pPr>
-      <w:r>
-        <w:t xml:space="preserve">SVG</w:t>
-      </w:r>
-    </w:p>
-    <w:p>
-      <w:pPr>
         <w:numPr>
           <w:ilvl w:val="0"/>
           <w:numId w:val="1016"/>
         </w:numPr>
+      </w:pPr>
+      <w:r>
+        <w:t xml:space="preserve">TIFF</w:t>
+      </w:r>
+    </w:p>
+    <w:p>
+      <w:pPr>
         <w:pStyle w:val="Compact"/>
-      </w:pPr>
-      <w:r>
-        <w:t xml:space="preserve">TIFF</w:t>
-      </w:r>
-    </w:p>
-    <w:p>
-      <w:pPr>
         <w:numPr>
           <w:ilvl w:val="0"/>
           <w:numId w:val="1016"/>
         </w:numPr>
+      </w:pPr>
+      <w:r>
+        <w:t xml:space="preserve">GIF</w:t>
+      </w:r>
+    </w:p>
+    <w:p>
+      <w:pPr>
         <w:pStyle w:val="Compact"/>
-      </w:pPr>
-      <w:r>
-        <w:t xml:space="preserve">GIF</w:t>
-      </w:r>
-    </w:p>
-    <w:p>
-      <w:pPr>
         <w:numPr>
           <w:ilvl w:val="0"/>
           <w:numId w:val="1016"/>
         </w:numPr>
+      </w:pPr>
+      <w:r>
+        <w:rPr>
+          <w:b/>
+          <w:bCs/>
+        </w:rPr>
+        <w:t xml:space="preserve">PDF</w:t>
+      </w:r>
+    </w:p>
+    <w:p>
+      <w:pPr>
         <w:pStyle w:val="Compact"/>
-      </w:pPr>
-      <w:r>
-        <w:rPr>
-          <w:bCs/>
-          <w:b/>
-        </w:rPr>
-        <w:t xml:space="preserve">PDF</w:t>
-      </w:r>
-    </w:p>
-    <w:p>
-      <w:pPr>
         <w:numPr>
           <w:ilvl w:val="0"/>
           <w:numId w:val="1016"/>
         </w:numPr>
+      </w:pPr>
+      <w:r>
+        <w:t xml:space="preserve">JP2000</w:t>
+      </w:r>
+    </w:p>
+    <w:p>
+      <w:pPr>
         <w:pStyle w:val="Compact"/>
-      </w:pPr>
-      <w:r>
-        <w:t xml:space="preserve">JP2000</w:t>
-      </w:r>
-    </w:p>
-    <w:p>
-      <w:pPr>
         <w:numPr>
           <w:ilvl w:val="0"/>
           <w:numId w:val="1016"/>
         </w:numPr>
+      </w:pPr>
+      <w:r>
+        <w:t xml:space="preserve">WEBP</w:t>
+      </w:r>
+    </w:p>
+    <w:p>
+      <w:pPr>
         <w:pStyle w:val="Compact"/>
-      </w:pPr>
-      <w:r>
-        <w:t xml:space="preserve">WEBP</w:t>
-      </w:r>
-    </w:p>
-    <w:p>
-      <w:pPr>
         <w:numPr>
           <w:ilvl w:val="0"/>
           <w:numId w:val="1016"/>
         </w:numPr>
+      </w:pPr>
+      <w:r>
+        <w:t xml:space="preserve">HEIC</w:t>
+      </w:r>
+    </w:p>
+    <w:p>
+      <w:pPr>
         <w:pStyle w:val="Compact"/>
-      </w:pPr>
-      <w:r>
-        <w:t xml:space="preserve">HEIC</w:t>
-      </w:r>
-    </w:p>
-    <w:p>
-      <w:pPr>
         <w:numPr>
           <w:ilvl w:val="0"/>
           <w:numId w:val="1016"/>
         </w:numPr>
-        <w:pStyle w:val="Compact"/>
       </w:pPr>
       <w:r>
         <w:t xml:space="preserve">AVIF</w:t>
@@ -5634,12 +5499,16 @@
         <w:tblLook w:firstRow="0" w:lastRow="0" w:firstColumn="0" w:lastColumn="0" w:noHBand="0" w:noVBand="0" w:val="0000"/>
         <w:tblBorders>
           <w:left w:val="single" w:sz="24" w:space="0" w:color="FC5300"/>
+          <w:right w:val="single" w:sz="4" w:space="0" w:color="FC5300"/>
+          <w:top w:val="single" w:sz="4" w:space="0" w:color="FC5300"/>
+          <w:bottom w:val="single" w:sz="4" w:space="0" w:color="FC5300"/>
         </w:tblBorders>
         <w:tblCellMar>
-          <w:left w:w="0" w:type="dxa"/>
-          <w:right w:w="0" w:type="dxa"/>
+          <w:left w:w="144" w:type="dxa"/>
+          <w:right w:w="144" w:type="dxa"/>
         </w:tblCellMar>
         <w:tblInd w:w="164" w:type="dxa"/>
+        <w:tblW w:type="pct" w:w="100%"/>
       </w:tblPr>
       <w:tr>
         <w:trPr>
@@ -5647,9 +5516,10 @@
         </w:trPr>
         <w:tc>
           <w:tcPr>
+            <w:shd w:color="auto" w:fill="ffe5d0" w:val="clear"/>
             <w:tcMar>
-              <w:left w:w="144" w:type="dxa"/>
-              <w:right w:w="144" w:type="dxa"/>
+              <w:top w:w="92" w:type="dxa"/>
+              <w:bottom w:w="92" w:type="dxa"/>
             </w:tcMar>
           </w:tcPr>
           <w:p>
@@ -5657,8 +5527,8 @@
               <w:pStyle w:val="FirstParagraph"/>
             </w:pPr>
             <w:pPr>
-              <w:spacing w:before="0" w:after="8"/>
-              <w:jc w:val="center"/>
+              <w:spacing w:before="0" w:after="0"/>
+              <w:textAlignment w:val="center"/>
             </w:pPr>
             <w:r>
               <w:drawing>
@@ -5702,31 +5572,36 @@
                 </wp:inline>
               </w:drawing>
             </w:r>
+            <w:r>
+              <w:t xml:space="preserve"> </w:t>
+            </w:r>
+            <w:r>
+              <w:t xml:space="preserve"> </w:t>
+            </w:r>
+            <w:r>
+              <w:t xml:space="preserve">Attention</w:t>
+            </w:r>
           </w:p>
         </w:tc>
+      </w:tr>
+      <w:tr>
+        <w:trPr>
+          <w:cantSplit/>
+        </w:trPr>
         <w:tc>
+          <w:tcPr>
+            <w:tcMar>
+              <w:top w:w="108" w:type="dxa"/>
+              <w:bottom w:w="108" w:type="dxa"/>
+            </w:tcMar>
+          </w:tcPr>
           <w:p>
             <w:pPr>
-              <w:pStyle w:val="BodyText"/>
-            </w:pPr>
-            <w:pPr>
-              <w:spacing w:before="16" w:after="64"/>
-            </w:pPr>
-            <w:r>
-              <w:rPr>
-                <w:bCs/>
-                <w:b/>
-              </w:rPr>
-              <w:t xml:space="preserve">Attention</w:t>
-            </w:r>
-          </w:p>
-          <w:p>
-            <w:pPr>
+              <w:pStyle w:val="Compact"/>
               <w:numPr>
                 <w:ilvl w:val="0"/>
                 <w:numId w:val="1017"/>
               </w:numPr>
-              <w:pStyle w:val="Compact"/>
             </w:pPr>
             <w:r>
               <w:t xml:space="preserve">Projet</w:t>
@@ -5736,19 +5611,19 @@
             </w:r>
             <w:r>
               <w:rPr>
+                <w:b/>
                 <w:bCs/>
-                <w:b/>
               </w:rPr>
               <w:t xml:space="preserve">Standard</w:t>
             </w:r>
           </w:p>
           <w:p>
             <w:pPr>
+              <w:pStyle w:val="Compact"/>
               <w:numPr>
                 <w:ilvl w:val="1"/>
                 <w:numId w:val="1018"/>
               </w:numPr>
-              <w:pStyle w:val="Compact"/>
             </w:pPr>
             <w:r>
               <w:t xml:space="preserve">Copie des fichiers dans le dossier du Projet</w:t>
@@ -5756,11 +5631,11 @@
           </w:p>
           <w:p>
             <w:pPr>
+              <w:pStyle w:val="Compact"/>
               <w:numPr>
                 <w:ilvl w:val="1"/>
                 <w:numId w:val="1018"/>
               </w:numPr>
-              <w:pStyle w:val="Compact"/>
             </w:pPr>
             <w:r>
               <w:t xml:space="preserve">Risque de doublon sur le disque dur (place)</w:t>
@@ -5771,11 +5646,11 @@
           </w:p>
           <w:p>
             <w:pPr>
+              <w:pStyle w:val="Compact"/>
               <w:numPr>
                 <w:ilvl w:val="0"/>
                 <w:numId w:val="1017"/>
               </w:numPr>
-              <w:pStyle w:val="Compact"/>
             </w:pPr>
             <w:r>
               <w:t xml:space="preserve">Projet</w:t>
@@ -5785,19 +5660,19 @@
             </w:r>
             <w:r>
               <w:rPr>
+                <w:b/>
                 <w:bCs/>
-                <w:b/>
               </w:rPr>
               <w:t xml:space="preserve">Advanced</w:t>
             </w:r>
           </w:p>
           <w:p>
             <w:pPr>
+              <w:pStyle w:val="Compact"/>
               <w:numPr>
                 <w:ilvl w:val="1"/>
                 <w:numId w:val="1019"/>
               </w:numPr>
-              <w:pStyle w:val="Compact"/>
             </w:pPr>
             <w:r>
               <w:t xml:space="preserve">Simple création d’une miniature et lien vers l’emplacement du fichier sur votre disque</w:t>
@@ -5805,11 +5680,11 @@
           </w:p>
           <w:p>
             <w:pPr>
+              <w:pStyle w:val="Compact"/>
               <w:numPr>
                 <w:ilvl w:val="1"/>
                 <w:numId w:val="1019"/>
               </w:numPr>
-              <w:pStyle w:val="Compact"/>
             </w:pPr>
             <w:r>
               <w:t xml:space="preserve">Risque de perte de données dans le projet si vous déplacez ou supprimez vos fichiers</w:t>
@@ -5852,11 +5727,11 @@
     </w:p>
     <w:p>
       <w:pPr>
+        <w:pStyle w:val="CaptionedFigure"/>
         <w:numPr>
           <w:ilvl w:val="0"/>
           <w:numId w:val="1000"/>
         </w:numPr>
-        <w:pStyle w:val="CaptionedFigure"/>
       </w:pPr>
       <w:r>
         <w:drawing>
@@ -5903,11 +5778,11 @@
     </w:p>
     <w:p>
       <w:pPr>
+        <w:pStyle w:val="ImageCaption"/>
         <w:numPr>
           <w:ilvl w:val="0"/>
           <w:numId w:val="1000"/>
         </w:numPr>
-        <w:pStyle w:val="ImageCaption"/>
       </w:pPr>
       <w:r>
         <w:t xml:space="preserve">Préférences de Tropy &gt; Paramètres</w:t>
@@ -5995,8 +5870,8 @@
       </w:r>
       <w:r>
         <w:rPr>
+          <w:i/>
           <w:iCs/>
-          <w:i/>
         </w:rPr>
         <w:t xml:space="preserve">Projet</w:t>
       </w:r>
@@ -6028,62 +5903,62 @@
     </w:p>
     <w:p>
       <w:pPr>
+        <w:pStyle w:val="Compact"/>
         <w:numPr>
           <w:ilvl w:val="0"/>
           <w:numId w:val="1023"/>
         </w:numPr>
+      </w:pPr>
+      <w:r>
+        <w:t xml:space="preserve">Installer le</w:t>
+      </w:r>
+      <w:r>
+        <w:t xml:space="preserve"> </w:t>
+      </w:r>
+      <w:hyperlink r:id="rId118">
+        <w:r>
+          <w:rPr>
+            <w:rStyle w:val="Hyperlink"/>
+          </w:rPr>
+          <w:t xml:space="preserve">plugin CSV</w:t>
+        </w:r>
+      </w:hyperlink>
+    </w:p>
+    <w:p>
+      <w:pPr>
         <w:pStyle w:val="Compact"/>
-      </w:pPr>
-      <w:r>
-        <w:t xml:space="preserve">Installer le</w:t>
-      </w:r>
-      <w:r>
-        <w:t xml:space="preserve"> </w:t>
-      </w:r>
-      <w:hyperlink r:id="rId118">
-        <w:r>
-          <w:rPr>
-            <w:rStyle w:val="Hyperlink"/>
-          </w:rPr>
-          <w:t xml:space="preserve">plugin CSV</w:t>
-        </w:r>
-      </w:hyperlink>
-    </w:p>
-    <w:p>
-      <w:pPr>
         <w:numPr>
           <w:ilvl w:val="0"/>
           <w:numId w:val="1023"/>
         </w:numPr>
+      </w:pPr>
+      <w:r>
+        <w:t xml:space="preserve">Menu: Edition &gt; Préférences… | onglet</w:t>
+      </w:r>
+      <w:r>
+        <w:t xml:space="preserve"> </w:t>
+      </w:r>
+      <w:r>
+        <w:rPr>
+          <w:i/>
+          <w:iCs/>
+        </w:rPr>
+        <w:t xml:space="preserve">Plugins</w:t>
+      </w:r>
+      <w:r>
+        <w:t xml:space="preserve"> </w:t>
+      </w:r>
+      <w:r>
+        <w:t xml:space="preserve">-&gt; Définir un profil d’import CSV</w:t>
+      </w:r>
+    </w:p>
+    <w:p>
+      <w:pPr>
         <w:pStyle w:val="Compact"/>
-      </w:pPr>
-      <w:r>
-        <w:t xml:space="preserve">Menu: Edition &gt; Préférences… | onglet</w:t>
-      </w:r>
-      <w:r>
-        <w:t xml:space="preserve"> </w:t>
-      </w:r>
-      <w:r>
-        <w:rPr>
-          <w:iCs/>
-          <w:i/>
-        </w:rPr>
-        <w:t xml:space="preserve">Plugins</w:t>
-      </w:r>
-      <w:r>
-        <w:t xml:space="preserve"> </w:t>
-      </w:r>
-      <w:r>
-        <w:t xml:space="preserve">-&gt; Définir un profil d’import CSV</w:t>
-      </w:r>
-    </w:p>
-    <w:p>
-      <w:pPr>
         <w:numPr>
           <w:ilvl w:val="0"/>
           <w:numId w:val="1023"/>
         </w:numPr>
-        <w:pStyle w:val="Compact"/>
       </w:pPr>
       <w:r>
         <w:t xml:space="preserve">Menu: Fichier &gt; Importer &gt; Profil CSV : chemin du fichier</w:t>
@@ -6110,141 +5985,141 @@
     </w:p>
     <w:p>
       <w:pPr>
+        <w:pStyle w:val="Compact"/>
         <w:numPr>
           <w:ilvl w:val="0"/>
           <w:numId w:val="1024"/>
         </w:numPr>
+      </w:pPr>
+      <w:r>
+        <w:t xml:space="preserve">Installer le</w:t>
+      </w:r>
+      <w:r>
+        <w:t xml:space="preserve"> </w:t>
+      </w:r>
+      <w:hyperlink r:id="rId119">
+        <w:r>
+          <w:rPr>
+            <w:rStyle w:val="Hyperlink"/>
+          </w:rPr>
+          <w:t xml:space="preserve">plugin IIIF</w:t>
+        </w:r>
+      </w:hyperlink>
+    </w:p>
+    <w:p>
+      <w:pPr>
         <w:pStyle w:val="Compact"/>
-      </w:pPr>
-      <w:r>
-        <w:t xml:space="preserve">Installer le</w:t>
-      </w:r>
-      <w:r>
-        <w:t xml:space="preserve"> </w:t>
-      </w:r>
-      <w:hyperlink r:id="rId119">
-        <w:r>
-          <w:rPr>
-            <w:rStyle w:val="Hyperlink"/>
-          </w:rPr>
-          <w:t xml:space="preserve">plugin IIIF</w:t>
-        </w:r>
-      </w:hyperlink>
-    </w:p>
-    <w:p>
-      <w:pPr>
         <w:numPr>
           <w:ilvl w:val="0"/>
           <w:numId w:val="1024"/>
         </w:numPr>
+      </w:pPr>
+      <w:r>
+        <w:t xml:space="preserve">Menu: Edition &gt; Préférences… | onglet</w:t>
+      </w:r>
+      <w:r>
+        <w:t xml:space="preserve"> </w:t>
+      </w:r>
+      <w:r>
+        <w:rPr>
+          <w:i/>
+          <w:iCs/>
+        </w:rPr>
+        <w:t xml:space="preserve">Plugins</w:t>
+      </w:r>
+      <w:r>
+        <w:t xml:space="preserve"> </w:t>
+      </w:r>
+      <w:r>
+        <w:t xml:space="preserve">-&gt; Définir un profil d’import (modèle de saisie) IIIF dans les</w:t>
+      </w:r>
+      <w:r>
+        <w:t xml:space="preserve"> </w:t>
+      </w:r>
+      <w:r>
+        <w:rPr>
+          <w:b/>
+          <w:bCs/>
+        </w:rPr>
+        <w:t xml:space="preserve">paramètres</w:t>
+      </w:r>
+      <w:r>
+        <w:t xml:space="preserve"> </w:t>
+      </w:r>
+      <w:r>
+        <w:t xml:space="preserve">du plugin.</w:t>
+      </w:r>
+    </w:p>
+    <w:p>
+      <w:pPr>
         <w:pStyle w:val="Compact"/>
-      </w:pPr>
-      <w:r>
-        <w:t xml:space="preserve">Menu: Edition &gt; Préférences… | onglet</w:t>
-      </w:r>
-      <w:r>
-        <w:t xml:space="preserve"> </w:t>
-      </w:r>
-      <w:r>
-        <w:rPr>
-          <w:iCs/>
-          <w:i/>
-        </w:rPr>
-        <w:t xml:space="preserve">Plugins</w:t>
-      </w:r>
-      <w:r>
-        <w:t xml:space="preserve"> </w:t>
-      </w:r>
-      <w:r>
-        <w:t xml:space="preserve">-&gt; Définir un profil d’import (modèle de saisie) IIIF dans les</w:t>
-      </w:r>
-      <w:r>
-        <w:t xml:space="preserve"> </w:t>
-      </w:r>
-      <w:r>
-        <w:rPr>
-          <w:bCs/>
-          <w:b/>
-        </w:rPr>
-        <w:t xml:space="preserve">paramètres</w:t>
-      </w:r>
-      <w:r>
-        <w:t xml:space="preserve"> </w:t>
-      </w:r>
-      <w:r>
-        <w:t xml:space="preserve">du plugin.</w:t>
-      </w:r>
-    </w:p>
-    <w:p>
-      <w:pPr>
         <w:numPr>
           <w:ilvl w:val="0"/>
           <w:numId w:val="1024"/>
         </w:numPr>
+      </w:pPr>
+      <w:r>
+        <w:t xml:space="preserve">Télécharger un</w:t>
+      </w:r>
+      <w:r>
+        <w:t xml:space="preserve"> </w:t>
+      </w:r>
+      <w:r>
+        <w:rPr>
+          <w:i/>
+          <w:iCs/>
+        </w:rPr>
+        <w:t xml:space="preserve">manifeste IIIF</w:t>
+      </w:r>
+      <w:r>
+        <w:t xml:space="preserve"> </w:t>
+      </w:r>
+      <w:r>
+        <w:t xml:space="preserve">(souvent un fichier</w:t>
+      </w:r>
+      <w:r>
+        <w:t xml:space="preserve"> </w:t>
+      </w:r>
+      <w:r>
+        <w:rPr>
+          <w:rStyle w:val="VerbatimChar"/>
+        </w:rPr>
+        <w:t xml:space="preserve">manifest.json</w:t>
+      </w:r>
+      <w:r>
+        <w:t xml:space="preserve">) sur son ordinateur depuis un catalogue IIIF (Gallica, Biblissima, Europeana..)</w:t>
+      </w:r>
+    </w:p>
+    <w:p>
+      <w:pPr>
         <w:pStyle w:val="Compact"/>
-      </w:pPr>
-      <w:r>
-        <w:t xml:space="preserve">Télécharger un</w:t>
-      </w:r>
-      <w:r>
-        <w:t xml:space="preserve"> </w:t>
-      </w:r>
-      <w:r>
-        <w:rPr>
-          <w:iCs/>
-          <w:i/>
-        </w:rPr>
-        <w:t xml:space="preserve">manifeste IIIF</w:t>
-      </w:r>
-      <w:r>
-        <w:t xml:space="preserve"> </w:t>
-      </w:r>
-      <w:r>
-        <w:t xml:space="preserve">(souvent un fichier</w:t>
-      </w:r>
-      <w:r>
-        <w:t xml:space="preserve"> </w:t>
-      </w:r>
-      <w:r>
-        <w:rPr>
-          <w:rStyle w:val="VerbatimChar"/>
-        </w:rPr>
-        <w:t xml:space="preserve">manifest.json</w:t>
-      </w:r>
-      <w:r>
-        <w:t xml:space="preserve">) sur son ordinateur depuis un catalogue IIIF (Gallica, Biblissima, Europeana..)</w:t>
-      </w:r>
-    </w:p>
-    <w:p>
-      <w:pPr>
         <w:numPr>
           <w:ilvl w:val="1"/>
           <w:numId w:val="1025"/>
         </w:numPr>
+      </w:pPr>
+      <w:hyperlink r:id="rId132">
+        <w:r>
+          <w:rPr>
+            <w:rStyle w:val="Hyperlink"/>
+          </w:rPr>
+          <w:t xml:space="preserve">Liste de collections utilisant IIIF pour partager leurs ressources</w:t>
+        </w:r>
+      </w:hyperlink>
+      <w:r>
+        <w:t xml:space="preserve"> </w:t>
+      </w:r>
+      <w:r>
+        <w:t xml:space="preserve">(IIIF Consortium, 2024)</w:t>
+      </w:r>
+    </w:p>
+    <w:p>
+      <w:pPr>
         <w:pStyle w:val="Compact"/>
-      </w:pPr>
-      <w:hyperlink r:id="rId132">
-        <w:r>
-          <w:rPr>
-            <w:rStyle w:val="Hyperlink"/>
-          </w:rPr>
-          <w:t xml:space="preserve">Liste de collections utilisant IIIF pour partager leurs ressources</w:t>
-        </w:r>
-      </w:hyperlink>
-      <w:r>
-        <w:t xml:space="preserve"> </w:t>
-      </w:r>
-      <w:r>
-        <w:t xml:space="preserve">(IIIF Consortium, 2024)</w:t>
-      </w:r>
-    </w:p>
-    <w:p>
-      <w:pPr>
         <w:numPr>
           <w:ilvl w:val="0"/>
           <w:numId w:val="1024"/>
         </w:numPr>
-        <w:pStyle w:val="Compact"/>
       </w:pPr>
       <w:r>
         <w:t xml:space="preserve">Dans Tropy, Menu: Fichier &gt; Importer &gt; Profil IIIF : chemin du fichier</w:t>
@@ -6292,45 +6167,45 @@
     </w:p>
     <w:p>
       <w:pPr>
+        <w:pStyle w:val="Compact"/>
         <w:numPr>
           <w:ilvl w:val="0"/>
           <w:numId w:val="1026"/>
         </w:numPr>
+      </w:pPr>
+      <w:r>
+        <w:t xml:space="preserve">JSON-LD : LD pour</w:t>
+      </w:r>
+      <w:r>
+        <w:t xml:space="preserve"> </w:t>
+      </w:r>
+      <w:r>
+        <w:rPr>
+          <w:i/>
+          <w:iCs/>
+        </w:rPr>
+        <w:t xml:space="preserve">Linked Data</w:t>
+      </w:r>
+    </w:p>
+    <w:p>
+      <w:pPr>
         <w:pStyle w:val="Compact"/>
-      </w:pPr>
-      <w:r>
-        <w:t xml:space="preserve">JSON-LD : LD pour</w:t>
-      </w:r>
-      <w:r>
-        <w:t xml:space="preserve"> </w:t>
-      </w:r>
-      <w:r>
-        <w:rPr>
-          <w:iCs/>
-          <w:i/>
-        </w:rPr>
-        <w:t xml:space="preserve">Linked Data</w:t>
-      </w:r>
-    </w:p>
-    <w:p>
-      <w:pPr>
         <w:numPr>
           <w:ilvl w:val="0"/>
           <w:numId w:val="1026"/>
         </w:numPr>
+      </w:pPr>
+      <w:r>
+        <w:t xml:space="preserve">PDF</w:t>
+      </w:r>
+    </w:p>
+    <w:p>
+      <w:pPr>
         <w:pStyle w:val="Compact"/>
-      </w:pPr>
-      <w:r>
-        <w:t xml:space="preserve">PDF</w:t>
-      </w:r>
-    </w:p>
-    <w:p>
-      <w:pPr>
         <w:numPr>
           <w:ilvl w:val="0"/>
           <w:numId w:val="1026"/>
         </w:numPr>
-        <w:pStyle w:val="Compact"/>
       </w:pPr>
       <w:r>
         <w:t xml:space="preserve">Plugins</w:t>
@@ -6348,56 +6223,56 @@
     </w:p>
     <w:p>
       <w:pPr>
+        <w:pStyle w:val="Compact"/>
         <w:numPr>
           <w:ilvl w:val="0"/>
           <w:numId w:val="1027"/>
         </w:numPr>
+      </w:pPr>
+      <w:r>
+        <w:t xml:space="preserve">Archive : Photos et métadonnées dans un</w:t>
+      </w:r>
+      <w:r>
+        <w:t xml:space="preserve"> </w:t>
+      </w:r>
+      <w:r>
+        <w:rPr>
+          <w:rStyle w:val="VerbatimChar"/>
+        </w:rPr>
+        <w:t xml:space="preserve">.zip</w:t>
+      </w:r>
+    </w:p>
+    <w:p>
+      <w:pPr>
         <w:pStyle w:val="Compact"/>
-      </w:pPr>
-      <w:r>
-        <w:t xml:space="preserve">Archive : Photos et métadonnées dans un</w:t>
-      </w:r>
-      <w:r>
-        <w:t xml:space="preserve"> </w:t>
-      </w:r>
-      <w:r>
-        <w:rPr>
-          <w:rStyle w:val="VerbatimChar"/>
-        </w:rPr>
-        <w:t xml:space="preserve">.zip</w:t>
-      </w:r>
-    </w:p>
-    <w:p>
-      <w:pPr>
         <w:numPr>
           <w:ilvl w:val="0"/>
           <w:numId w:val="1027"/>
         </w:numPr>
+      </w:pPr>
+      <w:r>
+        <w:t xml:space="preserve">CSV</w:t>
+      </w:r>
+    </w:p>
+    <w:p>
+      <w:pPr>
         <w:pStyle w:val="Compact"/>
-      </w:pPr>
-      <w:r>
-        <w:t xml:space="preserve">CSV</w:t>
-      </w:r>
-    </w:p>
-    <w:p>
-      <w:pPr>
         <w:numPr>
           <w:ilvl w:val="0"/>
           <w:numId w:val="1027"/>
         </w:numPr>
+      </w:pPr>
+      <w:r>
+        <w:t xml:space="preserve">Omeka S</w:t>
+      </w:r>
+    </w:p>
+    <w:p>
+      <w:pPr>
         <w:pStyle w:val="Compact"/>
-      </w:pPr>
-      <w:r>
-        <w:t xml:space="preserve">Omeka S</w:t>
-      </w:r>
-    </w:p>
-    <w:p>
-      <w:pPr>
         <w:numPr>
           <w:ilvl w:val="0"/>
           <w:numId w:val="1027"/>
         </w:numPr>
-        <w:pStyle w:val="Compact"/>
       </w:pPr>
       <w:r>
         <w:t xml:space="preserve">CSL (Zotero)</w:t>
@@ -6426,102 +6301,102 @@
     </w:p>
     <w:p>
       <w:pPr>
+        <w:pStyle w:val="Compact"/>
         <w:numPr>
           <w:ilvl w:val="0"/>
           <w:numId w:val="1028"/>
         </w:numPr>
+      </w:pPr>
+      <w:hyperlink r:id="rId141">
+        <w:r>
+          <w:rPr>
+            <w:rStyle w:val="Hyperlink"/>
+          </w:rPr>
+          <w:t xml:space="preserve">Documentation</w:t>
+        </w:r>
+      </w:hyperlink>
+    </w:p>
+    <w:p>
+      <w:pPr>
         <w:pStyle w:val="Compact"/>
-      </w:pPr>
-      <w:hyperlink r:id="rId141">
-        <w:r>
-          <w:rPr>
-            <w:rStyle w:val="Hyperlink"/>
-          </w:rPr>
-          <w:t xml:space="preserve">Documentation</w:t>
-        </w:r>
-      </w:hyperlink>
-    </w:p>
-    <w:p>
-      <w:pPr>
         <w:numPr>
           <w:ilvl w:val="0"/>
           <w:numId w:val="1028"/>
         </w:numPr>
+      </w:pPr>
+      <w:hyperlink r:id="rId142">
+        <w:r>
+          <w:rPr>
+            <w:rStyle w:val="Hyperlink"/>
+          </w:rPr>
+          <w:t xml:space="preserve">Support</w:t>
+        </w:r>
+      </w:hyperlink>
+      <w:r>
+        <w:t xml:space="preserve"> </w:t>
+      </w:r>
+      <w:r>
+        <w:t xml:space="preserve">(forum)</w:t>
+      </w:r>
+    </w:p>
+    <w:p>
+      <w:pPr>
         <w:pStyle w:val="Compact"/>
-      </w:pPr>
-      <w:hyperlink r:id="rId142">
-        <w:r>
-          <w:rPr>
-            <w:rStyle w:val="Hyperlink"/>
-          </w:rPr>
-          <w:t xml:space="preserve">Support</w:t>
-        </w:r>
-      </w:hyperlink>
-      <w:r>
-        <w:t xml:space="preserve"> </w:t>
-      </w:r>
-      <w:r>
-        <w:t xml:space="preserve">(forum)</w:t>
-      </w:r>
-    </w:p>
-    <w:p>
-      <w:pPr>
         <w:numPr>
           <w:ilvl w:val="0"/>
           <w:numId w:val="1028"/>
         </w:numPr>
+      </w:pPr>
+      <w:hyperlink r:id="rId143">
+        <w:r>
+          <w:rPr>
+            <w:rStyle w:val="Hyperlink"/>
+          </w:rPr>
+          <w:t xml:space="preserve">Vimeo</w:t>
+        </w:r>
+      </w:hyperlink>
+    </w:p>
+    <w:p>
+      <w:pPr>
         <w:pStyle w:val="Compact"/>
-      </w:pPr>
-      <w:hyperlink r:id="rId143">
-        <w:r>
-          <w:rPr>
-            <w:rStyle w:val="Hyperlink"/>
-          </w:rPr>
-          <w:t xml:space="preserve">Vimeo</w:t>
-        </w:r>
-      </w:hyperlink>
-    </w:p>
-    <w:p>
-      <w:pPr>
         <w:numPr>
           <w:ilvl w:val="0"/>
           <w:numId w:val="1028"/>
         </w:numPr>
+      </w:pPr>
+      <w:hyperlink r:id="rId144">
+        <w:r>
+          <w:rPr>
+            <w:rStyle w:val="Hyperlink"/>
+          </w:rPr>
+          <w:t xml:space="preserve">Youtube</w:t>
+        </w:r>
+      </w:hyperlink>
+    </w:p>
+    <w:p>
+      <w:pPr>
         <w:pStyle w:val="Compact"/>
-      </w:pPr>
-      <w:hyperlink r:id="rId144">
-        <w:r>
-          <w:rPr>
-            <w:rStyle w:val="Hyperlink"/>
-          </w:rPr>
-          <w:t xml:space="preserve">Youtube</w:t>
-        </w:r>
-      </w:hyperlink>
-    </w:p>
-    <w:p>
-      <w:pPr>
         <w:numPr>
           <w:ilvl w:val="0"/>
           <w:numId w:val="1028"/>
         </w:numPr>
+      </w:pPr>
+      <w:hyperlink r:id="rId145">
+        <w:r>
+          <w:rPr>
+            <w:rStyle w:val="Hyperlink"/>
+          </w:rPr>
+          <w:t xml:space="preserve">X/Twitter</w:t>
+        </w:r>
+      </w:hyperlink>
+    </w:p>
+    <w:p>
+      <w:pPr>
         <w:pStyle w:val="Compact"/>
-      </w:pPr>
-      <w:hyperlink r:id="rId145">
-        <w:r>
-          <w:rPr>
-            <w:rStyle w:val="Hyperlink"/>
-          </w:rPr>
-          <w:t xml:space="preserve">X/Twitter</w:t>
-        </w:r>
-      </w:hyperlink>
-    </w:p>
-    <w:p>
-      <w:pPr>
         <w:numPr>
           <w:ilvl w:val="0"/>
           <w:numId w:val="1028"/>
         </w:numPr>
-        <w:pStyle w:val="Compact"/>
       </w:pPr>
       <w:hyperlink r:id="rId146">
         <w:r>
@@ -6560,9 +6435,8 @@
       <w:tblPr>
         <w:tblStyle w:val="Table"/>
         <w:tblW w:type="pct" w:w="5000"/>
+        <w:tblLayout w:type="fixed"/>
         <w:tblLook w:firstRow="1" w:lastRow="0" w:firstColumn="0" w:lastColumn="0" w:noHBand="0" w:noVBand="0" w:val="0020"/>
-        <w:jc w:val="start"/>
-        <w:tblLayout w:type="fixed"/>
         <w:tblCaption w:val="Table des Tutoriels Tropy"/>
       </w:tblPr>
       <w:tblGrid>
@@ -6571,14 +6445,13 @@
       </w:tblGrid>
       <w:tr>
         <w:trPr>
-          <w:tblHeader w:val="true"/>
+          <w:tblHeader w:val="on"/>
         </w:trPr>
         <w:tc>
           <w:tcPr/>
           <w:p>
             <w:pPr>
               <w:pStyle w:val="Compact"/>
-              <w:jc w:val="left"/>
             </w:pPr>
             <w:r>
               <w:t xml:space="preserve">Auteur</w:t>
@@ -6590,7 +6463,6 @@
           <w:p>
             <w:pPr>
               <w:pStyle w:val="Compact"/>
-              <w:jc w:val="left"/>
             </w:pPr>
             <w:r>
               <w:t xml:space="preserve">lien</w:t>
@@ -6604,7 +6476,6 @@
           <w:p>
             <w:pPr>
               <w:pStyle w:val="Compact"/>
-              <w:jc w:val="left"/>
             </w:pPr>
             <w:r>
               <w:t xml:space="preserve">Benjamin Lailler</w:t>
@@ -6616,7 +6487,6 @@
           <w:p>
             <w:pPr>
               <w:pStyle w:val="Compact"/>
-              <w:jc w:val="left"/>
             </w:pPr>
             <w:hyperlink r:id="rId148">
               <w:r>
@@ -6641,7 +6511,6 @@
           <w:p>
             <w:pPr>
               <w:pStyle w:val="Compact"/>
-              <w:jc w:val="left"/>
             </w:pPr>
             <w:r>
               <w:t xml:space="preserve">Stretching numérique 2024</w:t>
@@ -6653,7 +6522,6 @@
           <w:p>
             <w:pPr>
               <w:pStyle w:val="Compact"/>
-              <w:jc w:val="left"/>
             </w:pPr>
             <w:hyperlink r:id="rId149">
               <w:r>
@@ -6678,7 +6546,6 @@
           <w:p>
             <w:pPr>
               <w:pStyle w:val="Compact"/>
-              <w:jc w:val="left"/>
             </w:pPr>
             <w:r>
               <w:t xml:space="preserve">Schlesinger Library on the History of Women in America - Harvard University</w:t>
@@ -6690,7 +6557,6 @@
           <w:p>
             <w:pPr>
               <w:pStyle w:val="Compact"/>
-              <w:jc w:val="left"/>
             </w:pPr>
             <w:hyperlink r:id="rId150">
               <w:r>
@@ -6715,7 +6581,6 @@
           <w:p>
             <w:pPr>
               <w:pStyle w:val="Compact"/>
-              <w:jc w:val="left"/>
             </w:pPr>
             <w:r>
               <w:t xml:space="preserve">BULAC</w:t>
@@ -6727,7 +6592,6 @@
           <w:p>
             <w:pPr>
               <w:pStyle w:val="Compact"/>
-              <w:jc w:val="left"/>
             </w:pPr>
             <w:hyperlink r:id="rId151">
               <w:r>
@@ -6752,7 +6616,6 @@
           <w:p>
             <w:pPr>
               <w:pStyle w:val="Compact"/>
-              <w:jc w:val="left"/>
             </w:pPr>
             <w:r>
               <w:t xml:space="preserve">Rennes 2</w:t>
@@ -6764,7 +6627,6 @@
           <w:p>
             <w:pPr>
               <w:pStyle w:val="Compact"/>
-              <w:jc w:val="left"/>
             </w:pPr>
             <w:hyperlink r:id="rId152">
               <w:r>
@@ -6809,8 +6671,8 @@
       </w:r>
       <w:r>
         <w:rPr>
+          <w:i/>
           <w:iCs/>
-          <w:i/>
         </w:rPr>
         <w:t xml:space="preserve">Tropy 101</w:t>
       </w:r>
@@ -6863,8 +6725,8 @@
       </w:r>
       <w:r>
         <w:rPr>
+          <w:i/>
           <w:iCs/>
-          <w:i/>
         </w:rPr>
         <w:t xml:space="preserve">Metadata Templates in Tropy</w:t>
       </w:r>
@@ -6972,8 +6834,8 @@
       </w:r>
       <w:r>
         <w:rPr>
+          <w:i/>
           <w:iCs/>
-          <w:i/>
         </w:rPr>
         <w:t xml:space="preserve">Utiliser Tropy pour la gestion de ses photos d’archive</w:t>
       </w:r>
@@ -7023,196 +6885,196 @@
     </w:p>
     <w:p>
       <w:pPr>
+        <w:pStyle w:val="Compact"/>
         <w:numPr>
           <w:ilvl w:val="0"/>
           <w:numId w:val="1031"/>
         </w:numPr>
+      </w:pPr>
+      <w:hyperlink r:id="rId163">
+        <w:r>
+          <w:rPr>
+            <w:rStyle w:val="Hyperlink"/>
+          </w:rPr>
+          <w:t xml:space="preserve">Gérer ses photos d’archives avec Tropy</w:t>
+        </w:r>
+      </w:hyperlink>
+      <w:r>
+        <w:t xml:space="preserve"> </w:t>
+      </w:r>
+      <w:r>
+        <w:t xml:space="preserve">- Franziska Heimburger -</w:t>
+      </w:r>
+      <w:r>
+        <w:t xml:space="preserve"> </w:t>
+      </w:r>
+      <w:r>
+        <w:rPr>
+          <w:i/>
+          <w:iCs/>
+        </w:rPr>
+        <w:t xml:space="preserve">La boîte à outils des historien·ne·s</w:t>
+      </w:r>
+      <w:r>
+        <w:t xml:space="preserve"> </w:t>
+      </w:r>
+      <w:r>
+        <w:t xml:space="preserve">(Heimburger, 2017)</w:t>
+      </w:r>
+    </w:p>
+    <w:p>
+      <w:pPr>
         <w:pStyle w:val="Compact"/>
-      </w:pPr>
-      <w:hyperlink r:id="rId163">
-        <w:r>
-          <w:rPr>
-            <w:rStyle w:val="Hyperlink"/>
-          </w:rPr>
-          <w:t xml:space="preserve">Gérer ses photos d’archives avec Tropy</w:t>
-        </w:r>
-      </w:hyperlink>
-      <w:r>
-        <w:t xml:space="preserve"> </w:t>
-      </w:r>
-      <w:r>
-        <w:t xml:space="preserve">- Franziska Heimburger -</w:t>
-      </w:r>
-      <w:r>
-        <w:t xml:space="preserve"> </w:t>
-      </w:r>
-      <w:r>
-        <w:rPr>
-          <w:iCs/>
-          <w:i/>
-        </w:rPr>
-        <w:t xml:space="preserve">La boîte à outils des historien·ne·s</w:t>
-      </w:r>
-      <w:r>
-        <w:t xml:space="preserve"> </w:t>
-      </w:r>
-      <w:r>
-        <w:t xml:space="preserve">(Heimburger, 2017)</w:t>
-      </w:r>
-    </w:p>
-    <w:p>
-      <w:pPr>
         <w:numPr>
           <w:ilvl w:val="0"/>
           <w:numId w:val="1031"/>
         </w:numPr>
+      </w:pPr>
+      <w:hyperlink r:id="rId164">
+        <w:r>
+          <w:rPr>
+            <w:rStyle w:val="Hyperlink"/>
+          </w:rPr>
+          <w:t xml:space="preserve">Tropy, un gestionnaire de photos d’archives pour les chercheurs</w:t>
+        </w:r>
+      </w:hyperlink>
+      <w:r>
+        <w:t xml:space="preserve"> </w:t>
+      </w:r>
+      <w:r>
+        <w:t xml:space="preserve">- Florian Innocente,</w:t>
+      </w:r>
+      <w:r>
+        <w:t xml:space="preserve"> </w:t>
+      </w:r>
+      <w:r>
+        <w:rPr>
+          <w:i/>
+          <w:iCs/>
+        </w:rPr>
+        <w:t xml:space="preserve">MacGeneration</w:t>
+      </w:r>
+      <w:r>
+        <w:t xml:space="preserve"> </w:t>
+      </w:r>
+      <w:r>
+        <w:t xml:space="preserve">(Innocente, 2017)</w:t>
+      </w:r>
+    </w:p>
+    <w:p>
+      <w:pPr>
         <w:pStyle w:val="Compact"/>
-      </w:pPr>
-      <w:hyperlink r:id="rId164">
-        <w:r>
-          <w:rPr>
-            <w:rStyle w:val="Hyperlink"/>
-          </w:rPr>
-          <w:t xml:space="preserve">Tropy, un gestionnaire de photos d’archives pour les chercheurs</w:t>
-        </w:r>
-      </w:hyperlink>
-      <w:r>
-        <w:t xml:space="preserve"> </w:t>
-      </w:r>
-      <w:r>
-        <w:t xml:space="preserve">- Florian Innocente,</w:t>
-      </w:r>
-      <w:r>
-        <w:t xml:space="preserve"> </w:t>
-      </w:r>
-      <w:r>
-        <w:rPr>
-          <w:iCs/>
-          <w:i/>
-        </w:rPr>
-        <w:t xml:space="preserve">MacGeneration</w:t>
-      </w:r>
-      <w:r>
-        <w:t xml:space="preserve"> </w:t>
-      </w:r>
-      <w:r>
-        <w:t xml:space="preserve">(Innocente, 2017)</w:t>
-      </w:r>
-    </w:p>
-    <w:p>
-      <w:pPr>
         <w:numPr>
           <w:ilvl w:val="0"/>
           <w:numId w:val="1031"/>
         </w:numPr>
+      </w:pPr>
+      <w:hyperlink r:id="rId165">
+        <w:r>
+          <w:rPr>
+            <w:rStyle w:val="Hyperlink"/>
+          </w:rPr>
+          <w:t xml:space="preserve">Six months of using Tropy</w:t>
+        </w:r>
+      </w:hyperlink>
+      <w:r>
+        <w:t xml:space="preserve"> </w:t>
+      </w:r>
+      <w:r>
+        <w:t xml:space="preserve">- Emmanuel Mourlon-Druol</w:t>
+      </w:r>
+      <w:r>
+        <w:t xml:space="preserve"> </w:t>
+      </w:r>
+      <w:r>
+        <w:t xml:space="preserve">(Mourlon-Druol, 2019)</w:t>
+      </w:r>
+    </w:p>
+    <w:p>
+      <w:pPr>
         <w:pStyle w:val="Compact"/>
-      </w:pPr>
-      <w:hyperlink r:id="rId165">
-        <w:r>
-          <w:rPr>
-            <w:rStyle w:val="Hyperlink"/>
-          </w:rPr>
-          <w:t xml:space="preserve">Six months of using Tropy</w:t>
-        </w:r>
-      </w:hyperlink>
-      <w:r>
-        <w:t xml:space="preserve"> </w:t>
-      </w:r>
-      <w:r>
-        <w:t xml:space="preserve">- Emmanuel Mourlon-Druol</w:t>
-      </w:r>
-      <w:r>
-        <w:t xml:space="preserve"> </w:t>
-      </w:r>
-      <w:r>
-        <w:t xml:space="preserve">(Mourlon-Druol, 2019)</w:t>
-      </w:r>
-    </w:p>
-    <w:p>
-      <w:pPr>
         <w:numPr>
           <w:ilvl w:val="0"/>
           <w:numId w:val="1031"/>
         </w:numPr>
+      </w:pPr>
+      <w:hyperlink r:id="rId166">
+        <w:r>
+          <w:rPr>
+            <w:rStyle w:val="Hyperlink"/>
+          </w:rPr>
+          <w:t xml:space="preserve">Tropy : un logiciel pour organiser des corpus iconographiques</w:t>
+        </w:r>
+      </w:hyperlink>
+      <w:r>
+        <w:t xml:space="preserve"> </w:t>
+      </w:r>
+      <w:r>
+        <w:t xml:space="preserve">-</w:t>
+      </w:r>
+      <w:r>
+        <w:t xml:space="preserve"> </w:t>
+      </w:r>
+      <w:r>
+        <w:rPr>
+          <w:i/>
+          <w:iCs/>
+        </w:rPr>
+        <w:t xml:space="preserve">Le Carreau de la BULAC</w:t>
+      </w:r>
+      <w:r>
+        <w:t xml:space="preserve"> </w:t>
+      </w:r>
+      <w:r>
+        <w:t xml:space="preserve">(Larguèche, 2021)</w:t>
+      </w:r>
+    </w:p>
+    <w:p>
+      <w:pPr>
         <w:pStyle w:val="Compact"/>
-      </w:pPr>
-      <w:hyperlink r:id="rId166">
-        <w:r>
-          <w:rPr>
-            <w:rStyle w:val="Hyperlink"/>
-          </w:rPr>
-          <w:t xml:space="preserve">Tropy : un logiciel pour organiser des corpus iconographiques</w:t>
-        </w:r>
-      </w:hyperlink>
-      <w:r>
-        <w:t xml:space="preserve"> </w:t>
-      </w:r>
-      <w:r>
-        <w:t xml:space="preserve">-</w:t>
-      </w:r>
-      <w:r>
-        <w:t xml:space="preserve"> </w:t>
-      </w:r>
-      <w:r>
-        <w:rPr>
-          <w:iCs/>
-          <w:i/>
-        </w:rPr>
-        <w:t xml:space="preserve">Le Carreau de la BULAC</w:t>
-      </w:r>
-      <w:r>
-        <w:t xml:space="preserve"> </w:t>
-      </w:r>
-      <w:r>
-        <w:t xml:space="preserve">(Larguèche, 2021)</w:t>
-      </w:r>
-    </w:p>
-    <w:p>
-      <w:pPr>
         <w:numPr>
           <w:ilvl w:val="0"/>
           <w:numId w:val="1031"/>
         </w:numPr>
+      </w:pPr>
+      <w:hyperlink r:id="rId167">
+        <w:r>
+          <w:rPr>
+            <w:rStyle w:val="Hyperlink"/>
+          </w:rPr>
+          <w:t xml:space="preserve">Personal image management software rec from an art historian: Tropy</w:t>
+        </w:r>
+      </w:hyperlink>
+      <w:r>
+        <w:t xml:space="preserve"> </w:t>
+      </w:r>
+      <w:r>
+        <w:t xml:space="preserve">- Elizabeth Lee -</w:t>
+      </w:r>
+      <w:r>
+        <w:t xml:space="preserve"> </w:t>
+      </w:r>
+      <w:r>
+        <w:rPr>
+          <w:i/>
+          <w:iCs/>
+        </w:rPr>
+        <w:t xml:space="preserve">The Digital Orientalist</w:t>
+      </w:r>
+      <w:r>
+        <w:t xml:space="preserve"> </w:t>
+      </w:r>
+      <w:r>
+        <w:t xml:space="preserve">(Lee, 2021-03-16T)</w:t>
+      </w:r>
+    </w:p>
+    <w:p>
+      <w:pPr>
         <w:pStyle w:val="Compact"/>
-      </w:pPr>
-      <w:hyperlink r:id="rId167">
-        <w:r>
-          <w:rPr>
-            <w:rStyle w:val="Hyperlink"/>
-          </w:rPr>
-          <w:t xml:space="preserve">Personal image management software rec from an art historian: Tropy</w:t>
-        </w:r>
-      </w:hyperlink>
-      <w:r>
-        <w:t xml:space="preserve"> </w:t>
-      </w:r>
-      <w:r>
-        <w:t xml:space="preserve">- Elizabeth Lee -</w:t>
-      </w:r>
-      <w:r>
-        <w:t xml:space="preserve"> </w:t>
-      </w:r>
-      <w:r>
-        <w:rPr>
-          <w:iCs/>
-          <w:i/>
-        </w:rPr>
-        <w:t xml:space="preserve">The Digital Orientalist</w:t>
-      </w:r>
-      <w:r>
-        <w:t xml:space="preserve"> </w:t>
-      </w:r>
-      <w:r>
-        <w:t xml:space="preserve">(Lee, 2021-03-16T)</w:t>
-      </w:r>
-    </w:p>
-    <w:p>
-      <w:pPr>
         <w:numPr>
           <w:ilvl w:val="0"/>
           <w:numId w:val="1031"/>
         </w:numPr>
-        <w:pStyle w:val="Compact"/>
       </w:pPr>
       <w:hyperlink r:id="rId168">
         <w:r>
@@ -7233,8 +7095,8 @@
       </w:r>
       <w:r>
         <w:rPr>
+          <w:i/>
           <w:iCs/>
-          <w:i/>
         </w:rPr>
         <w:t xml:space="preserve">Tropy Blog</w:t>
       </w:r>
@@ -7259,19 +7121,19 @@
       </w:r>
       <w:r>
         <w:rPr>
+          <w:b/>
           <w:bCs/>
-          <w:b/>
         </w:rPr>
         <w:t xml:space="preserve">FAIR</w:t>
       </w:r>
     </w:p>
     <w:p>
       <w:pPr>
+        <w:pStyle w:val="Compact"/>
         <w:numPr>
           <w:ilvl w:val="0"/>
           <w:numId w:val="1032"/>
         </w:numPr>
-        <w:pStyle w:val="Compact"/>
       </w:pPr>
       <w:r>
         <w:t xml:space="preserve">Inspirés par le</w:t>
@@ -7281,8 +7143,8 @@
       </w:r>
       <w:r>
         <w:rPr>
+          <w:i/>
           <w:iCs/>
-          <w:i/>
         </w:rPr>
         <w:t xml:space="preserve">5-Star Open Data</w:t>
       </w:r>
@@ -7316,12 +7178,16 @@
         <w:tblLook w:firstRow="0" w:lastRow="0" w:firstColumn="0" w:lastColumn="0" w:noHBand="0" w:noVBand="0" w:val="0000"/>
         <w:tblBorders>
           <w:left w:val="single" w:sz="24" w:space="0" w:color="00A047"/>
+          <w:right w:val="single" w:sz="4" w:space="0" w:color="00A047"/>
+          <w:top w:val="single" w:sz="4" w:space="0" w:color="00A047"/>
+          <w:bottom w:val="single" w:sz="4" w:space="0" w:color="00A047"/>
         </w:tblBorders>
         <w:tblCellMar>
-          <w:left w:w="0" w:type="dxa"/>
-          <w:right w:w="0" w:type="dxa"/>
+          <w:left w:w="144" w:type="dxa"/>
+          <w:right w:w="144" w:type="dxa"/>
         </w:tblCellMar>
         <w:tblInd w:w="164" w:type="dxa"/>
+        <w:tblW w:type="pct" w:w="100%"/>
       </w:tblPr>
       <w:tr>
         <w:trPr>
@@ -7329,9 +7195,10 @@
         </w:trPr>
         <w:tc>
           <w:tcPr>
+            <w:shd w:color="auto" w:fill="ccf1e3" w:val="clear"/>
             <w:tcMar>
-              <w:left w:w="144" w:type="dxa"/>
-              <w:right w:w="144" w:type="dxa"/>
+              <w:top w:w="92" w:type="dxa"/>
+              <w:bottom w:w="92" w:type="dxa"/>
             </w:tcMar>
           </w:tcPr>
           <w:p>
@@ -7339,8 +7206,8 @@
               <w:pStyle w:val="FirstParagraph"/>
             </w:pPr>
             <w:pPr>
-              <w:spacing w:before="0" w:after="8"/>
-              <w:jc w:val="center"/>
+              <w:spacing w:before="0" w:after="0"/>
+              <w:textAlignment w:val="center"/>
             </w:pPr>
             <w:r>
               <w:drawing>
@@ -7384,40 +7251,39 @@
                 </wp:inline>
               </w:drawing>
             </w:r>
+            <w:r>
+              <w:t xml:space="preserve"> </w:t>
+            </w:r>
+            <w:r>
+              <w:t xml:space="preserve"> </w:t>
+            </w:r>
+            <w:r>
+              <w:t xml:space="preserve">Les étapes</w:t>
+            </w:r>
+            <w:r>
+              <w:t xml:space="preserve"> </w:t>
+            </w:r>
+            <w:r>
+              <w:rPr>
+                <w:i/>
+                <w:iCs/>
+              </w:rPr>
+              <w:t xml:space="preserve">5-Star OpenData</w:t>
+            </w:r>
           </w:p>
         </w:tc>
+      </w:tr>
+      <w:tr>
+        <w:trPr>
+          <w:cantSplit/>
+        </w:trPr>
         <w:tc>
-          <w:p>
-            <w:pPr>
-              <w:pStyle w:val="BodyText"/>
-            </w:pPr>
-            <w:pPr>
-              <w:spacing w:before="16" w:after="64"/>
-            </w:pPr>
-            <w:r>
-              <w:rPr>
-                <w:bCs/>
-                <w:b/>
-              </w:rPr>
-              <w:t xml:space="preserve">Les étapes</w:t>
-            </w:r>
-            <w:r>
-              <w:rPr>
-                <w:bCs/>
-                <w:b/>
-              </w:rPr>
-              <w:t xml:space="preserve"> </w:t>
-            </w:r>
-            <w:r>
-              <w:rPr>
-                <w:iCs/>
-                <w:i/>
-                <w:bCs/>
-                <w:b/>
-              </w:rPr>
-              <w:t xml:space="preserve">5-Star OpenData</w:t>
-            </w:r>
-          </w:p>
+          <w:tcPr>
+            <w:tcMar>
+              <w:top w:w="108" w:type="dxa"/>
+              <w:bottom w:w="108" w:type="dxa"/>
+            </w:tcMar>
+          </w:tcPr>
           <w:p>
             <w:pPr>
               <w:pStyle w:val="TableCaption"/>
@@ -7430,8 +7296,8 @@
             </w:r>
             <w:r>
               <w:rPr>
+                <w:i/>
                 <w:iCs/>
-                <w:i/>
               </w:rPr>
               <w:t xml:space="preserve">5-Star OpenData</w:t>
             </w:r>
@@ -7440,9 +7306,8 @@
             <w:tblPr>
               <w:tblStyle w:val="Table"/>
               <w:tblW w:type="pct" w:w="5000"/>
+              <w:tblLayout w:type="fixed"/>
               <w:tblLook w:firstRow="1" w:lastRow="0" w:firstColumn="0" w:lastColumn="0" w:noHBand="0" w:noVBand="0" w:val="0020"/>
-              <w:jc w:val="start"/>
-              <w:tblLayout w:type="fixed"/>
               <w:tblCaption w:val="Illustration des étapes 5-Star OpenData"/>
             </w:tblPr>
             <w:tblGrid>
@@ -7451,14 +7316,13 @@
             </w:tblGrid>
             <w:tr>
               <w:trPr>
-                <w:tblHeader w:val="true"/>
+                <w:tblHeader w:val="on"/>
               </w:trPr>
               <w:tc>
                 <w:tcPr/>
                 <w:p>
                   <w:pPr>
                     <w:pStyle w:val="Compact"/>
-                    <w:jc w:val="left"/>
                   </w:pPr>
                   <w:r>
                     <w:t xml:space="preserve">étoiles</w:t>
@@ -7470,7 +7334,6 @@
                 <w:p>
                   <w:pPr>
                     <w:pStyle w:val="Compact"/>
-                    <w:jc w:val="left"/>
                   </w:pPr>
                   <w:r>
                     <w:t xml:space="preserve">étape</w:t>
@@ -7484,7 +7347,6 @@
                 <w:p>
                   <w:pPr>
                     <w:pStyle w:val="Compact"/>
-                    <w:jc w:val="left"/>
                   </w:pPr>
                   <w:r>
                     <w:t xml:space="preserve">★</w:t>
@@ -7496,7 +7358,6 @@
                 <w:p>
                   <w:pPr>
                     <w:pStyle w:val="Compact"/>
-                    <w:jc w:val="left"/>
                   </w:pPr>
                   <w:r>
                     <w:t xml:space="preserve">Publiez vos données sur le Web (peu importe leur format) avec une licence ouverte</w:t>
@@ -7510,7 +7371,6 @@
                 <w:p>
                   <w:pPr>
                     <w:pStyle w:val="Compact"/>
-                    <w:jc w:val="left"/>
                   </w:pPr>
                   <w:r>
                     <w:t xml:space="preserve">★★</w:t>
@@ -7522,7 +7382,6 @@
                 <w:p>
                   <w:pPr>
                     <w:pStyle w:val="Compact"/>
-                    <w:jc w:val="left"/>
                   </w:pPr>
                   <w:r>
                     <w:t xml:space="preserve">Publiez-les en tant que données structurées (par exemple, un document Excel au lieu d’une image scannée d’un tableau)</w:t>
@@ -7536,7 +7395,6 @@
                 <w:p>
                   <w:pPr>
                     <w:pStyle w:val="Compact"/>
-                    <w:jc w:val="left"/>
                   </w:pPr>
                   <w:r>
                     <w:t xml:space="preserve">★★★</w:t>
@@ -7548,7 +7406,6 @@
                 <w:p>
                   <w:pPr>
                     <w:pStyle w:val="Compact"/>
-                    <w:jc w:val="left"/>
                   </w:pPr>
                   <w:r>
                     <w:t xml:space="preserve">Publiez-les dans un format ouvert et non-propriétaire (par exemple, un CSV plutôt qu’un Excel)</w:t>
@@ -7562,7 +7419,6 @@
                 <w:p>
                   <w:pPr>
                     <w:pStyle w:val="Compact"/>
-                    <w:jc w:val="left"/>
                   </w:pPr>
                   <w:r>
                     <w:t xml:space="preserve">★★★★</w:t>
@@ -7574,7 +7430,6 @@
                 <w:p>
                   <w:pPr>
                     <w:pStyle w:val="Compact"/>
-                    <w:jc w:val="left"/>
                   </w:pPr>
                   <w:r>
                     <w:t xml:space="preserve">Utilisez des URI pour désigner des choses dans vos données, afin que les gens puissent faire des références à celles-ci</w:t>
@@ -7588,7 +7443,6 @@
                 <w:p>
                   <w:pPr>
                     <w:pStyle w:val="Compact"/>
-                    <w:jc w:val="left"/>
                   </w:pPr>
                   <w:r>
                     <w:t xml:space="preserve">★★★★★</w:t>
@@ -7600,7 +7454,6 @@
                 <w:p>
                   <w:pPr>
                     <w:pStyle w:val="Compact"/>
-                    <w:jc w:val="left"/>
                   </w:pPr>
                   <w:r>
                     <w:t xml:space="preserve">liez vos données à d’autres données pour y ajouter du contexte</w:t>
@@ -7614,478 +7467,478 @@
     </w:tbl>
     <w:p>
       <w:pPr>
+        <w:pStyle w:val="Compact"/>
         <w:numPr>
           <w:ilvl w:val="0"/>
           <w:numId w:val="1033"/>
         </w:numPr>
+      </w:pPr>
+      <w:r>
+        <w:t xml:space="preserve">Décrits</w:t>
+      </w:r>
+      <w:r>
+        <w:t xml:space="preserve"> </w:t>
+      </w:r>
+      <w:hyperlink r:id="rId173">
+        <w:r>
+          <w:rPr>
+            <w:rStyle w:val="Hyperlink"/>
+          </w:rPr>
+          <w:t xml:space="preserve">ici</w:t>
+        </w:r>
+      </w:hyperlink>
+      <w:r>
+        <w:t xml:space="preserve">, d’après</w:t>
+      </w:r>
+      <w:r>
+        <w:rPr>
+          <w:i/>
+          <w:iCs/>
+        </w:rPr>
+        <w:t xml:space="preserve">The FAIR Guiding Principles for Scientific Data Management and Stewardship</w:t>
+      </w:r>
+      <w:r>
+        <w:t xml:space="preserve">.</w:t>
+      </w:r>
+      <w:r>
+        <w:t xml:space="preserve"> </w:t>
+      </w:r>
+      <w:hyperlink r:id="rId174">
+        <w:r>
+          <w:rPr>
+            <w:rStyle w:val="Hyperlink"/>
+          </w:rPr>
+          <w:t xml:space="preserve">DOI</w:t>
+        </w:r>
+      </w:hyperlink>
+    </w:p>
+    <w:p>
+      <w:pPr>
+        <w:pStyle w:val="BlockText"/>
+      </w:pPr>
+      <w:r>
+        <w:rPr>
+          <w:i/>
+          <w:iCs/>
+        </w:rPr>
+        <w:t xml:space="preserve">The principles refer to three types of entities:</w:t>
+      </w:r>
+      <w:r>
+        <w:rPr>
+          <w:i/>
+          <w:iCs/>
+        </w:rPr>
+        <w:t xml:space="preserve"> </w:t>
+      </w:r>
+      <w:r>
+        <w:rPr>
+          <w:b/>
+          <w:bCs/>
+          <w:i/>
+          <w:iCs/>
+        </w:rPr>
+        <w:t xml:space="preserve">data</w:t>
+      </w:r>
+      <w:r>
+        <w:rPr>
+          <w:i/>
+          <w:iCs/>
+        </w:rPr>
+        <w:t xml:space="preserve"> </w:t>
+      </w:r>
+      <w:r>
+        <w:rPr>
+          <w:i/>
+          <w:iCs/>
+        </w:rPr>
+        <w:t xml:space="preserve">(or any digital object),</w:t>
+      </w:r>
+      <w:r>
+        <w:rPr>
+          <w:i/>
+          <w:iCs/>
+        </w:rPr>
+        <w:t xml:space="preserve"> </w:t>
+      </w:r>
+      <w:r>
+        <w:rPr>
+          <w:b/>
+          <w:bCs/>
+          <w:i/>
+          <w:iCs/>
+        </w:rPr>
+        <w:t xml:space="preserve">metadata</w:t>
+      </w:r>
+      <w:r>
+        <w:rPr>
+          <w:i/>
+          <w:iCs/>
+        </w:rPr>
+        <w:t xml:space="preserve"> </w:t>
+      </w:r>
+      <w:r>
+        <w:rPr>
+          <w:i/>
+          <w:iCs/>
+        </w:rPr>
+        <w:t xml:space="preserve">(information about that digital object), and</w:t>
+      </w:r>
+      <w:r>
+        <w:rPr>
+          <w:i/>
+          <w:iCs/>
+        </w:rPr>
+        <w:t xml:space="preserve"> </w:t>
+      </w:r>
+      <w:r>
+        <w:rPr>
+          <w:b/>
+          <w:bCs/>
+          <w:i/>
+          <w:iCs/>
+        </w:rPr>
+        <w:t xml:space="preserve">infrastructure</w:t>
+      </w:r>
+      <w:r>
+        <w:rPr>
+          <w:i/>
+          <w:iCs/>
+        </w:rPr>
+        <w:t xml:space="preserve">. For instance, principle</w:t>
+      </w:r>
+      <w:r>
+        <w:rPr>
+          <w:i/>
+          <w:iCs/>
+        </w:rPr>
+        <w:t xml:space="preserve"> </w:t>
+      </w:r>
+      <w:hyperlink r:id="rId175">
+        <w:r>
+          <w:rPr>
+            <w:rStyle w:val="Hyperlink"/>
+            <w:i/>
+            <w:iCs/>
+          </w:rPr>
+          <w:t xml:space="preserve">F4</w:t>
+        </w:r>
+      </w:hyperlink>
+      <w:r>
+        <w:rPr>
+          <w:i/>
+          <w:iCs/>
+        </w:rPr>
+        <w:t xml:space="preserve"> </w:t>
+      </w:r>
+      <w:r>
+        <w:rPr>
+          <w:i/>
+          <w:iCs/>
+        </w:rPr>
+        <w:t xml:space="preserve">defines that both metadata and data are registered or indexed in a searchable resource (the infrastructure component).</w:t>
+      </w:r>
+    </w:p>
+    <w:p>
+      <w:pPr>
+        <w:pStyle w:val="Heading2"/>
+      </w:pPr>
+      <w:r>
+        <w:t xml:space="preserve">Findable</w:t>
+      </w:r>
+    </w:p>
+    <w:p>
+      <w:pPr>
+        <w:pStyle w:val="FirstParagraph"/>
+      </w:pPr>
+      <w:r>
+        <w:rPr>
+          <w:i/>
+          <w:iCs/>
+        </w:rPr>
+        <w:t xml:space="preserve">The first step in (re)using data is to find them. Metadata and data should be easy to find for both humans and computers. Machine-readable metadata are essential for automatic discovery of datasets and services, so this is an essential component of the</w:t>
+      </w:r>
+      <w:r>
+        <w:rPr>
+          <w:i/>
+          <w:iCs/>
+        </w:rPr>
+        <w:t xml:space="preserve"> </w:t>
+      </w:r>
+      <w:hyperlink r:id="rId176">
+        <w:r>
+          <w:rPr>
+            <w:rStyle w:val="Hyperlink"/>
+            <w:i/>
+            <w:iCs/>
+          </w:rPr>
+          <w:t xml:space="preserve">FAIRification process</w:t>
+        </w:r>
+      </w:hyperlink>
+      <w:r>
+        <w:t xml:space="preserve">.</w:t>
+      </w:r>
+    </w:p>
+    <w:p>
+      <w:pPr>
         <w:pStyle w:val="Compact"/>
-      </w:pPr>
-      <w:r>
-        <w:t xml:space="preserve">Décrits</w:t>
-      </w:r>
-      <w:r>
-        <w:t xml:space="preserve"> </w:t>
-      </w:r>
-      <w:hyperlink r:id="rId173">
-        <w:r>
-          <w:rPr>
-            <w:rStyle w:val="Hyperlink"/>
-          </w:rPr>
-          <w:t xml:space="preserve">ici</w:t>
-        </w:r>
-      </w:hyperlink>
-      <w:r>
-        <w:t xml:space="preserve">, d’après</w:t>
-      </w:r>
-      <w:r>
-        <w:rPr>
-          <w:iCs/>
-          <w:i/>
-        </w:rPr>
-        <w:t xml:space="preserve">The FAIR Guiding Principles for Scientific Data Management and Stewardship</w:t>
-      </w:r>
-      <w:r>
-        <w:t xml:space="preserve">.</w:t>
-      </w:r>
-      <w:r>
-        <w:t xml:space="preserve"> </w:t>
-      </w:r>
-      <w:hyperlink r:id="rId174">
-        <w:r>
-          <w:rPr>
-            <w:rStyle w:val="Hyperlink"/>
-          </w:rPr>
-          <w:t xml:space="preserve">DOI</w:t>
-        </w:r>
-      </w:hyperlink>
-    </w:p>
-    <w:p>
-      <w:pPr>
-        <w:pStyle w:val="BlockText"/>
-      </w:pPr>
-      <w:r>
-        <w:rPr>
-          <w:iCs/>
-          <w:i/>
-        </w:rPr>
-        <w:t xml:space="preserve">The principles refer to three types of entities:</w:t>
-      </w:r>
-      <w:r>
-        <w:rPr>
-          <w:iCs/>
-          <w:i/>
-        </w:rPr>
-        <w:t xml:space="preserve"> </w:t>
-      </w:r>
-      <w:r>
-        <w:rPr>
-          <w:bCs/>
-          <w:b/>
-          <w:iCs/>
-          <w:i/>
-        </w:rPr>
-        <w:t xml:space="preserve">data</w:t>
-      </w:r>
-      <w:r>
-        <w:rPr>
-          <w:iCs/>
-          <w:i/>
-        </w:rPr>
-        <w:t xml:space="preserve"> </w:t>
-      </w:r>
-      <w:r>
-        <w:rPr>
-          <w:iCs/>
-          <w:i/>
-        </w:rPr>
-        <w:t xml:space="preserve">(or any digital object),</w:t>
-      </w:r>
-      <w:r>
-        <w:rPr>
-          <w:iCs/>
-          <w:i/>
-        </w:rPr>
-        <w:t xml:space="preserve"> </w:t>
-      </w:r>
-      <w:r>
-        <w:rPr>
-          <w:bCs/>
-          <w:b/>
-          <w:iCs/>
-          <w:i/>
-        </w:rPr>
-        <w:t xml:space="preserve">metadata</w:t>
-      </w:r>
-      <w:r>
-        <w:rPr>
-          <w:iCs/>
-          <w:i/>
-        </w:rPr>
-        <w:t xml:space="preserve"> </w:t>
-      </w:r>
-      <w:r>
-        <w:rPr>
-          <w:iCs/>
-          <w:i/>
-        </w:rPr>
-        <w:t xml:space="preserve">(information about that digital object), and</w:t>
-      </w:r>
-      <w:r>
-        <w:rPr>
-          <w:iCs/>
-          <w:i/>
-        </w:rPr>
-        <w:t xml:space="preserve"> </w:t>
-      </w:r>
-      <w:r>
-        <w:rPr>
-          <w:bCs/>
-          <w:b/>
-          <w:iCs/>
-          <w:i/>
-        </w:rPr>
-        <w:t xml:space="preserve">infrastructure</w:t>
-      </w:r>
-      <w:r>
-        <w:rPr>
-          <w:iCs/>
-          <w:i/>
-        </w:rPr>
-        <w:t xml:space="preserve">. For instance, principle</w:t>
-      </w:r>
-      <w:r>
-        <w:rPr>
-          <w:iCs/>
-          <w:i/>
-        </w:rPr>
-        <w:t xml:space="preserve"> </w:t>
-      </w:r>
-      <w:hyperlink r:id="rId175">
-        <w:r>
-          <w:rPr>
-            <w:rStyle w:val="Hyperlink"/>
-            <w:iCs/>
-            <w:i/>
-          </w:rPr>
-          <w:t xml:space="preserve">F4</w:t>
-        </w:r>
-      </w:hyperlink>
-      <w:r>
-        <w:rPr>
-          <w:iCs/>
-          <w:i/>
-        </w:rPr>
-        <w:t xml:space="preserve"> </w:t>
-      </w:r>
-      <w:r>
-        <w:rPr>
-          <w:iCs/>
-          <w:i/>
-        </w:rPr>
-        <w:t xml:space="preserve">defines that both metadata and data are registered or indexed in a searchable resource (the infrastructure component).</w:t>
-      </w:r>
-    </w:p>
-    <w:p>
-      <w:pPr>
-        <w:pStyle w:val="Heading2"/>
-      </w:pPr>
-      <w:r>
-        <w:t xml:space="preserve">Findable</w:t>
-      </w:r>
-    </w:p>
-    <w:p>
-      <w:pPr>
-        <w:pStyle w:val="FirstParagraph"/>
-      </w:pPr>
-      <w:r>
-        <w:rPr>
-          <w:iCs/>
-          <w:i/>
-        </w:rPr>
-        <w:t xml:space="preserve">The first step in (re)using data is to find them. Metadata and data should be easy to find for both humans and computers. Machine-readable metadata are essential for automatic discovery of datasets and services, so this is an essential component of the</w:t>
-      </w:r>
-      <w:r>
-        <w:rPr>
-          <w:iCs/>
-          <w:i/>
-        </w:rPr>
-        <w:t xml:space="preserve"> </w:t>
-      </w:r>
-      <w:hyperlink r:id="rId176">
-        <w:r>
-          <w:rPr>
-            <w:rStyle w:val="Hyperlink"/>
-            <w:iCs/>
-            <w:i/>
-          </w:rPr>
-          <w:t xml:space="preserve">FAIRification process</w:t>
-        </w:r>
-      </w:hyperlink>
-      <w:r>
-        <w:t xml:space="preserve">.</w:t>
-      </w:r>
-    </w:p>
-    <w:p>
-      <w:pPr>
         <w:numPr>
           <w:ilvl w:val="0"/>
           <w:numId w:val="1034"/>
         </w:numPr>
+      </w:pPr>
+      <w:hyperlink r:id="rId177">
+        <w:r>
+          <w:rPr>
+            <w:rStyle w:val="Hyperlink"/>
+            <w:b/>
+            <w:bCs/>
+          </w:rPr>
+          <w:t xml:space="preserve">F1</w:t>
+        </w:r>
+        <w:r>
+          <w:rPr>
+            <w:rStyle w:val="Hyperlink"/>
+          </w:rPr>
+          <w:t xml:space="preserve">. (Meta)data are assigned a globally unique and</w:t>
+        </w:r>
+        <w:r>
+          <w:rPr>
+            <w:rStyle w:val="Hyperlink"/>
+          </w:rPr>
+          <w:t xml:space="preserve"> </w:t>
+        </w:r>
+        <w:r>
+          <w:rPr>
+            <w:rStyle w:val="Hyperlink"/>
+            <w:b/>
+            <w:bCs/>
+          </w:rPr>
+          <w:t xml:space="preserve">persistent identifier</w:t>
+        </w:r>
+      </w:hyperlink>
+    </w:p>
+    <w:p>
+      <w:pPr>
         <w:pStyle w:val="Compact"/>
-      </w:pPr>
-      <w:hyperlink r:id="rId177">
-        <w:r>
-          <w:rPr>
-            <w:rStyle w:val="Hyperlink"/>
-            <w:bCs/>
-            <w:b/>
-          </w:rPr>
-          <w:t xml:space="preserve">F1</w:t>
-        </w:r>
-        <w:r>
-          <w:rPr>
-            <w:rStyle w:val="Hyperlink"/>
-          </w:rPr>
-          <w:t xml:space="preserve">. (Meta)data are assigned a globally unique and</w:t>
-        </w:r>
-        <w:r>
-          <w:rPr>
-            <w:rStyle w:val="Hyperlink"/>
-          </w:rPr>
-          <w:t xml:space="preserve"> </w:t>
-        </w:r>
-        <w:r>
-          <w:rPr>
-            <w:rStyle w:val="Hyperlink"/>
-            <w:bCs/>
-            <w:b/>
-          </w:rPr>
-          <w:t xml:space="preserve">persistent identifier</w:t>
-        </w:r>
-      </w:hyperlink>
-    </w:p>
-    <w:p>
-      <w:pPr>
         <w:numPr>
           <w:ilvl w:val="0"/>
           <w:numId w:val="1034"/>
         </w:numPr>
+      </w:pPr>
+      <w:hyperlink r:id="rId178">
+        <w:r>
+          <w:rPr>
+            <w:rStyle w:val="Hyperlink"/>
+            <w:b/>
+            <w:bCs/>
+          </w:rPr>
+          <w:t xml:space="preserve">F2</w:t>
+        </w:r>
+        <w:r>
+          <w:rPr>
+            <w:rStyle w:val="Hyperlink"/>
+          </w:rPr>
+          <w:t xml:space="preserve">. Data are described with</w:t>
+        </w:r>
+        <w:r>
+          <w:rPr>
+            <w:rStyle w:val="Hyperlink"/>
+          </w:rPr>
+          <w:t xml:space="preserve"> </w:t>
+        </w:r>
+        <w:r>
+          <w:rPr>
+            <w:rStyle w:val="Hyperlink"/>
+            <w:b/>
+            <w:bCs/>
+          </w:rPr>
+          <w:t xml:space="preserve">rich metadata</w:t>
+        </w:r>
+        <w:r>
+          <w:rPr>
+            <w:rStyle w:val="Hyperlink"/>
+          </w:rPr>
+          <w:t xml:space="preserve"> </w:t>
+        </w:r>
+        <w:r>
+          <w:rPr>
+            <w:rStyle w:val="Hyperlink"/>
+          </w:rPr>
+          <w:t xml:space="preserve">(defined by R1 below)</w:t>
+        </w:r>
+      </w:hyperlink>
+    </w:p>
+    <w:p>
+      <w:pPr>
         <w:pStyle w:val="Compact"/>
-      </w:pPr>
-      <w:hyperlink r:id="rId178">
-        <w:r>
-          <w:rPr>
-            <w:rStyle w:val="Hyperlink"/>
-            <w:bCs/>
-            <w:b/>
-          </w:rPr>
-          <w:t xml:space="preserve">F2</w:t>
-        </w:r>
-        <w:r>
-          <w:rPr>
-            <w:rStyle w:val="Hyperlink"/>
-          </w:rPr>
-          <w:t xml:space="preserve">. Data are described with</w:t>
-        </w:r>
-        <w:r>
-          <w:rPr>
-            <w:rStyle w:val="Hyperlink"/>
-          </w:rPr>
-          <w:t xml:space="preserve"> </w:t>
-        </w:r>
-        <w:r>
-          <w:rPr>
-            <w:rStyle w:val="Hyperlink"/>
-            <w:bCs/>
-            <w:b/>
-          </w:rPr>
-          <w:t xml:space="preserve">rich metadata</w:t>
-        </w:r>
-        <w:r>
-          <w:rPr>
-            <w:rStyle w:val="Hyperlink"/>
-          </w:rPr>
-          <w:t xml:space="preserve"> </w:t>
-        </w:r>
-        <w:r>
-          <w:rPr>
-            <w:rStyle w:val="Hyperlink"/>
-          </w:rPr>
-          <w:t xml:space="preserve">(defined by R1 below)</w:t>
-        </w:r>
-      </w:hyperlink>
-    </w:p>
-    <w:p>
-      <w:pPr>
         <w:numPr>
           <w:ilvl w:val="0"/>
           <w:numId w:val="1034"/>
         </w:numPr>
+      </w:pPr>
+      <w:hyperlink r:id="rId179">
+        <w:r>
+          <w:rPr>
+            <w:rStyle w:val="Hyperlink"/>
+            <w:b/>
+            <w:bCs/>
+          </w:rPr>
+          <w:t xml:space="preserve">F3</w:t>
+        </w:r>
+        <w:r>
+          <w:rPr>
+            <w:rStyle w:val="Hyperlink"/>
+          </w:rPr>
+          <w:t xml:space="preserve">. Metadata clearly and explicitly include the identifier of the data they describe</w:t>
+        </w:r>
+      </w:hyperlink>
+    </w:p>
+    <w:p>
+      <w:pPr>
         <w:pStyle w:val="Compact"/>
-      </w:pPr>
-      <w:hyperlink r:id="rId179">
-        <w:r>
-          <w:rPr>
-            <w:rStyle w:val="Hyperlink"/>
-            <w:bCs/>
-            <w:b/>
-          </w:rPr>
-          <w:t xml:space="preserve">F3</w:t>
-        </w:r>
-        <w:r>
-          <w:rPr>
-            <w:rStyle w:val="Hyperlink"/>
-          </w:rPr>
-          <w:t xml:space="preserve">. Metadata clearly and explicitly include the identifier of the data they describe</w:t>
-        </w:r>
-      </w:hyperlink>
-    </w:p>
-    <w:p>
-      <w:pPr>
         <w:numPr>
           <w:ilvl w:val="0"/>
           <w:numId w:val="1034"/>
         </w:numPr>
+      </w:pPr>
+      <w:hyperlink r:id="rId175">
+        <w:r>
+          <w:rPr>
+            <w:rStyle w:val="Hyperlink"/>
+            <w:b/>
+            <w:bCs/>
+          </w:rPr>
+          <w:t xml:space="preserve">F4</w:t>
+        </w:r>
+        <w:r>
+          <w:rPr>
+            <w:rStyle w:val="Hyperlink"/>
+          </w:rPr>
+          <w:t xml:space="preserve">. (Meta)data are registered or indexed in a searchable resource</w:t>
+        </w:r>
+      </w:hyperlink>
+    </w:p>
+    <w:p>
+      <w:pPr>
+        <w:pStyle w:val="Heading2"/>
+      </w:pPr>
+      <w:r>
+        <w:t xml:space="preserve">Accessible</w:t>
+      </w:r>
+    </w:p>
+    <w:p>
+      <w:pPr>
+        <w:pStyle w:val="FirstParagraph"/>
+      </w:pPr>
+      <w:r>
+        <w:rPr>
+          <w:i/>
+          <w:iCs/>
+        </w:rPr>
+        <w:t xml:space="preserve">Once the user finds the required data, she/he/they need to know how can they be accessed, possibly including authentication and authorisation.</w:t>
+      </w:r>
+    </w:p>
+    <w:p>
+      <w:pPr>
         <w:pStyle w:val="Compact"/>
-      </w:pPr>
-      <w:hyperlink r:id="rId175">
-        <w:r>
-          <w:rPr>
-            <w:rStyle w:val="Hyperlink"/>
-            <w:bCs/>
-            <w:b/>
-          </w:rPr>
-          <w:t xml:space="preserve">F4</w:t>
-        </w:r>
-        <w:r>
-          <w:rPr>
-            <w:rStyle w:val="Hyperlink"/>
-          </w:rPr>
-          <w:t xml:space="preserve">. (Meta)data are registered or indexed in a searchable resource</w:t>
-        </w:r>
-      </w:hyperlink>
-    </w:p>
-    <w:p>
-      <w:pPr>
-        <w:pStyle w:val="Heading2"/>
-      </w:pPr>
-      <w:r>
-        <w:t xml:space="preserve">Accessible</w:t>
-      </w:r>
-    </w:p>
-    <w:p>
-      <w:pPr>
-        <w:pStyle w:val="FirstParagraph"/>
-      </w:pPr>
-      <w:r>
-        <w:rPr>
-          <w:iCs/>
-          <w:i/>
-        </w:rPr>
-        <w:t xml:space="preserve">Once the user finds the required data, she/he/they need to know how can they be accessed, possibly including authentication and authorisation.</w:t>
-      </w:r>
-    </w:p>
-    <w:p>
-      <w:pPr>
         <w:numPr>
           <w:ilvl w:val="0"/>
           <w:numId w:val="1035"/>
         </w:numPr>
+      </w:pPr>
+      <w:hyperlink r:id="rId180">
+        <w:r>
+          <w:rPr>
+            <w:rStyle w:val="Hyperlink"/>
+            <w:b/>
+            <w:bCs/>
+          </w:rPr>
+          <w:t xml:space="preserve">A1</w:t>
+        </w:r>
+        <w:r>
+          <w:rPr>
+            <w:rStyle w:val="Hyperlink"/>
+          </w:rPr>
+          <w:t xml:space="preserve">. (Meta)data are retrievable by their identifier using a standardised communications protocol</w:t>
+        </w:r>
+      </w:hyperlink>
+    </w:p>
+    <w:p>
+      <w:pPr>
         <w:pStyle w:val="Compact"/>
-      </w:pPr>
-      <w:hyperlink r:id="rId180">
-        <w:r>
-          <w:rPr>
-            <w:rStyle w:val="Hyperlink"/>
-            <w:bCs/>
-            <w:b/>
-          </w:rPr>
-          <w:t xml:space="preserve">A1</w:t>
-        </w:r>
-        <w:r>
-          <w:rPr>
-            <w:rStyle w:val="Hyperlink"/>
-          </w:rPr>
-          <w:t xml:space="preserve">. (Meta)data are retrievable by their identifier using a standardised communications protocol</w:t>
-        </w:r>
-      </w:hyperlink>
-    </w:p>
-    <w:p>
-      <w:pPr>
         <w:numPr>
           <w:ilvl w:val="1"/>
           <w:numId w:val="1036"/>
         </w:numPr>
+      </w:pPr>
+      <w:hyperlink r:id="rId181">
+        <w:r>
+          <w:rPr>
+            <w:rStyle w:val="Hyperlink"/>
+            <w:b/>
+            <w:bCs/>
+          </w:rPr>
+          <w:t xml:space="preserve">A1.1</w:t>
+        </w:r>
+        <w:r>
+          <w:rPr>
+            <w:rStyle w:val="Hyperlink"/>
+          </w:rPr>
+          <w:t xml:space="preserve"> </w:t>
+        </w:r>
+        <w:r>
+          <w:rPr>
+            <w:rStyle w:val="Hyperlink"/>
+          </w:rPr>
+          <w:t xml:space="preserve">The protocol is open, free, and universally implementable</w:t>
+        </w:r>
+      </w:hyperlink>
+    </w:p>
+    <w:p>
+      <w:pPr>
         <w:pStyle w:val="Compact"/>
-      </w:pPr>
-      <w:hyperlink r:id="rId181">
-        <w:r>
-          <w:rPr>
-            <w:rStyle w:val="Hyperlink"/>
-            <w:bCs/>
-            <w:b/>
-          </w:rPr>
-          <w:t xml:space="preserve">A1.1</w:t>
-        </w:r>
-        <w:r>
-          <w:rPr>
-            <w:rStyle w:val="Hyperlink"/>
-          </w:rPr>
-          <w:t xml:space="preserve"> </w:t>
-        </w:r>
-        <w:r>
-          <w:rPr>
-            <w:rStyle w:val="Hyperlink"/>
-          </w:rPr>
-          <w:t xml:space="preserve">The protocol is open, free, and universally implementable</w:t>
-        </w:r>
-      </w:hyperlink>
-    </w:p>
-    <w:p>
-      <w:pPr>
         <w:numPr>
           <w:ilvl w:val="1"/>
           <w:numId w:val="1036"/>
         </w:numPr>
+      </w:pPr>
+      <w:hyperlink r:id="rId182">
+        <w:r>
+          <w:rPr>
+            <w:rStyle w:val="Hyperlink"/>
+            <w:b/>
+            <w:bCs/>
+          </w:rPr>
+          <w:t xml:space="preserve">A1.2</w:t>
+        </w:r>
+        <w:r>
+          <w:rPr>
+            <w:rStyle w:val="Hyperlink"/>
+          </w:rPr>
+          <w:t xml:space="preserve"> </w:t>
+        </w:r>
+        <w:r>
+          <w:rPr>
+            <w:rStyle w:val="Hyperlink"/>
+          </w:rPr>
+          <w:t xml:space="preserve">The protocol allows for an authentication and authorisation procedure, where necessary</w:t>
+        </w:r>
+      </w:hyperlink>
+    </w:p>
+    <w:p>
+      <w:pPr>
         <w:pStyle w:val="Compact"/>
-      </w:pPr>
-      <w:hyperlink r:id="rId182">
-        <w:r>
-          <w:rPr>
-            <w:rStyle w:val="Hyperlink"/>
-            <w:bCs/>
-            <w:b/>
-          </w:rPr>
-          <w:t xml:space="preserve">A1.2</w:t>
-        </w:r>
-        <w:r>
-          <w:rPr>
-            <w:rStyle w:val="Hyperlink"/>
-          </w:rPr>
-          <w:t xml:space="preserve"> </w:t>
-        </w:r>
-        <w:r>
-          <w:rPr>
-            <w:rStyle w:val="Hyperlink"/>
-          </w:rPr>
-          <w:t xml:space="preserve">The protocol allows for an authentication and authorisation procedure, where necessary</w:t>
-        </w:r>
-      </w:hyperlink>
-    </w:p>
-    <w:p>
-      <w:pPr>
         <w:numPr>
           <w:ilvl w:val="0"/>
           <w:numId w:val="1035"/>
         </w:numPr>
-        <w:pStyle w:val="Compact"/>
       </w:pPr>
       <w:hyperlink r:id="rId183">
         <w:r>
           <w:rPr>
             <w:rStyle w:val="Hyperlink"/>
+            <w:b/>
             <w:bCs/>
-            <w:b/>
           </w:rPr>
           <w:t xml:space="preserve">A2</w:t>
         </w:r>
@@ -8111,8 +7964,8 @@
       </w:pPr>
       <w:r>
         <w:rPr>
+          <w:i/>
           <w:iCs/>
-          <w:i/>
         </w:rPr>
         <w:t xml:space="preserve">The data usually need to be integrated with other data. In addition, the data need to interoperate with applications or workflows for analysis, storage, and processing.</w:t>
       </w:r>
@@ -8128,8 +7981,8 @@
         <w:r>
           <w:rPr>
             <w:rStyle w:val="Hyperlink"/>
+            <w:b/>
             <w:bCs/>
-            <w:b/>
           </w:rPr>
           <w:t xml:space="preserve">I1</w:t>
         </w:r>
@@ -8152,8 +8005,8 @@
         <w:r>
           <w:rPr>
             <w:rStyle w:val="Hyperlink"/>
+            <w:b/>
             <w:bCs/>
-            <w:b/>
           </w:rPr>
           <w:t xml:space="preserve">I2</w:t>
         </w:r>
@@ -8176,8 +8029,8 @@
         <w:r>
           <w:rPr>
             <w:rStyle w:val="Hyperlink"/>
+            <w:b/>
             <w:bCs/>
-            <w:b/>
           </w:rPr>
           <w:t xml:space="preserve">I3</w:t>
         </w:r>
@@ -8203,8 +8056,8 @@
       </w:pPr>
       <w:r>
         <w:rPr>
+          <w:i/>
           <w:iCs/>
-          <w:i/>
         </w:rPr>
         <w:t xml:space="preserve">The ultimate goal of FAIR is to optimise the reuse of data. To achieve this, metadata and data should be well-described so that they can be replicated and/or combined in different settings.</w:t>
       </w:r>
@@ -8220,8 +8073,8 @@
         <w:r>
           <w:rPr>
             <w:rStyle w:val="Hyperlink"/>
+            <w:b/>
             <w:bCs/>
-            <w:b/>
           </w:rPr>
           <w:t xml:space="preserve">R1</w:t>
         </w:r>
@@ -8244,8 +8097,8 @@
         <w:r>
           <w:rPr>
             <w:rStyle w:val="Hyperlink"/>
+            <w:b/>
             <w:bCs/>
-            <w:b/>
           </w:rPr>
           <w:t xml:space="preserve">R1.1</w:t>
         </w:r>
@@ -8268,8 +8121,8 @@
         <w:r>
           <w:rPr>
             <w:rStyle w:val="Hyperlink"/>
+            <w:b/>
             <w:bCs/>
-            <w:b/>
           </w:rPr>
           <w:t xml:space="preserve">R1.2</w:t>
         </w:r>
@@ -8292,8 +8145,8 @@
         <w:r>
           <w:rPr>
             <w:rStyle w:val="Hyperlink"/>
+            <w:b/>
             <w:bCs/>
-            <w:b/>
           </w:rPr>
           <w:t xml:space="preserve">R1.3</w:t>
         </w:r>
@@ -8319,8 +8172,8 @@
       </w:r>
       <w:r>
         <w:rPr>
+          <w:b/>
           <w:bCs/>
-          <w:b/>
         </w:rPr>
         <w:t xml:space="preserve">IIIF</w:t>
       </w:r>
@@ -8365,8 +8218,8 @@
             </w:pPr>
             <w:r>
               <w:rPr>
+                <w:b/>
                 <w:bCs/>
-                <w:b/>
               </w:rPr>
               <w:t xml:space="preserve">IIIF</w:t>
             </w:r>
@@ -8378,15 +8231,15 @@
             </w:r>
             <w:r>
               <w:rPr>
+                <w:b/>
                 <w:bCs/>
-                <w:b/>
               </w:rPr>
               <w:t xml:space="preserve">I</w:t>
             </w:r>
             <w:r>
               <w:rPr>
+                <w:i/>
                 <w:iCs/>
-                <w:i/>
               </w:rPr>
               <w:t xml:space="preserve">nternational</w:t>
             </w:r>
@@ -8395,15 +8248,15 @@
             </w:r>
             <w:r>
               <w:rPr>
+                <w:b/>
                 <w:bCs/>
-                <w:b/>
               </w:rPr>
               <w:t xml:space="preserve">I</w:t>
             </w:r>
             <w:r>
               <w:rPr>
+                <w:i/>
                 <w:iCs/>
-                <w:i/>
               </w:rPr>
               <w:t xml:space="preserve">mage</w:t>
             </w:r>
@@ -8412,15 +8265,15 @@
             </w:r>
             <w:r>
               <w:rPr>
+                <w:b/>
                 <w:bCs/>
-                <w:b/>
               </w:rPr>
               <w:t xml:space="preserve">I</w:t>
             </w:r>
             <w:r>
               <w:rPr>
+                <w:i/>
                 <w:iCs/>
-                <w:i/>
               </w:rPr>
               <w:t xml:space="preserve">nteroperability</w:t>
             </w:r>
@@ -8429,15 +8282,15 @@
             </w:r>
             <w:r>
               <w:rPr>
+                <w:b/>
                 <w:bCs/>
-                <w:b/>
               </w:rPr>
               <w:t xml:space="preserve">F</w:t>
             </w:r>
             <w:r>
               <w:rPr>
+                <w:i/>
                 <w:iCs/>
-                <w:i/>
               </w:rPr>
               <w:t xml:space="preserve">ramework</w:t>
             </w:r>
@@ -8454,8 +8307,8 @@
       </w:pPr>
       <w:r>
         <w:rPr>
+          <w:b/>
           <w:bCs/>
-          <w:b/>
         </w:rPr>
         <w:t xml:space="preserve">IIIF</w:t>
       </w:r>
@@ -8502,8 +8355,8 @@
       </w:r>
       <w:r>
         <w:rPr>
+          <w:i/>
           <w:iCs/>
-          <w:i/>
         </w:rPr>
         <w:t xml:space="preserve">excellente</w:t>
       </w:r>
@@ -8662,26 +8515,26 @@
     </w:p>
     <w:p>
       <w:pPr>
+        <w:pStyle w:val="Compact"/>
         <w:numPr>
           <w:ilvl w:val="2"/>
           <w:numId w:val="1043"/>
         </w:numPr>
+      </w:pPr>
+      <w:r>
+        <w:rPr>
+          <w:rStyle w:val="VerbatimChar"/>
+        </w:rPr>
+        <w:t xml:space="preserve">gallica.bnf.fr/iiif/ark:/12148/bd6t538312611/manifest.json</w:t>
+      </w:r>
+    </w:p>
+    <w:p>
+      <w:pPr>
         <w:pStyle w:val="Compact"/>
-      </w:pPr>
-      <w:r>
-        <w:rPr>
-          <w:rStyle w:val="VerbatimChar"/>
-        </w:rPr>
-        <w:t xml:space="preserve">gallica.bnf.fr/iiif/ark:/12148/bd6t538312611/manifest.json</w:t>
-      </w:r>
-    </w:p>
-    <w:p>
-      <w:pPr>
         <w:numPr>
           <w:ilvl w:val="2"/>
           <w:numId w:val="1043"/>
         </w:numPr>
-        <w:pStyle w:val="Compact"/>
       </w:pPr>
       <w:r>
         <w:rPr>
@@ -8702,133 +8555,133 @@
     </w:p>
     <w:p>
       <w:pPr>
+        <w:pStyle w:val="Compact"/>
         <w:numPr>
           <w:ilvl w:val="0"/>
           <w:numId w:val="1044"/>
         </w:numPr>
+      </w:pPr>
+      <w:hyperlink r:id="rId200">
+        <w:r>
+          <w:rPr>
+            <w:rStyle w:val="Hyperlink"/>
+          </w:rPr>
+          <w:t xml:space="preserve">Publier une image avec ses annotations : utilisation de Tesselle en histoire de l’art</w:t>
+        </w:r>
+      </w:hyperlink>
+      <w:r>
+        <w:t xml:space="preserve"> </w:t>
+      </w:r>
+      <w:r>
+        <w:t xml:space="preserve">- Antoine Courtin (</w:t>
+      </w:r>
+      <w:r>
+        <w:rPr>
+          <w:i/>
+          <w:iCs/>
+        </w:rPr>
+        <w:t xml:space="preserve">Numérique et recherche en histoire de l’art</w:t>
+      </w:r>
+      <w:r>
+        <w:t xml:space="preserve">, 2020).</w:t>
+      </w:r>
+    </w:p>
+    <w:p>
+      <w:pPr>
         <w:pStyle w:val="Compact"/>
-      </w:pPr>
-      <w:hyperlink r:id="rId200">
-        <w:r>
-          <w:rPr>
-            <w:rStyle w:val="Hyperlink"/>
-          </w:rPr>
-          <w:t xml:space="preserve">Publier une image avec ses annotations : utilisation de Tesselle en histoire de l’art</w:t>
-        </w:r>
-      </w:hyperlink>
-      <w:r>
-        <w:t xml:space="preserve"> </w:t>
-      </w:r>
-      <w:r>
-        <w:t xml:space="preserve">- Antoine Courtin (</w:t>
-      </w:r>
-      <w:r>
-        <w:rPr>
-          <w:iCs/>
-          <w:i/>
-        </w:rPr>
-        <w:t xml:space="preserve">Numérique et recherche en histoire de l’art</w:t>
-      </w:r>
-      <w:r>
-        <w:t xml:space="preserve">, 2020).</w:t>
-      </w:r>
-    </w:p>
-    <w:p>
-      <w:pPr>
         <w:numPr>
           <w:ilvl w:val="1"/>
           <w:numId w:val="1045"/>
         </w:numPr>
+      </w:pPr>
+      <w:hyperlink r:id="rId201">
+        <w:r>
+          <w:rPr>
+            <w:rStyle w:val="Hyperlink"/>
+          </w:rPr>
+          <w:t xml:space="preserve">Tesselle</w:t>
+        </w:r>
+      </w:hyperlink>
+      <w:r>
+        <w:t xml:space="preserve"> </w:t>
+      </w:r>
+      <w:r>
+        <w:t xml:space="preserve">-</w:t>
+      </w:r>
+      <w:r>
+        <w:t xml:space="preserve"> </w:t>
+      </w:r>
+      <w:r>
+        <w:rPr>
+          <w:i/>
+          <w:iCs/>
+        </w:rPr>
+        <w:t xml:space="preserve">médialab SciencesPo</w:t>
+      </w:r>
+    </w:p>
+    <w:p>
+      <w:pPr>
         <w:pStyle w:val="Compact"/>
-      </w:pPr>
-      <w:hyperlink r:id="rId201">
-        <w:r>
-          <w:rPr>
-            <w:rStyle w:val="Hyperlink"/>
-          </w:rPr>
-          <w:t xml:space="preserve">Tesselle</w:t>
-        </w:r>
-      </w:hyperlink>
-      <w:r>
-        <w:t xml:space="preserve"> </w:t>
-      </w:r>
-      <w:r>
-        <w:t xml:space="preserve">-</w:t>
-      </w:r>
-      <w:r>
-        <w:t xml:space="preserve"> </w:t>
-      </w:r>
-      <w:r>
-        <w:rPr>
-          <w:iCs/>
-          <w:i/>
-        </w:rPr>
-        <w:t xml:space="preserve">médialab SciencesPo</w:t>
-      </w:r>
-    </w:p>
-    <w:p>
-      <w:pPr>
         <w:numPr>
           <w:ilvl w:val="0"/>
           <w:numId w:val="1044"/>
         </w:numPr>
+      </w:pPr>
+      <w:r>
+        <w:t xml:space="preserve">Avec des sources</w:t>
+      </w:r>
+      <w:r>
+        <w:t xml:space="preserve"> </w:t>
+      </w:r>
+      <w:r>
+        <w:rPr>
+          <w:i/>
+          <w:iCs/>
+        </w:rPr>
+        <w:t xml:space="preserve">iiif</w:t>
+      </w:r>
+      <w:r>
+        <w:t xml:space="preserve"> </w:t>
+      </w:r>
+      <w:r>
+        <w:t xml:space="preserve">:</w:t>
+      </w:r>
+      <w:r>
+        <w:t xml:space="preserve"> </w:t>
+      </w:r>
+      <w:hyperlink r:id="rId202">
+        <w:r>
+          <w:rPr>
+            <w:rStyle w:val="Hyperlink"/>
+          </w:rPr>
+          <w:t xml:space="preserve">Adno</w:t>
+        </w:r>
+      </w:hyperlink>
+    </w:p>
+    <w:p>
+      <w:pPr>
         <w:pStyle w:val="Compact"/>
-      </w:pPr>
-      <w:r>
-        <w:t xml:space="preserve">Avec des sources</w:t>
-      </w:r>
-      <w:r>
-        <w:t xml:space="preserve"> </w:t>
-      </w:r>
-      <w:r>
-        <w:rPr>
-          <w:iCs/>
-          <w:i/>
-        </w:rPr>
-        <w:t xml:space="preserve">iiif</w:t>
-      </w:r>
-      <w:r>
-        <w:t xml:space="preserve"> </w:t>
-      </w:r>
-      <w:r>
-        <w:t xml:space="preserve">:</w:t>
-      </w:r>
-      <w:r>
-        <w:t xml:space="preserve"> </w:t>
-      </w:r>
-      <w:hyperlink r:id="rId202">
-        <w:r>
-          <w:rPr>
-            <w:rStyle w:val="Hyperlink"/>
-          </w:rPr>
-          <w:t xml:space="preserve">Adno</w:t>
-        </w:r>
-      </w:hyperlink>
-    </w:p>
-    <w:p>
-      <w:pPr>
         <w:numPr>
           <w:ilvl w:val="1"/>
           <w:numId w:val="1046"/>
         </w:numPr>
+      </w:pPr>
+      <w:hyperlink r:id="rId203">
+        <w:r>
+          <w:rPr>
+            <w:rStyle w:val="Hyperlink"/>
+          </w:rPr>
+          <w:t xml:space="preserve">Exemples</w:t>
+        </w:r>
+      </w:hyperlink>
+    </w:p>
+    <w:p>
+      <w:pPr>
         <w:pStyle w:val="Compact"/>
-      </w:pPr>
-      <w:hyperlink r:id="rId203">
-        <w:r>
-          <w:rPr>
-            <w:rStyle w:val="Hyperlink"/>
-          </w:rPr>
-          <w:t xml:space="preserve">Exemples</w:t>
-        </w:r>
-      </w:hyperlink>
-    </w:p>
-    <w:p>
-      <w:pPr>
         <w:numPr>
           <w:ilvl w:val="1"/>
           <w:numId w:val="1046"/>
         </w:numPr>
-        <w:pStyle w:val="Compact"/>
       </w:pPr>
       <w:hyperlink r:id="rId204">
         <w:r>
@@ -8870,8 +8723,8 @@
       </w:r>
       <w:r>
         <w:rPr>
+          <w:i/>
           <w:iCs/>
-          <w:i/>
         </w:rPr>
         <w:t xml:space="preserve">Gérer ses photos de recherche avec Tropy</w:t>
       </w:r>
@@ -8916,8 +8769,8 @@
       </w:r>
       <w:r>
         <w:rPr>
+          <w:i/>
           <w:iCs/>
-          <w:i/>
         </w:rPr>
         <w:t xml:space="preserve">Research Guides: Manage Research Images With Tropy</w:t>
       </w:r>
@@ -8971,8 +8824,8 @@
       </w:r>
       <w:r>
         <w:rPr>
+          <w:i/>
           <w:iCs/>
-          <w:i/>
         </w:rPr>
         <w:t xml:space="preserve">La boîte à outils des historien·ne·s</w:t>
       </w:r>
@@ -9017,8 +8870,8 @@
       </w:r>
       <w:r>
         <w:rPr>
+          <w:i/>
           <w:iCs/>
-          <w:i/>
         </w:rPr>
         <w:t xml:space="preserve">Guide pour décrire des données dans NAKALA</w:t>
       </w:r>
@@ -9063,8 +8916,8 @@
       </w:r>
       <w:r>
         <w:rPr>
+          <w:i/>
           <w:iCs/>
-          <w:i/>
         </w:rPr>
         <w:t xml:space="preserve">Guides to finding IIIF resources</w:t>
       </w:r>
@@ -9118,8 +8971,8 @@
       </w:r>
       <w:r>
         <w:rPr>
+          <w:i/>
           <w:iCs/>
-          <w:i/>
         </w:rPr>
         <w:t xml:space="preserve">MacGeneration</w:t>
       </w:r>
@@ -9164,8 +9017,8 @@
       </w:r>
       <w:r>
         <w:rPr>
+          <w:i/>
           <w:iCs/>
-          <w:i/>
         </w:rPr>
         <w:t xml:space="preserve">Tutoriel Tropy</w:t>
       </w:r>
@@ -9219,8 +9072,8 @@
       </w:r>
       <w:r>
         <w:rPr>
+          <w:i/>
           <w:iCs/>
-          <w:i/>
         </w:rPr>
         <w:t xml:space="preserve">Le Carreau de la BULAC</w:t>
       </w:r>
@@ -9274,8 +9127,8 @@
       </w:r>
       <w:r>
         <w:rPr>
+          <w:i/>
           <w:iCs/>
-          <w:i/>
         </w:rPr>
         <w:t xml:space="preserve">The Digital Orientalist</w:t>
       </w:r>
@@ -9383,8 +9236,8 @@
       </w:r>
       <w:r>
         <w:rPr>
+          <w:i/>
           <w:iCs/>
-          <w:i/>
         </w:rPr>
         <w:t xml:space="preserve">Tropy blog</w:t>
       </w:r>
@@ -9429,8 +9282,8 @@
       </w:r>
       <w:r>
         <w:rPr>
+          <w:i/>
           <w:iCs/>
-          <w:i/>
         </w:rPr>
         <w:t xml:space="preserve">Gérer ses ressources iconographiques avec Tropy</w:t>
       </w:r>
@@ -9484,8 +9337,8 @@
       </w:r>
       <w:r>
         <w:rPr>
+          <w:i/>
           <w:iCs/>
-          <w:i/>
         </w:rPr>
         <w:t xml:space="preserve">Emmanuel Mourlon-Druol</w:t>
       </w:r>
@@ -9539,8 +9392,8 @@
       </w:r>
       <w:r>
         <w:rPr>
+          <w:i/>
           <w:iCs/>
-          <w:i/>
         </w:rPr>
         <w:t xml:space="preserve">Geneatech</w:t>
       </w:r>
@@ -9688,14 +9541,14 @@
 <file path=word/numbering.xml><?xml version="1.0" encoding="utf-8"?>
 <w:numbering xmlns:w="http://schemas.openxmlformats.org/wordprocessingml/2006/main">
   <w:abstractNum w:abstractNumId="990">
-    <w:nsid w:val="A990"/>
+    <w:nsid w:val="0000A990"/>
     <w:multiLevelType w:val="multilevel"/>
     <w:lvl w:ilvl="0">
       <w:numFmt w:val="bullet"/>
       <w:lvlText w:val=" "/>
       <w:lvlJc w:val="left"/>
       <w:pPr>
-        <w:ind w:left="720" w:hanging="480"/>
+        <w:ind w:left="720" w:hanging="360"/>
       </w:pPr>
     </w:lvl>
     <w:lvl w:ilvl="1">
@@ -9703,7 +9556,7 @@
       <w:lvlText w:val=" "/>
       <w:lvlJc w:val="left"/>
       <w:pPr>
-        <w:ind w:left="1440" w:hanging="480"/>
+        <w:ind w:left="1440" w:hanging="360"/>
       </w:pPr>
     </w:lvl>
     <w:lvl w:ilvl="2">
@@ -9711,7 +9564,7 @@
       <w:lvlText w:val=" "/>
       <w:lvlJc w:val="left"/>
       <w:pPr>
-        <w:ind w:left="2160" w:hanging="480"/>
+        <w:ind w:left="2160" w:hanging="360"/>
       </w:pPr>
     </w:lvl>
     <w:lvl w:ilvl="3">
@@ -9719,7 +9572,7 @@
       <w:lvlText w:val=" "/>
       <w:lvlJc w:val="left"/>
       <w:pPr>
-        <w:ind w:left="2880" w:hanging="480"/>
+        <w:ind w:left="2880" w:hanging="360"/>
       </w:pPr>
     </w:lvl>
     <w:lvl w:ilvl="4">
@@ -9727,7 +9580,7 @@
       <w:lvlText w:val=" "/>
       <w:lvlJc w:val="left"/>
       <w:pPr>
-        <w:ind w:left="3600" w:hanging="480"/>
+        <w:ind w:left="3600" w:hanging="360"/>
       </w:pPr>
     </w:lvl>
     <w:lvl w:ilvl="5">
@@ -9735,7 +9588,7 @@
       <w:lvlText w:val=" "/>
       <w:lvlJc w:val="left"/>
       <w:pPr>
-        <w:ind w:left="4320" w:hanging="480"/>
+        <w:ind w:left="4320" w:hanging="360"/>
       </w:pPr>
     </w:lvl>
     <w:lvl w:ilvl="6">
@@ -9743,7 +9596,7 @@
       <w:lvlText w:val=" "/>
       <w:lvlJc w:val="left"/>
       <w:pPr>
-        <w:ind w:left="5040" w:hanging="480"/>
+        <w:ind w:left="5040" w:hanging="360"/>
       </w:pPr>
     </w:lvl>
     <w:lvl w:ilvl="7">
@@ -9751,7 +9604,7 @@
       <w:lvlText w:val=" "/>
       <w:lvlJc w:val="left"/>
       <w:pPr>
-        <w:ind w:left="5760" w:hanging="480"/>
+        <w:ind w:left="5760" w:hanging="360"/>
       </w:pPr>
     </w:lvl>
     <w:lvl w:ilvl="8">
@@ -9759,88 +9612,115 @@
       <w:lvlText w:val=" "/>
       <w:lvlJc w:val="left"/>
       <w:pPr>
-        <w:ind w:left="6480" w:hanging="480"/>
+        <w:ind w:left="6480" w:hanging="360"/>
       </w:pPr>
     </w:lvl>
   </w:abstractNum>
   <w:abstractNum w:abstractNumId="991">
-    <w:nsid w:val="A991"/>
+    <w:nsid w:val="0000A991"/>
     <w:multiLevelType w:val="multilevel"/>
     <w:lvl w:ilvl="0">
       <w:numFmt w:val="bullet"/>
-      <w:lvlText w:val="•"/>
+      <w:lvlText w:val=""/>
       <w:lvlJc w:val="left"/>
       <w:pPr>
-        <w:ind w:left="720" w:hanging="480"/>
-      </w:pPr>
+        <w:ind w:left="720" w:hanging="360"/>
+      </w:pPr>
+      <w:rPr>
+        <w:rFonts w:ascii="Symbol" w:hAnsi="Symbol" w:cs="Symbol" w:hint="default"/>
+      </w:rPr>
     </w:lvl>
     <w:lvl w:ilvl="1">
       <w:numFmt w:val="bullet"/>
-      <w:lvlText w:val="–"/>
+      <w:lvlText w:val="o"/>
       <w:lvlJc w:val="left"/>
       <w:pPr>
-        <w:ind w:left="1440" w:hanging="480"/>
-      </w:pPr>
+        <w:ind w:left="1440" w:hanging="360"/>
+      </w:pPr>
+      <w:rPr>
+        <w:rFonts w:ascii="Courier New" w:hAnsi="Courier New" w:cs="Courier New" w:hint="default"/>
+      </w:rPr>
     </w:lvl>
     <w:lvl w:ilvl="2">
       <w:numFmt w:val="bullet"/>
-      <w:lvlText w:val="•"/>
+      <w:lvlText w:val=""/>
       <w:lvlJc w:val="left"/>
       <w:pPr>
-        <w:ind w:left="2160" w:hanging="480"/>
-      </w:pPr>
+        <w:ind w:left="2160" w:hanging="360"/>
+      </w:pPr>
+      <w:rPr>
+        <w:rFonts w:ascii="Wingdings" w:hAnsi="Wingdings" w:cs="Wingdings" w:hint="default"/>
+      </w:rPr>
     </w:lvl>
     <w:lvl w:ilvl="3">
       <w:numFmt w:val="bullet"/>
-      <w:lvlText w:val="–"/>
+      <w:lvlText w:val=""/>
       <w:lvlJc w:val="left"/>
       <w:pPr>
-        <w:ind w:left="2880" w:hanging="480"/>
-      </w:pPr>
+        <w:ind w:left="2880" w:hanging="360"/>
+      </w:pPr>
+      <w:rPr>
+        <w:rFonts w:ascii="Symbol" w:hAnsi="Symbol" w:cs="Symbol" w:hint="default"/>
+      </w:rPr>
     </w:lvl>
     <w:lvl w:ilvl="4">
       <w:numFmt w:val="bullet"/>
-      <w:lvlText w:val="•"/>
+      <w:lvlText w:val="o"/>
       <w:lvlJc w:val="left"/>
       <w:pPr>
-        <w:ind w:left="3600" w:hanging="480"/>
-      </w:pPr>
+        <w:ind w:left="3600" w:hanging="360"/>
+      </w:pPr>
+      <w:rPr>
+        <w:rFonts w:ascii="Courier New" w:hAnsi="Courier New" w:cs="Courier New" w:hint="default"/>
+      </w:rPr>
     </w:lvl>
     <w:lvl w:ilvl="5">
       <w:numFmt w:val="bullet"/>
-      <w:lvlText w:val="–"/>
+      <w:lvlText w:val=""/>
       <w:lvlJc w:val="left"/>
       <w:pPr>
-        <w:ind w:left="4320" w:hanging="480"/>
-      </w:pPr>
+        <w:ind w:left="4320" w:hanging="360"/>
+      </w:pPr>
+      <w:rPr>
+        <w:rFonts w:ascii="Wingdings" w:hAnsi="Wingdings" w:cs="Wingdings" w:hint="default"/>
+      </w:rPr>
     </w:lvl>
     <w:lvl w:ilvl="6">
       <w:numFmt w:val="bullet"/>
-      <w:lvlText w:val="•"/>
+      <w:lvlText w:val=""/>
       <w:lvlJc w:val="left"/>
       <w:pPr>
-        <w:ind w:left="5040" w:hanging="480"/>
-      </w:pPr>
+        <w:ind w:left="5040" w:hanging="360"/>
+      </w:pPr>
+      <w:rPr>
+        <w:rFonts w:ascii="Symbol" w:hAnsi="Symbol" w:cs="Symbol" w:hint="default"/>
+      </w:rPr>
     </w:lvl>
     <w:lvl w:ilvl="7">
       <w:numFmt w:val="bullet"/>
-      <w:lvlText w:val="–"/>
+      <w:lvlText w:val="o"/>
       <w:lvlJc w:val="left"/>
       <w:pPr>
-        <w:ind w:left="5760" w:hanging="480"/>
-      </w:pPr>
+        <w:ind w:left="5760" w:hanging="360"/>
+      </w:pPr>
+      <w:rPr>
+        <w:rFonts w:ascii="Courier New" w:hAnsi="Courier New" w:cs="Courier New" w:hint="default"/>
+      </w:rPr>
     </w:lvl>
     <w:lvl w:ilvl="8">
       <w:numFmt w:val="bullet"/>
-      <w:lvlText w:val="•"/>
+      <w:lvlText w:val=""/>
       <w:lvlJc w:val="left"/>
       <w:pPr>
-        <w:ind w:left="6480" w:hanging="480"/>
-      </w:pPr>
+        <w:ind w:left="6480" w:hanging="360"/>
+      </w:pPr>
+      <w:rPr>
+        <w:rFonts w:ascii="Wingdings" w:hAnsi="Wingdings" w:cs="Wingdings" w:hint="default"/>
+      </w:rPr>
     </w:lvl>
   </w:abstractNum>
   <w:abstractNum w:abstractNumId="99411">
-    <w:nsid w:val="A99411"/>
+    <w:nsid w:val="00A99411"/>
     <w:multiLevelType w:val="multilevel"/>
     <w:lvl w:ilvl="0">
       <w:start w:val="1"/>
@@ -9848,7 +9728,7 @@
       <w:lvlText w:val="%1."/>
       <w:lvlJc w:val="left"/>
       <w:pPr>
-        <w:ind w:left="720" w:hanging="480"/>
+        <w:ind w:left="720" w:hanging="360"/>
       </w:pPr>
     </w:lvl>
     <w:lvl w:ilvl="1">
@@ -9857,7 +9737,7 @@
       <w:lvlText w:val="%2."/>
       <w:lvlJc w:val="left"/>
       <w:pPr>
-        <w:ind w:left="1440" w:hanging="480"/>
+        <w:ind w:left="1440" w:hanging="360"/>
       </w:pPr>
     </w:lvl>
     <w:lvl w:ilvl="2">
@@ -9866,7 +9746,7 @@
       <w:lvlText w:val="%3."/>
       <w:lvlJc w:val="left"/>
       <w:pPr>
-        <w:ind w:left="2160" w:hanging="480"/>
+        <w:ind w:left="2160" w:hanging="360"/>
       </w:pPr>
     </w:lvl>
     <w:lvl w:ilvl="3">
@@ -9875,7 +9755,7 @@
       <w:lvlText w:val="%4."/>
       <w:lvlJc w:val="left"/>
       <w:pPr>
-        <w:ind w:left="2880" w:hanging="480"/>
+        <w:ind w:left="2880" w:hanging="360"/>
       </w:pPr>
     </w:lvl>
     <w:lvl w:ilvl="4">
@@ -9884,7 +9764,7 @@
       <w:lvlText w:val="%5."/>
       <w:lvlJc w:val="left"/>
       <w:pPr>
-        <w:ind w:left="3600" w:hanging="480"/>
+        <w:ind w:left="3600" w:hanging="360"/>
       </w:pPr>
     </w:lvl>
     <w:lvl w:ilvl="5">
@@ -9893,7 +9773,7 @@
       <w:lvlText w:val="%6."/>
       <w:lvlJc w:val="left"/>
       <w:pPr>
-        <w:ind w:left="4320" w:hanging="480"/>
+        <w:ind w:left="4320" w:hanging="360"/>
       </w:pPr>
     </w:lvl>
     <w:lvl w:ilvl="6">
@@ -9902,7 +9782,7 @@
       <w:lvlText w:val="%7."/>
       <w:lvlJc w:val="left"/>
       <w:pPr>
-        <w:ind w:left="5040" w:hanging="480"/>
+        <w:ind w:left="5040" w:hanging="360"/>
       </w:pPr>
     </w:lvl>
     <w:lvl w:ilvl="7">
@@ -9911,7 +9791,7 @@
       <w:lvlText w:val="%8."/>
       <w:lvlJc w:val="left"/>
       <w:pPr>
-        <w:ind w:left="5760" w:hanging="480"/>
+        <w:ind w:left="5760" w:hanging="360"/>
       </w:pPr>
     </w:lvl>
     <w:lvl w:ilvl="8">
@@ -9920,7 +9800,7 @@
       <w:lvlText w:val="%9."/>
       <w:lvlJc w:val="left"/>
       <w:pPr>
-        <w:ind w:left="6480" w:hanging="480"/>
+        <w:ind w:left="6480" w:hanging="360"/>
       </w:pPr>
     </w:lvl>
   </w:abstractNum>
@@ -10175,10 +10055,10 @@
     <w:name w:val="Body Text"/>
     <w:basedOn w:val="Normal"/>
     <w:link w:val="BodyTextChar"/>
+    <w:qFormat/>
     <w:pPr>
       <w:spacing w:after="180" w:before="180"/>
     </w:pPr>
-    <w:qFormat/>
   </w:style>
   <w:style w:customStyle="1" w:styleId="FirstParagraph" w:type="paragraph">
     <w:name w:val="First Paragraph"/>
@@ -10198,36 +10078,69 @@
     <w:name w:val="Title"/>
     <w:basedOn w:val="Normal"/>
     <w:next w:val="BodyText"/>
+    <w:link w:val="TitleChar"/>
+    <w:uiPriority w:val="10"/>
     <w:qFormat/>
+    <w:rsid w:val="00A10FD9"/>
     <w:pPr>
-      <w:keepNext/>
-      <w:keepLines/>
-      <w:spacing w:after="240" w:before="480"/>
+      <w:spacing w:after="80" w:line="240" w:lineRule="auto"/>
+      <w:contextualSpacing/>
       <w:jc w:val="center"/>
     </w:pPr>
     <w:rPr>
       <w:rFonts w:asciiTheme="majorHAnsi" w:cstheme="majorBidi" w:eastAsiaTheme="majorEastAsia" w:hAnsiTheme="majorHAnsi"/>
-      <w:b/>
-      <w:bCs/>
-      <w:color w:themeColor="accent1" w:themeShade="B5" w:val="345A8A"/>
-      <w:sz w:val="36"/>
-      <w:szCs w:val="36"/>
+      <w:spacing w:val="-10"/>
+      <w:kern w:val="28"/>
+      <w:sz w:val="56"/>
+      <w:szCs w:val="56"/>
+    </w:rPr>
+  </w:style>
+  <w:style w:customStyle="1" w:styleId="TitleChar" w:type="character">
+    <w:name w:val="Title Char"/>
+    <w:basedOn w:val="DefaultParagraphFont"/>
+    <w:link w:val="Title"/>
+    <w:uiPriority w:val="10"/>
+    <w:rsid w:val="00A10FD9"/>
+    <w:rPr>
+      <w:rFonts w:asciiTheme="majorHAnsi" w:cstheme="majorBidi" w:eastAsiaTheme="majorEastAsia" w:hAnsiTheme="majorHAnsi"/>
+      <w:spacing w:val="-10"/>
+      <w:kern w:val="28"/>
+      <w:sz w:val="56"/>
+      <w:szCs w:val="56"/>
     </w:rPr>
   </w:style>
   <w:style w:styleId="Subtitle" w:type="paragraph">
     <w:name w:val="Subtitle"/>
     <w:basedOn w:val="Title"/>
     <w:next w:val="BodyText"/>
+    <w:link w:val="SubtitleChar"/>
+    <w:uiPriority w:val="11"/>
     <w:qFormat/>
+    <w:rsid w:val="00A10FD9"/>
     <w:pPr>
-      <w:keepNext/>
-      <w:keepLines/>
-      <w:spacing w:after="240" w:before="240"/>
-      <w:jc w:val="center"/>
+      <w:numPr>
+        <w:ilvl w:val="1"/>
+      </w:numPr>
     </w:pPr>
     <w:rPr>
-      <w:sz w:val="30"/>
-      <w:szCs w:val="30"/>
+      <w:rFonts w:cstheme="majorBidi" w:eastAsiaTheme="majorEastAsia"/>
+      <w:spacing w:val="15"/>
+      <w:sz w:val="28"/>
+      <w:szCs w:val="28"/>
+    </w:rPr>
+  </w:style>
+  <w:style w:customStyle="1" w:styleId="SubtitleChar" w:type="character">
+    <w:name w:val="Subtitle Char"/>
+    <w:basedOn w:val="DefaultParagraphFont"/>
+    <w:link w:val="Subtitle"/>
+    <w:uiPriority w:val="11"/>
+    <w:rsid w:val="00A10FD9"/>
+    <w:rPr>
+      <w:rFonts w:cstheme="majorBidi" w:eastAsiaTheme="majorEastAsia"/>
+      <w:color w:themeColor="text1" w:themeTint="A6" w:val="595959"/>
+      <w:spacing w:val="15"/>
+      <w:sz w:val="28"/>
+      <w:szCs w:val="28"/>
     </w:rPr>
   </w:style>
   <w:style w:customStyle="1" w:styleId="Author" w:type="paragraph">
@@ -10258,15 +10171,13 @@
     <w:pPr>
       <w:keepNext/>
       <w:keepLines/>
+      <w:spacing w:after="0" w:before="300"/>
       <w:jc w:val="center"/>
-      <w:spacing w:after="0" w:before="300"/>
     </w:pPr>
     <w:rPr>
+      <w:b/>
       <w:sz w:val="20"/>
       <w:szCs w:val="20"/>
-      <w:b/>
-      <w:color w:val="345A8A"/>
-      &gt;
     </w:rPr>
   </w:style>
   <w:style w:customStyle="1" w:styleId="Abstract" w:type="paragraph">
@@ -10293,191 +10204,321 @@
     <w:rPr/>
   </w:style>
   <w:style w:styleId="Heading1" w:type="paragraph">
-    <w:name w:val="Heading 1"/>
+    <w:name w:val="heading 1"/>
     <w:basedOn w:val="Normal"/>
     <w:next w:val="BodyText"/>
+    <w:link w:val="Heading1Char"/>
     <w:uiPriority w:val="9"/>
     <w:qFormat/>
+    <w:rsid w:val="00A10FD9"/>
     <w:pPr>
       <w:keepNext/>
       <w:keepLines/>
-      <w:spacing w:after="0" w:before="480"/>
+      <w:spacing w:after="80" w:before="360"/>
       <w:outlineLvl w:val="0"/>
     </w:pPr>
     <w:rPr>
       <w:rFonts w:asciiTheme="majorHAnsi" w:cstheme="majorBidi" w:eastAsiaTheme="majorEastAsia" w:hAnsiTheme="majorHAnsi"/>
-      <w:b/>
-      <w:bCs/>
-      <w:color w:themeColor="accent1" w:val="4F81BD"/>
+      <w:color w:themeColor="accent1" w:themeShade="BF" w:val="0F4761"/>
+      <w:sz w:val="40"/>
+      <w:szCs w:val="40"/>
+    </w:rPr>
+  </w:style>
+  <w:style w:styleId="Heading2" w:type="paragraph">
+    <w:name w:val="heading 2"/>
+    <w:basedOn w:val="Normal"/>
+    <w:next w:val="BodyText"/>
+    <w:link w:val="Heading2Char"/>
+    <w:uiPriority w:val="9"/>
+    <w:semiHidden/>
+    <w:unhideWhenUsed/>
+    <w:qFormat/>
+    <w:rsid w:val="00A10FD9"/>
+    <w:pPr>
+      <w:keepNext/>
+      <w:keepLines/>
+      <w:spacing w:after="80" w:before="160"/>
+      <w:outlineLvl w:val="1"/>
+    </w:pPr>
+    <w:rPr>
+      <w:rFonts w:asciiTheme="majorHAnsi" w:cstheme="majorBidi" w:eastAsiaTheme="majorEastAsia" w:hAnsiTheme="majorHAnsi"/>
+      <w:color w:themeColor="accent1" w:themeShade="BF" w:val="0F4761"/>
       <w:sz w:val="32"/>
       <w:szCs w:val="32"/>
     </w:rPr>
   </w:style>
-  <w:style w:styleId="Heading2" w:type="paragraph">
-    <w:name w:val="Heading 2"/>
+  <w:style w:styleId="Heading3" w:type="paragraph">
+    <w:name w:val="heading 3"/>
     <w:basedOn w:val="Normal"/>
     <w:next w:val="BodyText"/>
+    <w:link w:val="Heading3Char"/>
     <w:uiPriority w:val="9"/>
+    <w:semiHidden/>
     <w:unhideWhenUsed/>
     <w:qFormat/>
+    <w:rsid w:val="00A10FD9"/>
     <w:pPr>
       <w:keepNext/>
       <w:keepLines/>
-      <w:spacing w:after="0" w:before="200"/>
-      <w:outlineLvl w:val="1"/>
+      <w:spacing w:after="80" w:before="160"/>
+      <w:outlineLvl w:val="2"/>
     </w:pPr>
     <w:rPr>
-      <w:rFonts w:asciiTheme="majorHAnsi" w:cstheme="majorBidi" w:eastAsiaTheme="majorEastAsia" w:hAnsiTheme="majorHAnsi"/>
-      <w:b/>
-      <w:bCs/>
-      <w:color w:themeColor="accent1" w:val="4F81BD"/>
+      <w:rFonts w:cstheme="majorBidi" w:eastAsiaTheme="majorEastAsia"/>
+      <w:color w:themeColor="accent1" w:themeShade="BF" w:val="0F4761"/>
       <w:sz w:val="28"/>
       <w:szCs w:val="28"/>
     </w:rPr>
   </w:style>
-  <w:style w:styleId="Heading3" w:type="paragraph">
-    <w:name w:val="Heading 3"/>
+  <w:style w:styleId="Heading4" w:type="paragraph">
+    <w:name w:val="heading 4"/>
     <w:basedOn w:val="Normal"/>
     <w:next w:val="BodyText"/>
+    <w:link w:val="Heading4Char"/>
     <w:uiPriority w:val="9"/>
+    <w:semiHidden/>
     <w:unhideWhenUsed/>
     <w:qFormat/>
+    <w:rsid w:val="00A10FD9"/>
     <w:pPr>
       <w:keepNext/>
       <w:keepLines/>
-      <w:spacing w:after="0" w:before="200"/>
-      <w:outlineLvl w:val="2"/>
+      <w:spacing w:after="40" w:before="80"/>
+      <w:outlineLvl w:val="3"/>
     </w:pPr>
     <w:rPr>
-      <w:rFonts w:asciiTheme="majorHAnsi" w:cstheme="majorBidi" w:eastAsiaTheme="majorEastAsia" w:hAnsiTheme="majorHAnsi"/>
-      <w:b/>
-      <w:bCs/>
-      <w:color w:themeColor="accent1" w:val="4F81BD"/>
-      <w:sz w:val="24"/>
-      <w:szCs w:val="24"/>
+      <w:rFonts w:cstheme="majorBidi" w:eastAsiaTheme="majorEastAsia"/>
+      <w:i/>
+      <w:iCs/>
+      <w:color w:themeColor="accent1" w:themeShade="BF" w:val="0F4761"/>
     </w:rPr>
   </w:style>
-  <w:style w:styleId="Heading4" w:type="paragraph">
-    <w:name w:val="Heading 4"/>
+  <w:style w:styleId="Heading5" w:type="paragraph">
+    <w:name w:val="heading 5"/>
     <w:basedOn w:val="Normal"/>
     <w:next w:val="BodyText"/>
+    <w:link w:val="Heading5Char"/>
     <w:uiPriority w:val="9"/>
+    <w:semiHidden/>
     <w:unhideWhenUsed/>
     <w:qFormat/>
+    <w:rsid w:val="00A10FD9"/>
     <w:pPr>
       <w:keepNext/>
       <w:keepLines/>
-      <w:spacing w:after="0" w:before="200"/>
-      <w:outlineLvl w:val="3"/>
+      <w:spacing w:after="40" w:before="80"/>
+      <w:outlineLvl w:val="4"/>
     </w:pPr>
     <w:rPr>
-      <w:rFonts w:asciiTheme="majorHAnsi" w:cstheme="majorBidi" w:eastAsiaTheme="majorEastAsia" w:hAnsiTheme="majorHAnsi"/>
-      <w:i/>
-      <w:bCs/>
-      <w:color w:themeColor="accent1" w:val="4F81BD"/>
-      <w:sz w:val="24"/>
-      <w:szCs w:val="24"/>
+      <w:rFonts w:cstheme="majorBidi" w:eastAsiaTheme="majorEastAsia"/>
+      <w:color w:themeColor="accent1" w:themeShade="BF" w:val="0F4761"/>
     </w:rPr>
   </w:style>
-  <w:style w:styleId="Heading5" w:type="paragraph">
-    <w:name w:val="Heading 5"/>
+  <w:style w:styleId="Heading6" w:type="paragraph">
+    <w:name w:val="heading 6"/>
     <w:basedOn w:val="Normal"/>
     <w:next w:val="BodyText"/>
+    <w:link w:val="Heading6Char"/>
     <w:uiPriority w:val="9"/>
+    <w:semiHidden/>
     <w:unhideWhenUsed/>
     <w:qFormat/>
+    <w:rsid w:val="00A10FD9"/>
     <w:pPr>
       <w:keepNext/>
       <w:keepLines/>
-      <w:spacing w:after="0" w:before="200"/>
-      <w:outlineLvl w:val="4"/>
+      <w:spacing w:after="0" w:before="40"/>
+      <w:outlineLvl w:val="5"/>
     </w:pPr>
     <w:rPr>
-      <w:rFonts w:asciiTheme="majorHAnsi" w:cstheme="majorBidi" w:eastAsiaTheme="majorEastAsia" w:hAnsiTheme="majorHAnsi"/>
+      <w:rFonts w:cstheme="majorBidi" w:eastAsiaTheme="majorEastAsia"/>
+      <w:i/>
       <w:iCs/>
-      <w:color w:themeColor="accent1" w:val="4F81BD"/>
-      <w:sz w:val="24"/>
-      <w:szCs w:val="24"/>
+      <w:color w:themeColor="text1" w:themeTint="A6" w:val="595959"/>
     </w:rPr>
   </w:style>
-  <w:style w:styleId="Heading6" w:type="paragraph">
-    <w:name w:val="Heading 6"/>
+  <w:style w:styleId="Heading7" w:type="paragraph">
+    <w:name w:val="heading 7"/>
     <w:basedOn w:val="Normal"/>
     <w:next w:val="BodyText"/>
+    <w:link w:val="Heading7Char"/>
     <w:uiPriority w:val="9"/>
+    <w:semiHidden/>
     <w:unhideWhenUsed/>
     <w:qFormat/>
+    <w:rsid w:val="00A10FD9"/>
     <w:pPr>
       <w:keepNext/>
       <w:keepLines/>
-      <w:spacing w:after="0" w:before="200"/>
-      <w:outlineLvl w:val="5"/>
+      <w:spacing w:after="0" w:before="40"/>
+      <w:outlineLvl w:val="6"/>
     </w:pPr>
     <w:rPr>
-      <w:rFonts w:asciiTheme="majorHAnsi" w:cstheme="majorBidi" w:eastAsiaTheme="majorEastAsia" w:hAnsiTheme="majorHAnsi"/>
-      <w:color w:themeColor="accent1" w:val="4F81BD"/>
-      <w:sz w:val="24"/>
-      <w:szCs w:val="24"/>
+      <w:rFonts w:cstheme="majorBidi" w:eastAsiaTheme="majorEastAsia"/>
+      <w:color w:themeColor="text1" w:themeTint="A6" w:val="595959"/>
     </w:rPr>
   </w:style>
-  <w:style w:styleId="Heading7" w:type="paragraph">
-    <w:name w:val="Heading 7"/>
+  <w:style w:styleId="Heading8" w:type="paragraph">
+    <w:name w:val="heading 8"/>
     <w:basedOn w:val="Normal"/>
     <w:next w:val="BodyText"/>
+    <w:link w:val="Heading8Char"/>
     <w:uiPriority w:val="9"/>
+    <w:semiHidden/>
     <w:unhideWhenUsed/>
     <w:qFormat/>
+    <w:rsid w:val="00A10FD9"/>
     <w:pPr>
       <w:keepNext/>
       <w:keepLines/>
-      <w:spacing w:after="0" w:before="200"/>
-      <w:outlineLvl w:val="6"/>
+      <w:spacing w:after="0"/>
+      <w:outlineLvl w:val="7"/>
     </w:pPr>
     <w:rPr>
-      <w:rFonts w:asciiTheme="majorHAnsi" w:cstheme="majorBidi" w:eastAsiaTheme="majorEastAsia" w:hAnsiTheme="majorHAnsi"/>
-      <w:color w:themeColor="accent1" w:val="4F81BD"/>
-      <w:sz w:val="24"/>
-      <w:szCs w:val="24"/>
+      <w:rFonts w:cstheme="majorBidi" w:eastAsiaTheme="majorEastAsia"/>
+      <w:i/>
+      <w:iCs/>
+      <w:color w:themeColor="text1" w:themeTint="D8" w:val="272727"/>
     </w:rPr>
   </w:style>
-  <w:style w:styleId="Heading8" w:type="paragraph">
-    <w:name w:val="Heading 8"/>
+  <w:style w:styleId="Heading9" w:type="paragraph">
+    <w:name w:val="heading 9"/>
     <w:basedOn w:val="Normal"/>
     <w:next w:val="BodyText"/>
+    <w:link w:val="Heading9Char"/>
     <w:uiPriority w:val="9"/>
+    <w:semiHidden/>
     <w:unhideWhenUsed/>
     <w:qFormat/>
+    <w:rsid w:val="00A10FD9"/>
     <w:pPr>
       <w:keepNext/>
       <w:keepLines/>
-      <w:spacing w:after="0" w:before="200"/>
-      <w:outlineLvl w:val="7"/>
-    </w:pPr>
-    <w:rPr>
-      <w:rFonts w:asciiTheme="majorHAnsi" w:cstheme="majorBidi" w:eastAsiaTheme="majorEastAsia" w:hAnsiTheme="majorHAnsi"/>
-      <w:color w:themeColor="accent1" w:val="4F81BD"/>
-      <w:sz w:val="24"/>
-      <w:szCs w:val="24"/>
-    </w:rPr>
-  </w:style>
-  <w:style w:styleId="Heading9" w:type="paragraph">
-    <w:name w:val="Heading 9"/>
-    <w:basedOn w:val="Normal"/>
-    <w:next w:val="BodyText"/>
-    <w:uiPriority w:val="9"/>
-    <w:unhideWhenUsed/>
-    <w:qFormat/>
-    <w:pPr>
-      <w:keepNext/>
-      <w:keepLines/>
-      <w:spacing w:after="0" w:before="200"/>
+      <w:spacing w:after="0"/>
       <w:outlineLvl w:val="8"/>
     </w:pPr>
     <w:rPr>
+      <w:rFonts w:cstheme="majorBidi" w:eastAsiaTheme="majorEastAsia"/>
+      <w:color w:themeColor="text1" w:themeTint="D8" w:val="272727"/>
+    </w:rPr>
+  </w:style>
+  <w:style w:customStyle="1" w:styleId="Heading1Char" w:type="character">
+    <w:name w:val="Heading 1 Char"/>
+    <w:basedOn w:val="DefaultParagraphFont"/>
+    <w:link w:val="Heading1"/>
+    <w:uiPriority w:val="9"/>
+    <w:rsid w:val="00A10FD9"/>
+    <w:rPr>
       <w:rFonts w:asciiTheme="majorHAnsi" w:cstheme="majorBidi" w:eastAsiaTheme="majorEastAsia" w:hAnsiTheme="majorHAnsi"/>
-      <w:color w:themeColor="accent1" w:val="4F81BD"/>
-      <w:sz w:val="24"/>
-      <w:szCs w:val="24"/>
+      <w:color w:themeColor="accent1" w:themeShade="BF" w:val="0F4761"/>
+      <w:sz w:val="40"/>
+      <w:szCs w:val="40"/>
+    </w:rPr>
+  </w:style>
+  <w:style w:customStyle="1" w:styleId="Heading2Char" w:type="character">
+    <w:name w:val="Heading 2 Char"/>
+    <w:basedOn w:val="DefaultParagraphFont"/>
+    <w:link w:val="Heading2"/>
+    <w:uiPriority w:val="9"/>
+    <w:semiHidden/>
+    <w:rsid w:val="00A10FD9"/>
+    <w:rPr>
+      <w:rFonts w:asciiTheme="majorHAnsi" w:cstheme="majorBidi" w:eastAsiaTheme="majorEastAsia" w:hAnsiTheme="majorHAnsi"/>
+      <w:color w:themeColor="accent1" w:themeShade="BF" w:val="0F4761"/>
+      <w:sz w:val="32"/>
+      <w:szCs w:val="32"/>
+    </w:rPr>
+  </w:style>
+  <w:style w:customStyle="1" w:styleId="Heading3Char" w:type="character">
+    <w:name w:val="Heading 3 Char"/>
+    <w:basedOn w:val="DefaultParagraphFont"/>
+    <w:link w:val="Heading3"/>
+    <w:uiPriority w:val="9"/>
+    <w:semiHidden/>
+    <w:rsid w:val="00A10FD9"/>
+    <w:rPr>
+      <w:rFonts w:cstheme="majorBidi" w:eastAsiaTheme="majorEastAsia"/>
+      <w:color w:themeColor="accent1" w:themeShade="BF" w:val="0F4761"/>
+      <w:sz w:val="28"/>
+      <w:szCs w:val="28"/>
+    </w:rPr>
+  </w:style>
+  <w:style w:customStyle="1" w:styleId="Heading4Char" w:type="character">
+    <w:name w:val="Heading 4 Char"/>
+    <w:basedOn w:val="DefaultParagraphFont"/>
+    <w:link w:val="Heading4"/>
+    <w:uiPriority w:val="9"/>
+    <w:semiHidden/>
+    <w:rsid w:val="00A10FD9"/>
+    <w:rPr>
+      <w:rFonts w:cstheme="majorBidi" w:eastAsiaTheme="majorEastAsia"/>
+      <w:i/>
+      <w:iCs/>
+      <w:color w:themeColor="accent1" w:themeShade="BF" w:val="0F4761"/>
+    </w:rPr>
+  </w:style>
+  <w:style w:customStyle="1" w:styleId="Heading5Char" w:type="character">
+    <w:name w:val="Heading 5 Char"/>
+    <w:basedOn w:val="DefaultParagraphFont"/>
+    <w:link w:val="Heading5"/>
+    <w:uiPriority w:val="9"/>
+    <w:semiHidden/>
+    <w:rsid w:val="00A10FD9"/>
+    <w:rPr>
+      <w:rFonts w:cstheme="majorBidi" w:eastAsiaTheme="majorEastAsia"/>
+      <w:color w:themeColor="accent1" w:themeShade="BF" w:val="0F4761"/>
+    </w:rPr>
+  </w:style>
+  <w:style w:customStyle="1" w:styleId="Heading6Char" w:type="character">
+    <w:name w:val="Heading 6 Char"/>
+    <w:basedOn w:val="DefaultParagraphFont"/>
+    <w:link w:val="Heading6"/>
+    <w:uiPriority w:val="9"/>
+    <w:semiHidden/>
+    <w:rsid w:val="00A10FD9"/>
+    <w:rPr>
+      <w:rFonts w:cstheme="majorBidi" w:eastAsiaTheme="majorEastAsia"/>
+      <w:i/>
+      <w:iCs/>
+      <w:color w:themeColor="text1" w:themeTint="A6" w:val="595959"/>
+    </w:rPr>
+  </w:style>
+  <w:style w:customStyle="1" w:styleId="Heading7Char" w:type="character">
+    <w:name w:val="Heading 7 Char"/>
+    <w:basedOn w:val="DefaultParagraphFont"/>
+    <w:link w:val="Heading7"/>
+    <w:uiPriority w:val="9"/>
+    <w:semiHidden/>
+    <w:rsid w:val="00A10FD9"/>
+    <w:rPr>
+      <w:rFonts w:cstheme="majorBidi" w:eastAsiaTheme="majorEastAsia"/>
+      <w:color w:themeColor="text1" w:themeTint="A6" w:val="595959"/>
+    </w:rPr>
+  </w:style>
+  <w:style w:customStyle="1" w:styleId="Heading8Char" w:type="character">
+    <w:name w:val="Heading 8 Char"/>
+    <w:basedOn w:val="DefaultParagraphFont"/>
+    <w:link w:val="Heading8"/>
+    <w:uiPriority w:val="9"/>
+    <w:semiHidden/>
+    <w:rsid w:val="00A10FD9"/>
+    <w:rPr>
+      <w:rFonts w:cstheme="majorBidi" w:eastAsiaTheme="majorEastAsia"/>
+      <w:i/>
+      <w:iCs/>
+      <w:color w:themeColor="text1" w:themeTint="D8" w:val="272727"/>
+    </w:rPr>
+  </w:style>
+  <w:style w:customStyle="1" w:styleId="Heading9Char" w:type="character">
+    <w:name w:val="Heading 9 Char"/>
+    <w:basedOn w:val="DefaultParagraphFont"/>
+    <w:link w:val="Heading9"/>
+    <w:uiPriority w:val="9"/>
+    <w:semiHidden/>
+    <w:rsid w:val="00A10FD9"/>
+    <w:rPr>
+      <w:rFonts w:cstheme="majorBidi" w:eastAsiaTheme="majorEastAsia"/>
+      <w:color w:themeColor="text1" w:themeTint="D8" w:val="272727"/>
     </w:rPr>
   </w:style>
   <w:style w:styleId="BlockText" w:type="paragraph">
@@ -10502,8 +10543,8 @@
   </w:style>
   <w:style w:styleId="FootnoteBlockText" w:type="paragraph">
     <w:name w:val="Footnote Block Text"/>
-    <w:basedOn w:val="Footnote Text"/>
-    <w:next w:val="Footnote Text"/>
+    <w:basedOn w:val="FootnoteText"/>
+    <w:next w:val="FootnoteText"/>
     <w:uiPriority w:val="9"/>
     <w:unhideWhenUsed/>
     <w:qFormat/>
@@ -10541,10 +10582,10 @@
         <w:jc w:val="left"/>
       </w:trPr>
       <w:tcPr>
-        <w:vAlign w:val="bottom"/>
         <w:tcBorders>
           <w:bottom w:val="single"/>
         </w:tcBorders>
+        <w:vAlign w:val="bottom"/>
       </w:tcPr>
     </w:tblStylePr>
   </w:style>
@@ -10660,6 +10701,7 @@
     <w:name w:val="KeywordTok"/>
     <w:basedOn w:val="VerbatimChar"/>
     <w:rPr>
+      <w:b/>
       <w:color w:val="003b4f"/>
       <w:shd w:val="clear" w:fill="f1f3f5"/>
     </w:rPr>
@@ -10764,9 +10806,9 @@
     <w:name w:val="DocumentationTok"/>
     <w:basedOn w:val="VerbatimChar"/>
     <w:rPr>
+      <w:i/>
       <w:color w:val="5e5e5e"/>
       <w:shd w:val="clear" w:fill="f1f3f5"/>
-      <w:i/>
     </w:rPr>
   </w:style>
   <w:style w:type="character" w:customStyle="1" w:styleId="AnnotationTok">
@@ -10781,9 +10823,9 @@
     <w:name w:val="CommentVarTok"/>
     <w:basedOn w:val="VerbatimChar"/>
     <w:rPr>
+      <w:i/>
       <w:color w:val="5e5e5e"/>
       <w:shd w:val="clear" w:fill="f1f3f5"/>
-      <w:i/>
     </w:rPr>
   </w:style>
   <w:style w:type="character" w:customStyle="1" w:styleId="OtherTok">
@@ -10814,6 +10856,7 @@
     <w:name w:val="ControlFlowTok"/>
     <w:basedOn w:val="VerbatimChar"/>
     <w:rPr>
+      <w:b/>
       <w:color w:val="003b4f"/>
       <w:shd w:val="clear" w:fill="f1f3f5"/>
     </w:rPr>
@@ -10878,9 +10921,9 @@
     <w:name w:val="WarningTok"/>
     <w:basedOn w:val="VerbatimChar"/>
     <w:rPr>
+      <w:i/>
       <w:color w:val="5e5e5e"/>
       <w:shd w:val="clear" w:fill="f1f3f5"/>
-      <w:i/>
     </w:rPr>
   </w:style>
   <w:style w:type="character" w:customStyle="1" w:styleId="AlertTok">
@@ -10921,44 +10964,44 @@
         <a:sysClr val="window" lastClr="FFFFFF"/>
       </a:lt1>
       <a:dk2>
-        <a:srgbClr val="1F497D"/>
+        <a:srgbClr val="0E2841"/>
       </a:dk2>
       <a:lt2>
-        <a:srgbClr val="EEECE1"/>
+        <a:srgbClr val="E8E8E8"/>
       </a:lt2>
       <a:accent1>
-        <a:srgbClr val="4F81BD"/>
+        <a:srgbClr val="156082"/>
       </a:accent1>
       <a:accent2>
-        <a:srgbClr val="C0504D"/>
+        <a:srgbClr val="E97132"/>
       </a:accent2>
       <a:accent3>
-        <a:srgbClr val="9BBB59"/>
+        <a:srgbClr val="196B24"/>
       </a:accent3>
       <a:accent4>
-        <a:srgbClr val="8064A2"/>
+        <a:srgbClr val="0F9ED5"/>
       </a:accent4>
       <a:accent5>
-        <a:srgbClr val="4BACC6"/>
+        <a:srgbClr val="A02B93"/>
       </a:accent5>
       <a:accent6>
-        <a:srgbClr val="F79646"/>
+        <a:srgbClr val="4EA72E"/>
       </a:accent6>
       <a:hlink>
-        <a:srgbClr val="0000FF"/>
+        <a:srgbClr val="467886"/>
       </a:hlink>
       <a:folHlink>
-        <a:srgbClr val="800080"/>
+        <a:srgbClr val="96607D"/>
       </a:folHlink>
     </a:clrScheme>
     <a:fontScheme name="Office">
       <a:majorFont>
-        <a:latin typeface="Calibri"/>
+        <a:latin typeface="Aptos Display" panose="02110004020202020204"/>
         <a:ea typeface=""/>
         <a:cs typeface=""/>
-        <a:font script="Jpan" typeface="ＭＳ ゴシック"/>
+        <a:font script="Jpan" typeface="游ゴシック Light"/>
         <a:font script="Hang" typeface="맑은 고딕"/>
-        <a:font script="Hans" typeface="宋体"/>
+        <a:font script="Hans" typeface="等线 Light"/>
         <a:font script="Hant" typeface="新細明體"/>
         <a:font script="Arab" typeface="Times New Roman"/>
         <a:font script="Hebr" typeface="Times New Roman"/>
@@ -10985,14 +11028,32 @@
         <a:font script="Mong" typeface="Mongolian Baiti"/>
         <a:font script="Viet" typeface="Times New Roman"/>
         <a:font script="Uigh" typeface="Microsoft Uighur"/>
+        <a:font script="Geor" typeface="Sylfaen"/>
+        <a:font script="Armn" typeface="Arial"/>
+        <a:font script="Bugi" typeface="Leelawadee UI"/>
+        <a:font script="Bopo" typeface="Microsoft JhengHei"/>
+        <a:font script="Java" typeface="Javanese Text"/>
+        <a:font script="Lisu" typeface="Segoe UI"/>
+        <a:font script="Mymr" typeface="Myanmar Text"/>
+        <a:font script="Nkoo" typeface="Ebrima"/>
+        <a:font script="Olck" typeface="Nirmala UI"/>
+        <a:font script="Osma" typeface="Ebrima"/>
+        <a:font script="Phag" typeface="Phagspa"/>
+        <a:font script="Syrn" typeface="Estrangelo Edessa"/>
+        <a:font script="Syrj" typeface="Estrangelo Edessa"/>
+        <a:font script="Syre" typeface="Estrangelo Edessa"/>
+        <a:font script="Sora" typeface="Nirmala UI"/>
+        <a:font script="Tale" typeface="Microsoft Tai Le"/>
+        <a:font script="Talu" typeface="Microsoft New Tai Lue"/>
+        <a:font script="Tfng" typeface="Ebrima"/>
       </a:majorFont>
       <a:minorFont>
-        <a:latin typeface="Cambria"/>
+        <a:latin typeface="Aptos" panose="02110004020202020204"/>
         <a:ea typeface=""/>
         <a:cs typeface=""/>
-        <a:font script="Jpan" typeface="ＭＳ 明朝"/>
+        <a:font script="Jpan" typeface="游明朝"/>
         <a:font script="Hang" typeface="맑은 고딕"/>
-        <a:font script="Hans" typeface="宋体"/>
+        <a:font script="Hans" typeface="等线"/>
         <a:font script="Hant" typeface="新細明體"/>
         <a:font script="Arab" typeface="Arial"/>
         <a:font script="Hebr" typeface="Arial"/>
@@ -11019,6 +11080,24 @@
         <a:font script="Mong" typeface="Mongolian Baiti"/>
         <a:font script="Viet" typeface="Arial"/>
         <a:font script="Uigh" typeface="Microsoft Uighur"/>
+        <a:font script="Geor" typeface="Sylfaen"/>
+        <a:font script="Armn" typeface="Arial"/>
+        <a:font script="Bugi" typeface="Leelawadee UI"/>
+        <a:font script="Bopo" typeface="Microsoft JhengHei"/>
+        <a:font script="Java" typeface="Javanese Text"/>
+        <a:font script="Lisu" typeface="Segoe UI"/>
+        <a:font script="Mymr" typeface="Myanmar Text"/>
+        <a:font script="Nkoo" typeface="Ebrima"/>
+        <a:font script="Olck" typeface="Nirmala UI"/>
+        <a:font script="Osma" typeface="Ebrima"/>
+        <a:font script="Phag" typeface="Phagspa"/>
+        <a:font script="Syrn" typeface="Estrangelo Edessa"/>
+        <a:font script="Syrj" typeface="Estrangelo Edessa"/>
+        <a:font script="Syre" typeface="Estrangelo Edessa"/>
+        <a:font script="Sora" typeface="Nirmala UI"/>
+        <a:font script="Tale" typeface="Microsoft Tai Le"/>
+        <a:font script="Talu" typeface="Microsoft New Tai Lue"/>
+        <a:font script="Tfng" typeface="Ebrima"/>
       </a:minorFont>
     </a:fontScheme>
     <a:fmtScheme name="Office">
@@ -11030,200 +11109,141 @@
           <a:gsLst>
             <a:gs pos="0">
               <a:schemeClr val="phClr">
-                <a:tint val="50000"/>
-                <a:satMod val="300000"/>
+                <a:lumMod val="110000"/>
+                <a:satMod val="105000"/>
+                <a:tint val="67000"/>
               </a:schemeClr>
             </a:gs>
-            <a:gs pos="35000">
+            <a:gs pos="50000">
               <a:schemeClr val="phClr">
-                <a:tint val="37000"/>
-                <a:satMod val="300000"/>
+                <a:lumMod val="105000"/>
+                <a:satMod val="103000"/>
+                <a:tint val="73000"/>
               </a:schemeClr>
             </a:gs>
             <a:gs pos="100000">
               <a:schemeClr val="phClr">
-                <a:tint val="15000"/>
-                <a:satMod val="350000"/>
+                <a:lumMod val="105000"/>
+                <a:satMod val="109000"/>
+                <a:tint val="81000"/>
               </a:schemeClr>
             </a:gs>
           </a:gsLst>
-          <a:lin ang="16200000" scaled="1"/>
+          <a:lin ang="5400000" scaled="0"/>
         </a:gradFill>
         <a:gradFill rotWithShape="1">
           <a:gsLst>
             <a:gs pos="0">
               <a:schemeClr val="phClr">
-                <a:tint val="100000"/>
+                <a:satMod val="103000"/>
+                <a:lumMod val="102000"/>
+                <a:tint val="94000"/>
+              </a:schemeClr>
+            </a:gs>
+            <a:gs pos="50000">
+              <a:schemeClr val="phClr">
+                <a:satMod val="110000"/>
+                <a:lumMod val="100000"/>
                 <a:shade val="100000"/>
-                <a:satMod val="130000"/>
               </a:schemeClr>
             </a:gs>
             <a:gs pos="100000">
               <a:schemeClr val="phClr">
-                <a:tint val="50000"/>
-                <a:shade val="100000"/>
-                <a:satMod val="350000"/>
+                <a:lumMod val="99000"/>
+                <a:satMod val="120000"/>
+                <a:shade val="78000"/>
               </a:schemeClr>
             </a:gs>
           </a:gsLst>
-          <a:lin ang="16200000" scaled="0"/>
+          <a:lin ang="5400000" scaled="0"/>
         </a:gradFill>
       </a:fillStyleLst>
       <a:lnStyleLst>
-        <a:ln w="9525" cap="flat" cmpd="sng" algn="ctr">
-          <a:solidFill>
-            <a:schemeClr val="phClr">
-              <a:shade val="95000"/>
-              <a:satMod val="105000"/>
-            </a:schemeClr>
-          </a:solidFill>
-          <a:prstDash val="solid"/>
-        </a:ln>
-        <a:ln w="25400" cap="flat" cmpd="sng" algn="ctr">
+        <a:ln w="6350" cap="flat" cmpd="sng" algn="ctr">
           <a:solidFill>
             <a:schemeClr val="phClr"/>
           </a:solidFill>
           <a:prstDash val="solid"/>
+          <a:miter lim="800000"/>
         </a:ln>
-        <a:ln w="38100" cap="flat" cmpd="sng" algn="ctr">
+        <a:ln w="12700" cap="flat" cmpd="sng" algn="ctr">
           <a:solidFill>
             <a:schemeClr val="phClr"/>
           </a:solidFill>
           <a:prstDash val="solid"/>
+          <a:miter lim="800000"/>
+        </a:ln>
+        <a:ln w="19050" cap="flat" cmpd="sng" algn="ctr">
+          <a:solidFill>
+            <a:schemeClr val="phClr"/>
+          </a:solidFill>
+          <a:prstDash val="solid"/>
+          <a:miter lim="800000"/>
         </a:ln>
       </a:lnStyleLst>
       <a:effectStyleLst>
         <a:effectStyle>
+          <a:effectLst/>
+        </a:effectStyle>
+        <a:effectStyle>
+          <a:effectLst/>
+        </a:effectStyle>
+        <a:effectStyle>
           <a:effectLst>
-            <a:outerShdw blurRad="40000" dist="20000" dir="5400000" rotWithShape="0">
+            <a:outerShdw blurRad="57150" dist="19050" dir="5400000" algn="ctr" rotWithShape="0">
               <a:srgbClr val="000000">
-                <a:alpha val="38000"/>
+                <a:alpha val="63000"/>
               </a:srgbClr>
             </a:outerShdw>
           </a:effectLst>
-        </a:effectStyle>
-        <a:effectStyle>
-          <a:effectLst>
-            <a:outerShdw blurRad="40000" dist="23000" dir="5400000" rotWithShape="0">
-              <a:srgbClr val="000000">
-                <a:alpha val="35000"/>
-              </a:srgbClr>
-            </a:outerShdw>
-          </a:effectLst>
-        </a:effectStyle>
-        <a:effectStyle>
-          <a:effectLst>
-            <a:outerShdw blurRad="40000" dist="23000" dir="5400000" rotWithShape="0">
-              <a:srgbClr val="000000">
-                <a:alpha val="35000"/>
-              </a:srgbClr>
-            </a:outerShdw>
-          </a:effectLst>
-          <a:scene3d>
-            <a:camera prst="orthographicFront">
-              <a:rot lat="0" lon="0" rev="0"/>
-            </a:camera>
-            <a:lightRig rig="threePt" dir="t">
-              <a:rot lat="0" lon="0" rev="1200000"/>
-            </a:lightRig>
-          </a:scene3d>
-          <a:sp3d>
-            <a:bevelT w="63500" h="25400"/>
-          </a:sp3d>
         </a:effectStyle>
       </a:effectStyleLst>
       <a:bgFillStyleLst>
         <a:solidFill>
           <a:schemeClr val="phClr"/>
         </a:solidFill>
+        <a:solidFill>
+          <a:schemeClr val="phClr">
+            <a:tint val="95000"/>
+            <a:satMod val="170000"/>
+          </a:schemeClr>
+        </a:solidFill>
         <a:gradFill rotWithShape="1">
           <a:gsLst>
             <a:gs pos="0">
               <a:schemeClr val="phClr">
-                <a:tint val="40000"/>
-                <a:satMod val="350000"/>
+                <a:tint val="93000"/>
+                <a:satMod val="150000"/>
+                <a:shade val="98000"/>
+                <a:lumMod val="102000"/>
               </a:schemeClr>
             </a:gs>
-            <a:gs pos="40000">
+            <a:gs pos="50000">
               <a:schemeClr val="phClr">
-                <a:tint val="45000"/>
-                <a:shade val="99000"/>
-                <a:satMod val="350000"/>
+                <a:tint val="98000"/>
+                <a:satMod val="130000"/>
+                <a:shade val="90000"/>
+                <a:lumMod val="103000"/>
               </a:schemeClr>
             </a:gs>
             <a:gs pos="100000">
               <a:schemeClr val="phClr">
-                <a:shade val="20000"/>
-                <a:satMod val="255000"/>
+                <a:shade val="63000"/>
+                <a:satMod val="120000"/>
               </a:schemeClr>
             </a:gs>
           </a:gsLst>
-          <a:path path="circle">
-            <a:fillToRect l="50000" t="-80000" r="50000" b="180000"/>
-          </a:path>
-        </a:gradFill>
-        <a:gradFill rotWithShape="1">
-          <a:gsLst>
-            <a:gs pos="0">
-              <a:schemeClr val="phClr">
-                <a:tint val="80000"/>
-                <a:satMod val="300000"/>
-              </a:schemeClr>
-            </a:gs>
-            <a:gs pos="100000">
-              <a:schemeClr val="phClr">
-                <a:shade val="30000"/>
-                <a:satMod val="200000"/>
-              </a:schemeClr>
-            </a:gs>
-          </a:gsLst>
-          <a:path path="circle">
-            <a:fillToRect l="50000" t="50000" r="50000" b="50000"/>
-          </a:path>
+          <a:lin ang="5400000" scaled="0"/>
         </a:gradFill>
       </a:bgFillStyleLst>
     </a:fmtScheme>
   </a:themeElements>
-  <a:objectDefaults>
-    <a:spDef>
-      <a:spPr/>
-      <a:bodyPr/>
-      <a:lstStyle/>
-      <a:style>
-        <a:lnRef idx="1">
-          <a:schemeClr val="accent1"/>
-        </a:lnRef>
-        <a:fillRef idx="3">
-          <a:schemeClr val="accent1"/>
-        </a:fillRef>
-        <a:effectRef idx="2">
-          <a:schemeClr val="accent1"/>
-        </a:effectRef>
-        <a:fontRef idx="minor">
-          <a:schemeClr val="lt1"/>
-        </a:fontRef>
-      </a:style>
-    </a:spDef>
-    <a:lnDef>
-      <a:spPr/>
-      <a:bodyPr/>
-      <a:lstStyle/>
-      <a:style>
-        <a:lnRef idx="2">
-          <a:schemeClr val="accent1"/>
-        </a:lnRef>
-        <a:fillRef idx="0">
-          <a:schemeClr val="accent1"/>
-        </a:fillRef>
-        <a:effectRef idx="1">
-          <a:schemeClr val="accent1"/>
-        </a:effectRef>
-        <a:fontRef idx="minor">
-          <a:schemeClr val="tx1"/>
-        </a:fontRef>
-      </a:style>
-    </a:lnDef>
-  </a:objectDefaults>
+  <a:objectDefaults/>
   <a:extraClrSchemeLst/>
+  <a:extLst>
+    <a:ext uri="{05A4C25C-085E-4340-85A3-A5531E510DB2}">
+      <thm15:themeFamily xmlns:thm15="http://schemas.microsoft.com/office/thememl/2012/main" name="Office Theme" id="{2E142A2C-CD16-42D6-873A-C26D2A0506FA}" vid="{1BDDFF52-6CD6-40A5-AB3C-68EB2F1E4D0A}"/>
+    </a:ext>
+  </a:extLst>
 </a:theme>
 </file>